--- a/exercises/Bài tập tổng hợp 26-29 - Mạo từ, giới từ và từ chỉ định/Đề 1.docx
+++ b/exercises/Bài tập tổng hợp 26-29 - Mạo từ, giới từ và từ chỉ định/Đề 1.docx
@@ -141,18 +141,17 @@
     <w:p>
       <w:pPr>
         <w:keepNext/>
-        <w:spacing w:before="280" w:after="80" w:line="240" w:lineRule="auto"/>
-        <w:rPr>
-          <w:rFonts w:ascii="Arial" w:hAnsi="Arial" w:cs="Arial"/>
-          <w:b/>
-        </w:rPr>
-      </w:pPr>
-      <w:r>
-        <w:rPr>
-          <w:rFonts w:ascii="Arial" w:hAnsi="Arial" w:cs="Arial"/>
-          <w:b/>
-        </w:rPr>
-        <w:lastRenderedPageBreak/>
+        <w:spacing w:before="240" w:after="80" w:line="240" w:lineRule="auto"/>
+        <w:rPr>
+          <w:rFonts w:ascii="Arial" w:hAnsi="Arial" w:cs="Arial"/>
+          <w:b/>
+        </w:rPr>
+      </w:pPr>
+      <w:r>
+        <w:rPr>
+          <w:rFonts w:ascii="Arial" w:hAnsi="Arial" w:cs="Arial"/>
+          <w:b/>
+        </w:rPr>
         <w:t>PHẦN 1. CHỌN MẠO TỪ ĐÚNG (10 điểm)</w:t>
       </w:r>
     </w:p>
@@ -248,6 +247,40 @@
     </w:p>
     <w:p>
       <w:pPr>
+        <w:spacing w:after="40" w:line="240" w:lineRule="auto"/>
+        <w:ind w:left="340"/>
+        <w:rPr>
+          <w:rFonts w:ascii="Arial" w:hAnsi="Arial" w:cs="Arial"/>
+          <w:sz w:val="22"/>
+        </w:rPr>
+      </w:pPr>
+      <w:r>
+        <w:rPr>
+          <w:rFonts w:ascii="Arial" w:hAnsi="Arial" w:cs="Arial"/>
+          <w:sz w:val="22"/>
+        </w:rPr>
+        <w:t>D. Ø</w:t>
+      </w:r>
+    </w:p>
+    <w:p>
+      <w:pPr>
+        <w:keepNext/>
+        <w:spacing w:before="120" w:after="60" w:line="240" w:lineRule="auto"/>
+        <w:rPr>
+          <w:rFonts w:ascii="Arial" w:hAnsi="Arial" w:cs="Arial"/>
+          <w:sz w:val="22"/>
+        </w:rPr>
+      </w:pPr>
+      <w:r>
+        <w:rPr>
+          <w:rFonts w:ascii="Arial" w:hAnsi="Arial" w:cs="Arial"/>
+          <w:sz w:val="22"/>
+        </w:rPr>
+        <w:t>2. Lan wants to be ___ engineer.</w:t>
+      </w:r>
+    </w:p>
+    <w:p>
+      <w:pPr>
         <w:keepNext/>
         <w:spacing w:after="40" w:line="240" w:lineRule="auto"/>
         <w:ind w:left="340"/>
@@ -261,24 +294,7 @@
           <w:rFonts w:ascii="Arial" w:hAnsi="Arial" w:cs="Arial"/>
           <w:sz w:val="22"/>
         </w:rPr>
-        <w:t>D. Ø</w:t>
-      </w:r>
-    </w:p>
-    <w:p>
-      <w:pPr>
-        <w:keepNext/>
-        <w:spacing w:before="120" w:after="60" w:line="240" w:lineRule="auto"/>
-        <w:rPr>
-          <w:rFonts w:ascii="Arial" w:hAnsi="Arial" w:cs="Arial"/>
-          <w:sz w:val="22"/>
-        </w:rPr>
-      </w:pPr>
-      <w:r>
-        <w:rPr>
-          <w:rFonts w:ascii="Arial" w:hAnsi="Arial" w:cs="Arial"/>
-          <w:sz w:val="22"/>
-        </w:rPr>
-        <w:t>2. Lan wants to be ___ engineer.</w:t>
+        <w:t>A. a</w:t>
       </w:r>
     </w:p>
     <w:p>
@@ -296,7 +312,7 @@
           <w:rFonts w:ascii="Arial" w:hAnsi="Arial" w:cs="Arial"/>
           <w:sz w:val="22"/>
         </w:rPr>
-        <w:t>A. a</w:t>
+        <w:t>B. an</w:t>
       </w:r>
     </w:p>
     <w:p>
@@ -314,7 +330,41 @@
           <w:rFonts w:ascii="Arial" w:hAnsi="Arial" w:cs="Arial"/>
           <w:sz w:val="22"/>
         </w:rPr>
-        <w:t>B. an</w:t>
+        <w:t>C. the</w:t>
+      </w:r>
+    </w:p>
+    <w:p>
+      <w:pPr>
+        <w:spacing w:after="40" w:line="240" w:lineRule="auto"/>
+        <w:ind w:left="340"/>
+        <w:rPr>
+          <w:rFonts w:ascii="Arial" w:hAnsi="Arial" w:cs="Arial"/>
+          <w:sz w:val="22"/>
+        </w:rPr>
+      </w:pPr>
+      <w:r>
+        <w:rPr>
+          <w:rFonts w:ascii="Arial" w:hAnsi="Arial" w:cs="Arial"/>
+          <w:sz w:val="22"/>
+        </w:rPr>
+        <w:t>D. Ø</w:t>
+      </w:r>
+    </w:p>
+    <w:p>
+      <w:pPr>
+        <w:keepNext/>
+        <w:spacing w:before="120" w:after="60" w:line="240" w:lineRule="auto"/>
+        <w:rPr>
+          <w:rFonts w:ascii="Arial" w:hAnsi="Arial" w:cs="Arial"/>
+          <w:sz w:val="22"/>
+        </w:rPr>
+      </w:pPr>
+      <w:r>
+        <w:rPr>
+          <w:rFonts w:ascii="Arial" w:hAnsi="Arial" w:cs="Arial"/>
+          <w:sz w:val="22"/>
+        </w:rPr>
+        <w:t>3. ___ sun rises in the east.</w:t>
       </w:r>
     </w:p>
     <w:p>
@@ -332,7 +382,7 @@
           <w:rFonts w:ascii="Arial" w:hAnsi="Arial" w:cs="Arial"/>
           <w:sz w:val="22"/>
         </w:rPr>
-        <w:t>C. the</w:t>
+        <w:t>A. A</w:t>
       </w:r>
     </w:p>
     <w:p>
@@ -350,24 +400,7 @@
           <w:rFonts w:ascii="Arial" w:hAnsi="Arial" w:cs="Arial"/>
           <w:sz w:val="22"/>
         </w:rPr>
-        <w:t>D. Ø</w:t>
-      </w:r>
-    </w:p>
-    <w:p>
-      <w:pPr>
-        <w:keepNext/>
-        <w:spacing w:before="120" w:after="60" w:line="240" w:lineRule="auto"/>
-        <w:rPr>
-          <w:rFonts w:ascii="Arial" w:hAnsi="Arial" w:cs="Arial"/>
-          <w:sz w:val="22"/>
-        </w:rPr>
-      </w:pPr>
-      <w:r>
-        <w:rPr>
-          <w:rFonts w:ascii="Arial" w:hAnsi="Arial" w:cs="Arial"/>
-          <w:sz w:val="22"/>
-        </w:rPr>
-        <w:t>3. ___ sun rises in the east.</w:t>
+        <w:t>B. An</w:t>
       </w:r>
     </w:p>
     <w:p>
@@ -385,7 +418,41 @@
           <w:rFonts w:ascii="Arial" w:hAnsi="Arial" w:cs="Arial"/>
           <w:sz w:val="22"/>
         </w:rPr>
-        <w:t>A. A</w:t>
+        <w:t>C. The</w:t>
+      </w:r>
+    </w:p>
+    <w:p>
+      <w:pPr>
+        <w:spacing w:after="40" w:line="240" w:lineRule="auto"/>
+        <w:ind w:left="340"/>
+        <w:rPr>
+          <w:rFonts w:ascii="Arial" w:hAnsi="Arial" w:cs="Arial"/>
+          <w:sz w:val="22"/>
+        </w:rPr>
+      </w:pPr>
+      <w:r>
+        <w:rPr>
+          <w:rFonts w:ascii="Arial" w:hAnsi="Arial" w:cs="Arial"/>
+          <w:sz w:val="22"/>
+        </w:rPr>
+        <w:t>D. Ø</w:t>
+      </w:r>
+    </w:p>
+    <w:p>
+      <w:pPr>
+        <w:keepNext/>
+        <w:spacing w:before="120" w:after="60" w:line="240" w:lineRule="auto"/>
+        <w:rPr>
+          <w:rFonts w:ascii="Arial" w:hAnsi="Arial" w:cs="Arial"/>
+          <w:sz w:val="22"/>
+        </w:rPr>
+      </w:pPr>
+      <w:r>
+        <w:rPr>
+          <w:rFonts w:ascii="Arial" w:hAnsi="Arial" w:cs="Arial"/>
+          <w:sz w:val="22"/>
+        </w:rPr>
+        <w:t>4. We usually have ___ breakfast at seven.</w:t>
       </w:r>
     </w:p>
     <w:p>
@@ -403,7 +470,7 @@
           <w:rFonts w:ascii="Arial" w:hAnsi="Arial" w:cs="Arial"/>
           <w:sz w:val="22"/>
         </w:rPr>
-        <w:t>B. An</w:t>
+        <w:t>A. a</w:t>
       </w:r>
     </w:p>
     <w:p>
@@ -421,7 +488,7 @@
           <w:rFonts w:ascii="Arial" w:hAnsi="Arial" w:cs="Arial"/>
           <w:sz w:val="22"/>
         </w:rPr>
-        <w:t>C. The</w:t>
+        <w:t>B. an</w:t>
       </w:r>
     </w:p>
     <w:p>
@@ -439,6 +506,23 @@
           <w:rFonts w:ascii="Arial" w:hAnsi="Arial" w:cs="Arial"/>
           <w:sz w:val="22"/>
         </w:rPr>
+        <w:t>C. the</w:t>
+      </w:r>
+    </w:p>
+    <w:p>
+      <w:pPr>
+        <w:spacing w:after="40" w:line="240" w:lineRule="auto"/>
+        <w:ind w:left="340"/>
+        <w:rPr>
+          <w:rFonts w:ascii="Arial" w:hAnsi="Arial" w:cs="Arial"/>
+          <w:sz w:val="22"/>
+        </w:rPr>
+      </w:pPr>
+      <w:r>
+        <w:rPr>
+          <w:rFonts w:ascii="Arial" w:hAnsi="Arial" w:cs="Arial"/>
+          <w:sz w:val="22"/>
+        </w:rPr>
         <w:t>D. Ø</w:t>
       </w:r>
     </w:p>
@@ -456,7 +540,7 @@
           <w:rFonts w:ascii="Arial" w:hAnsi="Arial" w:cs="Arial"/>
           <w:sz w:val="22"/>
         </w:rPr>
-        <w:t>4. We usually have ___ breakfast at seven.</w:t>
+        <w:t>5. This is ___ book I told you about.</w:t>
       </w:r>
     </w:p>
     <w:p>
@@ -515,6 +599,40 @@
     </w:p>
     <w:p>
       <w:pPr>
+        <w:spacing w:after="40" w:line="240" w:lineRule="auto"/>
+        <w:ind w:left="340"/>
+        <w:rPr>
+          <w:rFonts w:ascii="Arial" w:hAnsi="Arial" w:cs="Arial"/>
+          <w:sz w:val="22"/>
+        </w:rPr>
+      </w:pPr>
+      <w:r>
+        <w:rPr>
+          <w:rFonts w:ascii="Arial" w:hAnsi="Arial" w:cs="Arial"/>
+          <w:sz w:val="22"/>
+        </w:rPr>
+        <w:t>D. Ø</w:t>
+      </w:r>
+    </w:p>
+    <w:p>
+      <w:pPr>
+        <w:keepNext/>
+        <w:spacing w:before="120" w:after="60" w:line="240" w:lineRule="auto"/>
+        <w:rPr>
+          <w:rFonts w:ascii="Arial" w:hAnsi="Arial" w:cs="Arial"/>
+          <w:sz w:val="22"/>
+        </w:rPr>
+      </w:pPr>
+      <w:r>
+        <w:rPr>
+          <w:rFonts w:ascii="Arial" w:hAnsi="Arial" w:cs="Arial"/>
+          <w:sz w:val="22"/>
+        </w:rPr>
+        <w:t>6. My father bought ___ new bicycle yesterday.</w:t>
+      </w:r>
+    </w:p>
+    <w:p>
+      <w:pPr>
         <w:keepNext/>
         <w:spacing w:after="40" w:line="240" w:lineRule="auto"/>
         <w:ind w:left="340"/>
@@ -528,24 +646,7 @@
           <w:rFonts w:ascii="Arial" w:hAnsi="Arial" w:cs="Arial"/>
           <w:sz w:val="22"/>
         </w:rPr>
-        <w:t>D. Ø</w:t>
-      </w:r>
-    </w:p>
-    <w:p>
-      <w:pPr>
-        <w:keepNext/>
-        <w:spacing w:before="120" w:after="60" w:line="240" w:lineRule="auto"/>
-        <w:rPr>
-          <w:rFonts w:ascii="Arial" w:hAnsi="Arial" w:cs="Arial"/>
-          <w:sz w:val="22"/>
-        </w:rPr>
-      </w:pPr>
-      <w:r>
-        <w:rPr>
-          <w:rFonts w:ascii="Arial" w:hAnsi="Arial" w:cs="Arial"/>
-          <w:sz w:val="22"/>
-        </w:rPr>
-        <w:t>5. This is ___ book I told you about.</w:t>
+        <w:t>A. a</w:t>
       </w:r>
     </w:p>
     <w:p>
@@ -563,7 +664,7 @@
           <w:rFonts w:ascii="Arial" w:hAnsi="Arial" w:cs="Arial"/>
           <w:sz w:val="22"/>
         </w:rPr>
-        <w:t>A. a</w:t>
+        <w:t>B. an</w:t>
       </w:r>
     </w:p>
     <w:p>
@@ -581,7 +682,41 @@
           <w:rFonts w:ascii="Arial" w:hAnsi="Arial" w:cs="Arial"/>
           <w:sz w:val="22"/>
         </w:rPr>
-        <w:t>B. an</w:t>
+        <w:t>C. the</w:t>
+      </w:r>
+    </w:p>
+    <w:p>
+      <w:pPr>
+        <w:spacing w:after="40" w:line="240" w:lineRule="auto"/>
+        <w:ind w:left="340"/>
+        <w:rPr>
+          <w:rFonts w:ascii="Arial" w:hAnsi="Arial" w:cs="Arial"/>
+          <w:sz w:val="22"/>
+        </w:rPr>
+      </w:pPr>
+      <w:r>
+        <w:rPr>
+          <w:rFonts w:ascii="Arial" w:hAnsi="Arial" w:cs="Arial"/>
+          <w:sz w:val="22"/>
+        </w:rPr>
+        <w:t>D. Ø</w:t>
+      </w:r>
+    </w:p>
+    <w:p>
+      <w:pPr>
+        <w:keepNext/>
+        <w:spacing w:before="120" w:after="60" w:line="240" w:lineRule="auto"/>
+        <w:rPr>
+          <w:rFonts w:ascii="Arial" w:hAnsi="Arial" w:cs="Arial"/>
+          <w:sz w:val="22"/>
+        </w:rPr>
+      </w:pPr>
+      <w:r>
+        <w:rPr>
+          <w:rFonts w:ascii="Arial" w:hAnsi="Arial" w:cs="Arial"/>
+          <w:sz w:val="22"/>
+        </w:rPr>
+        <w:t>7. She plays ___ piano very well.</w:t>
       </w:r>
     </w:p>
     <w:p>
@@ -599,7 +734,7 @@
           <w:rFonts w:ascii="Arial" w:hAnsi="Arial" w:cs="Arial"/>
           <w:sz w:val="22"/>
         </w:rPr>
-        <w:t>C. the</w:t>
+        <w:t>A. a</w:t>
       </w:r>
     </w:p>
     <w:p>
@@ -617,24 +752,7 @@
           <w:rFonts w:ascii="Arial" w:hAnsi="Arial" w:cs="Arial"/>
           <w:sz w:val="22"/>
         </w:rPr>
-        <w:t>D. Ø</w:t>
-      </w:r>
-    </w:p>
-    <w:p>
-      <w:pPr>
-        <w:keepNext/>
-        <w:spacing w:before="120" w:after="60" w:line="240" w:lineRule="auto"/>
-        <w:rPr>
-          <w:rFonts w:ascii="Arial" w:hAnsi="Arial" w:cs="Arial"/>
-          <w:sz w:val="22"/>
-        </w:rPr>
-      </w:pPr>
-      <w:r>
-        <w:rPr>
-          <w:rFonts w:ascii="Arial" w:hAnsi="Arial" w:cs="Arial"/>
-          <w:sz w:val="22"/>
-        </w:rPr>
-        <w:t>6. My father bought ___ new bicycle yesterday.</w:t>
+        <w:t>B. an</w:t>
       </w:r>
     </w:p>
     <w:p>
@@ -652,7 +770,41 @@
           <w:rFonts w:ascii="Arial" w:hAnsi="Arial" w:cs="Arial"/>
           <w:sz w:val="22"/>
         </w:rPr>
-        <w:t>A. a</w:t>
+        <w:t>C. the</w:t>
+      </w:r>
+    </w:p>
+    <w:p>
+      <w:pPr>
+        <w:spacing w:after="40" w:line="240" w:lineRule="auto"/>
+        <w:ind w:left="340"/>
+        <w:rPr>
+          <w:rFonts w:ascii="Arial" w:hAnsi="Arial" w:cs="Arial"/>
+          <w:sz w:val="22"/>
+        </w:rPr>
+      </w:pPr>
+      <w:r>
+        <w:rPr>
+          <w:rFonts w:ascii="Arial" w:hAnsi="Arial" w:cs="Arial"/>
+          <w:sz w:val="22"/>
+        </w:rPr>
+        <w:t>D. Ø</w:t>
+      </w:r>
+    </w:p>
+    <w:p>
+      <w:pPr>
+        <w:keepNext/>
+        <w:spacing w:before="120" w:after="60" w:line="240" w:lineRule="auto"/>
+        <w:rPr>
+          <w:rFonts w:ascii="Arial" w:hAnsi="Arial" w:cs="Arial"/>
+          <w:sz w:val="22"/>
+        </w:rPr>
+      </w:pPr>
+      <w:r>
+        <w:rPr>
+          <w:rFonts w:ascii="Arial" w:hAnsi="Arial" w:cs="Arial"/>
+          <w:sz w:val="22"/>
+        </w:rPr>
+        <w:t>8. Mount Everest is ___ highest mountain in the world.</w:t>
       </w:r>
     </w:p>
     <w:p>
@@ -670,7 +822,7 @@
           <w:rFonts w:ascii="Arial" w:hAnsi="Arial" w:cs="Arial"/>
           <w:sz w:val="22"/>
         </w:rPr>
-        <w:t>B. an</w:t>
+        <w:t>A. a</w:t>
       </w:r>
     </w:p>
     <w:p>
@@ -688,7 +840,7 @@
           <w:rFonts w:ascii="Arial" w:hAnsi="Arial" w:cs="Arial"/>
           <w:sz w:val="22"/>
         </w:rPr>
-        <w:t>C. the</w:t>
+        <w:t>B. an</w:t>
       </w:r>
     </w:p>
     <w:p>
@@ -706,6 +858,23 @@
           <w:rFonts w:ascii="Arial" w:hAnsi="Arial" w:cs="Arial"/>
           <w:sz w:val="22"/>
         </w:rPr>
+        <w:t>C. the</w:t>
+      </w:r>
+    </w:p>
+    <w:p>
+      <w:pPr>
+        <w:spacing w:after="40" w:line="240" w:lineRule="auto"/>
+        <w:ind w:left="340"/>
+        <w:rPr>
+          <w:rFonts w:ascii="Arial" w:hAnsi="Arial" w:cs="Arial"/>
+          <w:sz w:val="22"/>
+        </w:rPr>
+      </w:pPr>
+      <w:r>
+        <w:rPr>
+          <w:rFonts w:ascii="Arial" w:hAnsi="Arial" w:cs="Arial"/>
+          <w:sz w:val="22"/>
+        </w:rPr>
         <w:t>D. Ø</w:t>
       </w:r>
     </w:p>
@@ -723,7 +892,7 @@
           <w:rFonts w:ascii="Arial" w:hAnsi="Arial" w:cs="Arial"/>
           <w:sz w:val="22"/>
         </w:rPr>
-        <w:t>7. She plays ___ piano very well.</w:t>
+        <w:t>9. Nam goes to ___ school by bus every day.</w:t>
       </w:r>
     </w:p>
     <w:p>
@@ -782,6 +951,40 @@
     </w:p>
     <w:p>
       <w:pPr>
+        <w:spacing w:after="40" w:line="240" w:lineRule="auto"/>
+        <w:ind w:left="340"/>
+        <w:rPr>
+          <w:rFonts w:ascii="Arial" w:hAnsi="Arial" w:cs="Arial"/>
+          <w:sz w:val="22"/>
+        </w:rPr>
+      </w:pPr>
+      <w:r>
+        <w:rPr>
+          <w:rFonts w:ascii="Arial" w:hAnsi="Arial" w:cs="Arial"/>
+          <w:sz w:val="22"/>
+        </w:rPr>
+        <w:t>D. Ø</w:t>
+      </w:r>
+    </w:p>
+    <w:p>
+      <w:pPr>
+        <w:keepNext/>
+        <w:spacing w:before="120" w:after="60" w:line="240" w:lineRule="auto"/>
+        <w:rPr>
+          <w:rFonts w:ascii="Arial" w:hAnsi="Arial" w:cs="Arial"/>
+          <w:sz w:val="22"/>
+        </w:rPr>
+      </w:pPr>
+      <w:r>
+        <w:rPr>
+          <w:rFonts w:ascii="Arial" w:hAnsi="Arial" w:cs="Arial"/>
+          <w:sz w:val="22"/>
+        </w:rPr>
+        <w:t>10. We stayed at ___ small hotel near the station.</w:t>
+      </w:r>
+    </w:p>
+    <w:p>
+      <w:pPr>
         <w:keepNext/>
         <w:spacing w:after="40" w:line="240" w:lineRule="auto"/>
         <w:ind w:left="340"/>
@@ -795,24 +998,7 @@
           <w:rFonts w:ascii="Arial" w:hAnsi="Arial" w:cs="Arial"/>
           <w:sz w:val="22"/>
         </w:rPr>
-        <w:t>D. Ø</w:t>
-      </w:r>
-    </w:p>
-    <w:p>
-      <w:pPr>
-        <w:keepNext/>
-        <w:spacing w:before="120" w:after="60" w:line="240" w:lineRule="auto"/>
-        <w:rPr>
-          <w:rFonts w:ascii="Arial" w:hAnsi="Arial" w:cs="Arial"/>
-          <w:sz w:val="22"/>
-        </w:rPr>
-      </w:pPr>
-      <w:r>
-        <w:rPr>
-          <w:rFonts w:ascii="Arial" w:hAnsi="Arial" w:cs="Arial"/>
-          <w:sz w:val="22"/>
-        </w:rPr>
-        <w:t>8. Mount Everest is ___ highest mountain in the world.</w:t>
+        <w:t>A. a</w:t>
       </w:r>
     </w:p>
     <w:p>
@@ -830,7 +1016,7 @@
           <w:rFonts w:ascii="Arial" w:hAnsi="Arial" w:cs="Arial"/>
           <w:sz w:val="22"/>
         </w:rPr>
-        <w:t>A. a</w:t>
+        <w:t>B. an</w:t>
       </w:r>
     </w:p>
     <w:p>
@@ -848,12 +1034,11 @@
           <w:rFonts w:ascii="Arial" w:hAnsi="Arial" w:cs="Arial"/>
           <w:sz w:val="22"/>
         </w:rPr>
-        <w:t>B. an</w:t>
-      </w:r>
-    </w:p>
-    <w:p>
-      <w:pPr>
-        <w:keepNext/>
+        <w:t>C. the</w:t>
+      </w:r>
+    </w:p>
+    <w:p>
+      <w:pPr>
         <w:spacing w:after="40" w:line="240" w:lineRule="auto"/>
         <w:ind w:left="340"/>
         <w:rPr>
@@ -866,203 +1051,6 @@
           <w:rFonts w:ascii="Arial" w:hAnsi="Arial" w:cs="Arial"/>
           <w:sz w:val="22"/>
         </w:rPr>
-        <w:t>C. the</w:t>
-      </w:r>
-    </w:p>
-    <w:p>
-      <w:pPr>
-        <w:keepNext/>
-        <w:spacing w:after="40" w:line="240" w:lineRule="auto"/>
-        <w:ind w:left="340"/>
-        <w:rPr>
-          <w:rFonts w:ascii="Arial" w:hAnsi="Arial" w:cs="Arial"/>
-          <w:sz w:val="22"/>
-        </w:rPr>
-      </w:pPr>
-      <w:r>
-        <w:rPr>
-          <w:rFonts w:ascii="Arial" w:hAnsi="Arial" w:cs="Arial"/>
-          <w:sz w:val="22"/>
-        </w:rPr>
-        <w:lastRenderedPageBreak/>
-        <w:t>D. Ø</w:t>
-      </w:r>
-    </w:p>
-    <w:p>
-      <w:pPr>
-        <w:keepNext/>
-        <w:spacing w:before="120" w:after="60" w:line="240" w:lineRule="auto"/>
-        <w:rPr>
-          <w:rFonts w:ascii="Arial" w:hAnsi="Arial" w:cs="Arial"/>
-          <w:sz w:val="22"/>
-        </w:rPr>
-      </w:pPr>
-      <w:r>
-        <w:rPr>
-          <w:rFonts w:ascii="Arial" w:hAnsi="Arial" w:cs="Arial"/>
-          <w:sz w:val="22"/>
-        </w:rPr>
-        <w:t>9. Nam goes to ___ school by bus every day.</w:t>
-      </w:r>
-    </w:p>
-    <w:p>
-      <w:pPr>
-        <w:keepNext/>
-        <w:spacing w:after="40" w:line="240" w:lineRule="auto"/>
-        <w:ind w:left="340"/>
-        <w:rPr>
-          <w:rFonts w:ascii="Arial" w:hAnsi="Arial" w:cs="Arial"/>
-          <w:sz w:val="22"/>
-        </w:rPr>
-      </w:pPr>
-      <w:r>
-        <w:rPr>
-          <w:rFonts w:ascii="Arial" w:hAnsi="Arial" w:cs="Arial"/>
-          <w:sz w:val="22"/>
-        </w:rPr>
-        <w:t>A. a</w:t>
-      </w:r>
-    </w:p>
-    <w:p>
-      <w:pPr>
-        <w:keepNext/>
-        <w:spacing w:after="40" w:line="240" w:lineRule="auto"/>
-        <w:ind w:left="340"/>
-        <w:rPr>
-          <w:rFonts w:ascii="Arial" w:hAnsi="Arial" w:cs="Arial"/>
-          <w:sz w:val="22"/>
-        </w:rPr>
-      </w:pPr>
-      <w:r>
-        <w:rPr>
-          <w:rFonts w:ascii="Arial" w:hAnsi="Arial" w:cs="Arial"/>
-          <w:sz w:val="22"/>
-        </w:rPr>
-        <w:t>B. an</w:t>
-      </w:r>
-    </w:p>
-    <w:p>
-      <w:pPr>
-        <w:keepNext/>
-        <w:spacing w:after="40" w:line="240" w:lineRule="auto"/>
-        <w:ind w:left="340"/>
-        <w:rPr>
-          <w:rFonts w:ascii="Arial" w:hAnsi="Arial" w:cs="Arial"/>
-          <w:sz w:val="22"/>
-        </w:rPr>
-      </w:pPr>
-      <w:r>
-        <w:rPr>
-          <w:rFonts w:ascii="Arial" w:hAnsi="Arial" w:cs="Arial"/>
-          <w:sz w:val="22"/>
-        </w:rPr>
-        <w:t>C. the</w:t>
-      </w:r>
-    </w:p>
-    <w:p>
-      <w:pPr>
-        <w:keepNext/>
-        <w:spacing w:after="40" w:line="240" w:lineRule="auto"/>
-        <w:ind w:left="340"/>
-        <w:rPr>
-          <w:rFonts w:ascii="Arial" w:hAnsi="Arial" w:cs="Arial"/>
-          <w:sz w:val="22"/>
-        </w:rPr>
-      </w:pPr>
-      <w:r>
-        <w:rPr>
-          <w:rFonts w:ascii="Arial" w:hAnsi="Arial" w:cs="Arial"/>
-          <w:sz w:val="22"/>
-        </w:rPr>
-        <w:t>D. Ø</w:t>
-      </w:r>
-    </w:p>
-    <w:p>
-      <w:pPr>
-        <w:keepNext/>
-        <w:spacing w:before="120" w:after="60" w:line="240" w:lineRule="auto"/>
-        <w:rPr>
-          <w:rFonts w:ascii="Arial" w:hAnsi="Arial" w:cs="Arial"/>
-          <w:sz w:val="22"/>
-        </w:rPr>
-      </w:pPr>
-      <w:r>
-        <w:rPr>
-          <w:rFonts w:ascii="Arial" w:hAnsi="Arial" w:cs="Arial"/>
-          <w:sz w:val="22"/>
-        </w:rPr>
-        <w:t>10. We stayed at ___ small hotel near the station.</w:t>
-      </w:r>
-    </w:p>
-    <w:p>
-      <w:pPr>
-        <w:keepNext/>
-        <w:spacing w:after="40" w:line="240" w:lineRule="auto"/>
-        <w:ind w:left="340"/>
-        <w:rPr>
-          <w:rFonts w:ascii="Arial" w:hAnsi="Arial" w:cs="Arial"/>
-          <w:sz w:val="22"/>
-        </w:rPr>
-      </w:pPr>
-      <w:r>
-        <w:rPr>
-          <w:rFonts w:ascii="Arial" w:hAnsi="Arial" w:cs="Arial"/>
-          <w:sz w:val="22"/>
-        </w:rPr>
-        <w:t>A. a</w:t>
-      </w:r>
-    </w:p>
-    <w:p>
-      <w:pPr>
-        <w:keepNext/>
-        <w:spacing w:after="40" w:line="240" w:lineRule="auto"/>
-        <w:ind w:left="340"/>
-        <w:rPr>
-          <w:rFonts w:ascii="Arial" w:hAnsi="Arial" w:cs="Arial"/>
-          <w:sz w:val="22"/>
-        </w:rPr>
-      </w:pPr>
-      <w:r>
-        <w:rPr>
-          <w:rFonts w:ascii="Arial" w:hAnsi="Arial" w:cs="Arial"/>
-          <w:sz w:val="22"/>
-        </w:rPr>
-        <w:t>B. an</w:t>
-      </w:r>
-    </w:p>
-    <w:p>
-      <w:pPr>
-        <w:keepNext/>
-        <w:spacing w:after="40" w:line="240" w:lineRule="auto"/>
-        <w:ind w:left="340"/>
-        <w:rPr>
-          <w:rFonts w:ascii="Arial" w:hAnsi="Arial" w:cs="Arial"/>
-          <w:sz w:val="22"/>
-        </w:rPr>
-      </w:pPr>
-      <w:r>
-        <w:rPr>
-          <w:rFonts w:ascii="Arial" w:hAnsi="Arial" w:cs="Arial"/>
-          <w:sz w:val="22"/>
-        </w:rPr>
-        <w:t>C. the</w:t>
-      </w:r>
-    </w:p>
-    <w:p>
-      <w:pPr>
-        <w:keepNext/>
-        <w:spacing w:after="40" w:line="240" w:lineRule="auto"/>
-        <w:ind w:left="340"/>
-        <w:rPr>
-          <w:rFonts w:ascii="Arial" w:hAnsi="Arial" w:cs="Arial"/>
-          <w:sz w:val="22"/>
-        </w:rPr>
-      </w:pPr>
-      <w:r>
-        <w:rPr>
-          <w:rFonts w:ascii="Arial" w:hAnsi="Arial" w:cs="Arial"/>
-          <w:sz w:val="22"/>
-        </w:rPr>
         <w:t>D. Ø</w:t>
       </w:r>
     </w:p>
@@ -1120,7 +1108,6 @@
     </w:p>
     <w:p>
       <w:pPr>
-        <w:keepNext/>
         <w:spacing w:before="120" w:after="60" w:line="240" w:lineRule="auto"/>
         <w:rPr>
           <w:rFonts w:ascii="Arial" w:hAnsi="Arial" w:cs="Arial"/>
@@ -1137,7 +1124,6 @@
     </w:p>
     <w:p>
       <w:pPr>
-        <w:keepNext/>
         <w:spacing w:before="120" w:after="60" w:line="240" w:lineRule="auto"/>
         <w:rPr>
           <w:rFonts w:ascii="Arial" w:hAnsi="Arial" w:cs="Arial"/>
@@ -1154,7 +1140,6 @@
     </w:p>
     <w:p>
       <w:pPr>
-        <w:keepNext/>
         <w:spacing w:before="120" w:after="60" w:line="240" w:lineRule="auto"/>
         <w:rPr>
           <w:rFonts w:ascii="Arial" w:hAnsi="Arial" w:cs="Arial"/>
@@ -1171,7 +1156,6 @@
     </w:p>
     <w:p>
       <w:pPr>
-        <w:keepNext/>
         <w:spacing w:before="120" w:after="60" w:line="240" w:lineRule="auto"/>
         <w:rPr>
           <w:rFonts w:ascii="Arial" w:hAnsi="Arial" w:cs="Arial"/>
@@ -1188,7 +1172,6 @@
     </w:p>
     <w:p>
       <w:pPr>
-        <w:keepNext/>
         <w:spacing w:before="120" w:after="60" w:line="240" w:lineRule="auto"/>
         <w:rPr>
           <w:rFonts w:ascii="Arial" w:hAnsi="Arial" w:cs="Arial"/>
@@ -1205,7 +1188,6 @@
     </w:p>
     <w:p>
       <w:pPr>
-        <w:keepNext/>
         <w:spacing w:before="120" w:after="60" w:line="240" w:lineRule="auto"/>
         <w:rPr>
           <w:rFonts w:ascii="Arial" w:hAnsi="Arial" w:cs="Arial"/>
@@ -1222,7 +1204,6 @@
     </w:p>
     <w:p>
       <w:pPr>
-        <w:keepNext/>
         <w:spacing w:before="120" w:after="60" w:line="240" w:lineRule="auto"/>
         <w:rPr>
           <w:rFonts w:ascii="Arial" w:hAnsi="Arial" w:cs="Arial"/>
@@ -1239,7 +1220,6 @@
     </w:p>
     <w:p>
       <w:pPr>
-        <w:keepNext/>
         <w:spacing w:before="120" w:after="60" w:line="240" w:lineRule="auto"/>
         <w:rPr>
           <w:rFonts w:ascii="Arial" w:hAnsi="Arial" w:cs="Arial"/>
@@ -1256,7 +1236,6 @@
     </w:p>
     <w:p>
       <w:pPr>
-        <w:keepNext/>
         <w:spacing w:before="120" w:after="60" w:line="240" w:lineRule="auto"/>
         <w:rPr>
           <w:rFonts w:ascii="Arial" w:hAnsi="Arial" w:cs="Arial"/>
@@ -1273,7 +1252,6 @@
     </w:p>
     <w:p>
       <w:pPr>
-        <w:keepNext/>
         <w:spacing w:before="120" w:after="60" w:line="240" w:lineRule="auto"/>
         <w:rPr>
           <w:rFonts w:ascii="Arial" w:hAnsi="Arial" w:cs="Arial"/>
@@ -1342,7 +1320,6 @@
     </w:p>
     <w:p>
       <w:pPr>
-        <w:keepNext/>
         <w:spacing w:before="120" w:after="60" w:line="240" w:lineRule="auto"/>
         <w:rPr>
           <w:rFonts w:ascii="Arial" w:hAnsi="Arial" w:cs="Arial"/>
@@ -1359,7 +1336,6 @@
     </w:p>
     <w:p>
       <w:pPr>
-        <w:keepNext/>
         <w:spacing w:before="120" w:after="60" w:line="240" w:lineRule="auto"/>
         <w:rPr>
           <w:rFonts w:ascii="Arial" w:hAnsi="Arial" w:cs="Arial"/>
@@ -1376,7 +1352,6 @@
     </w:p>
     <w:p>
       <w:pPr>
-        <w:keepNext/>
         <w:spacing w:before="120" w:after="60" w:line="240" w:lineRule="auto"/>
         <w:rPr>
           <w:rFonts w:ascii="Arial" w:hAnsi="Arial" w:cs="Arial"/>
@@ -1393,7 +1368,6 @@
     </w:p>
     <w:p>
       <w:pPr>
-        <w:keepNext/>
         <w:spacing w:before="120" w:after="60" w:line="240" w:lineRule="auto"/>
         <w:rPr>
           <w:rFonts w:ascii="Arial" w:hAnsi="Arial" w:cs="Arial"/>
@@ -1410,7 +1384,6 @@
     </w:p>
     <w:p>
       <w:pPr>
-        <w:keepNext/>
         <w:spacing w:before="120" w:after="60" w:line="240" w:lineRule="auto"/>
         <w:rPr>
           <w:rFonts w:ascii="Arial" w:hAnsi="Arial" w:cs="Arial"/>
@@ -1427,7 +1400,6 @@
     </w:p>
     <w:p>
       <w:pPr>
-        <w:keepNext/>
         <w:spacing w:before="120" w:after="60" w:line="240" w:lineRule="auto"/>
         <w:rPr>
           <w:rFonts w:ascii="Arial" w:hAnsi="Arial" w:cs="Arial"/>
@@ -1444,7 +1416,6 @@
     </w:p>
     <w:p>
       <w:pPr>
-        <w:keepNext/>
         <w:spacing w:before="120" w:after="60" w:line="240" w:lineRule="auto"/>
         <w:rPr>
           <w:rFonts w:ascii="Arial" w:hAnsi="Arial" w:cs="Arial"/>
@@ -1461,7 +1432,6 @@
     </w:p>
     <w:p>
       <w:pPr>
-        <w:keepNext/>
         <w:spacing w:before="120" w:after="60" w:line="240" w:lineRule="auto"/>
         <w:rPr>
           <w:rFonts w:ascii="Arial" w:hAnsi="Arial" w:cs="Arial"/>
@@ -1478,7 +1448,6 @@
     </w:p>
     <w:p>
       <w:pPr>
-        <w:keepNext/>
         <w:spacing w:before="120" w:after="60" w:line="240" w:lineRule="auto"/>
         <w:rPr>
           <w:rFonts w:ascii="Arial" w:hAnsi="Arial" w:cs="Arial"/>
@@ -1495,7 +1464,6 @@
     </w:p>
     <w:p>
       <w:pPr>
-        <w:keepNext/>
         <w:spacing w:before="120" w:after="60" w:line="240" w:lineRule="auto"/>
         <w:rPr>
           <w:rFonts w:ascii="Arial" w:hAnsi="Arial" w:cs="Arial"/>
@@ -1548,7 +1516,6 @@
     </w:p>
     <w:p>
       <w:pPr>
-        <w:keepNext/>
         <w:spacing w:before="60" w:after="60" w:line="240" w:lineRule="auto"/>
         <w:rPr>
           <w:rFonts w:ascii="Arial" w:hAnsi="Arial" w:cs="Arial"/>
@@ -1565,7 +1532,6 @@
     </w:p>
     <w:p>
       <w:pPr>
-        <w:keepNext/>
         <w:spacing w:before="120" w:after="60" w:line="240" w:lineRule="auto"/>
         <w:rPr>
           <w:rFonts w:ascii="Arial" w:hAnsi="Arial" w:cs="Arial"/>
@@ -1582,7 +1548,6 @@
     </w:p>
     <w:p>
       <w:pPr>
-        <w:keepNext/>
         <w:spacing w:before="120" w:after="60" w:line="240" w:lineRule="auto"/>
         <w:rPr>
           <w:rFonts w:ascii="Arial" w:hAnsi="Arial" w:cs="Arial"/>
@@ -1599,7 +1564,6 @@
     </w:p>
     <w:p>
       <w:pPr>
-        <w:keepNext/>
         <w:spacing w:before="120" w:after="60" w:line="240" w:lineRule="auto"/>
         <w:rPr>
           <w:rFonts w:ascii="Arial" w:hAnsi="Arial" w:cs="Arial"/>
@@ -1616,7 +1580,6 @@
     </w:p>
     <w:p>
       <w:pPr>
-        <w:keepNext/>
         <w:spacing w:before="120" w:after="60" w:line="240" w:lineRule="auto"/>
         <w:rPr>
           <w:rFonts w:ascii="Arial" w:hAnsi="Arial" w:cs="Arial"/>
@@ -1633,7 +1596,6 @@
     </w:p>
     <w:p>
       <w:pPr>
-        <w:keepNext/>
         <w:spacing w:before="120" w:after="60" w:line="240" w:lineRule="auto"/>
         <w:rPr>
           <w:rFonts w:ascii="Arial" w:hAnsi="Arial" w:cs="Arial"/>
@@ -1650,7 +1612,6 @@
     </w:p>
     <w:p>
       <w:pPr>
-        <w:keepNext/>
         <w:spacing w:before="120" w:after="60" w:line="240" w:lineRule="auto"/>
         <w:rPr>
           <w:rFonts w:ascii="Arial" w:hAnsi="Arial" w:cs="Arial"/>
@@ -1667,7 +1628,6 @@
     </w:p>
     <w:p>
       <w:pPr>
-        <w:keepNext/>
         <w:spacing w:before="120" w:after="60" w:line="240" w:lineRule="auto"/>
         <w:rPr>
           <w:rFonts w:ascii="Arial" w:hAnsi="Arial" w:cs="Arial"/>
@@ -1684,7 +1644,6 @@
     </w:p>
     <w:p>
       <w:pPr>
-        <w:keepNext/>
         <w:spacing w:before="120" w:after="60" w:line="240" w:lineRule="auto"/>
         <w:rPr>
           <w:rFonts w:ascii="Arial" w:hAnsi="Arial" w:cs="Arial"/>
@@ -1701,7 +1660,6 @@
     </w:p>
     <w:p>
       <w:pPr>
-        <w:keepNext/>
         <w:spacing w:before="120" w:after="60" w:line="240" w:lineRule="auto"/>
         <w:rPr>
           <w:rFonts w:ascii="Arial" w:hAnsi="Arial" w:cs="Arial"/>
@@ -1754,7 +1712,6 @@
     </w:p>
     <w:p>
       <w:pPr>
-        <w:keepNext/>
         <w:spacing w:before="60" w:after="60" w:line="240" w:lineRule="auto"/>
         <w:rPr>
           <w:rFonts w:ascii="Arial" w:hAnsi="Arial" w:cs="Arial"/>
@@ -1771,7 +1728,6 @@
     </w:p>
     <w:p>
       <w:pPr>
-        <w:keepNext/>
         <w:spacing w:before="120" w:after="60" w:line="240" w:lineRule="auto"/>
         <w:rPr>
           <w:rFonts w:ascii="Arial" w:hAnsi="Arial" w:cs="Arial"/>
@@ -1788,7 +1744,6 @@
     </w:p>
     <w:p>
       <w:pPr>
-        <w:keepNext/>
         <w:spacing w:before="120" w:after="60" w:line="240" w:lineRule="auto"/>
         <w:rPr>
           <w:rFonts w:ascii="Arial" w:hAnsi="Arial" w:cs="Arial"/>
@@ -1805,7 +1760,6 @@
     </w:p>
     <w:p>
       <w:pPr>
-        <w:keepNext/>
         <w:spacing w:before="120" w:after="60" w:line="240" w:lineRule="auto"/>
         <w:rPr>
           <w:rFonts w:ascii="Arial" w:hAnsi="Arial" w:cs="Arial"/>
@@ -1822,7 +1776,6 @@
     </w:p>
     <w:p>
       <w:pPr>
-        <w:keepNext/>
         <w:spacing w:before="120" w:after="60" w:line="240" w:lineRule="auto"/>
         <w:rPr>
           <w:rFonts w:ascii="Arial" w:hAnsi="Arial" w:cs="Arial"/>
@@ -1839,7 +1792,6 @@
     </w:p>
     <w:p>
       <w:pPr>
-        <w:keepNext/>
         <w:spacing w:before="120" w:after="60" w:line="240" w:lineRule="auto"/>
         <w:rPr>
           <w:rFonts w:ascii="Arial" w:hAnsi="Arial" w:cs="Arial"/>
@@ -1856,7 +1808,6 @@
     </w:p>
     <w:p>
       <w:pPr>
-        <w:keepNext/>
         <w:spacing w:before="120" w:after="60" w:line="240" w:lineRule="auto"/>
         <w:rPr>
           <w:rFonts w:ascii="Arial" w:hAnsi="Arial" w:cs="Arial"/>
@@ -1873,7 +1824,6 @@
     </w:p>
     <w:p>
       <w:pPr>
-        <w:keepNext/>
         <w:spacing w:before="120" w:after="60" w:line="240" w:lineRule="auto"/>
         <w:rPr>
           <w:rFonts w:ascii="Arial" w:hAnsi="Arial" w:cs="Arial"/>
@@ -1890,7 +1840,6 @@
     </w:p>
     <w:p>
       <w:pPr>
-        <w:keepNext/>
         <w:spacing w:before="120" w:after="60" w:line="240" w:lineRule="auto"/>
         <w:rPr>
           <w:rFonts w:ascii="Arial" w:hAnsi="Arial" w:cs="Arial"/>
@@ -1907,7 +1856,6 @@
     </w:p>
     <w:p>
       <w:pPr>
-        <w:keepNext/>
         <w:spacing w:before="120" w:after="60" w:line="240" w:lineRule="auto"/>
         <w:rPr>
           <w:rFonts w:ascii="Arial" w:hAnsi="Arial" w:cs="Arial"/>
@@ -1960,7 +1908,6 @@
     </w:p>
     <w:p>
       <w:pPr>
-        <w:keepNext/>
         <w:spacing w:before="60" w:after="60" w:line="240" w:lineRule="auto"/>
         <w:rPr>
           <w:rFonts w:ascii="Arial" w:hAnsi="Arial" w:cs="Arial"/>
@@ -1977,7 +1924,6 @@
     </w:p>
     <w:p>
       <w:pPr>
-        <w:keepNext/>
         <w:spacing w:before="120" w:after="60" w:line="240" w:lineRule="auto"/>
         <w:rPr>
           <w:rFonts w:ascii="Arial" w:hAnsi="Arial" w:cs="Arial"/>
@@ -1994,7 +1940,6 @@
     </w:p>
     <w:p>
       <w:pPr>
-        <w:keepNext/>
         <w:spacing w:before="120" w:after="60" w:line="240" w:lineRule="auto"/>
         <w:rPr>
           <w:rFonts w:ascii="Arial" w:hAnsi="Arial" w:cs="Arial"/>
@@ -2011,7 +1956,6 @@
     </w:p>
     <w:p>
       <w:pPr>
-        <w:keepNext/>
         <w:spacing w:before="120" w:after="60" w:line="240" w:lineRule="auto"/>
         <w:rPr>
           <w:rFonts w:ascii="Arial" w:hAnsi="Arial" w:cs="Arial"/>
@@ -2028,7 +1972,6 @@
     </w:p>
     <w:p>
       <w:pPr>
-        <w:keepNext/>
         <w:spacing w:before="120" w:after="60" w:line="240" w:lineRule="auto"/>
         <w:rPr>
           <w:rFonts w:ascii="Arial" w:hAnsi="Arial" w:cs="Arial"/>
@@ -2045,7 +1988,6 @@
     </w:p>
     <w:p>
       <w:pPr>
-        <w:keepNext/>
         <w:spacing w:before="120" w:after="60" w:line="240" w:lineRule="auto"/>
         <w:rPr>
           <w:rFonts w:ascii="Arial" w:hAnsi="Arial" w:cs="Arial"/>
@@ -2062,7 +2004,6 @@
     </w:p>
     <w:p>
       <w:pPr>
-        <w:keepNext/>
         <w:spacing w:before="120" w:after="60" w:line="240" w:lineRule="auto"/>
         <w:rPr>
           <w:rFonts w:ascii="Arial" w:hAnsi="Arial" w:cs="Arial"/>
@@ -2079,7 +2020,6 @@
     </w:p>
     <w:p>
       <w:pPr>
-        <w:keepNext/>
         <w:spacing w:before="120" w:after="60" w:line="240" w:lineRule="auto"/>
         <w:rPr>
           <w:rFonts w:ascii="Arial" w:hAnsi="Arial" w:cs="Arial"/>
@@ -2096,7 +2036,6 @@
     </w:p>
     <w:p>
       <w:pPr>
-        <w:keepNext/>
         <w:spacing w:before="120" w:after="60" w:line="240" w:lineRule="auto"/>
         <w:rPr>
           <w:rFonts w:ascii="Arial" w:hAnsi="Arial" w:cs="Arial"/>
@@ -2113,7 +2052,6 @@
     </w:p>
     <w:p>
       <w:pPr>
-        <w:keepNext/>
         <w:spacing w:before="120" w:after="60" w:line="240" w:lineRule="auto"/>
         <w:rPr>
           <w:rFonts w:ascii="Arial" w:hAnsi="Arial" w:cs="Arial"/>
@@ -2166,7 +2104,6 @@
     </w:p>
     <w:p>
       <w:pPr>
-        <w:keepNext/>
         <w:spacing w:before="60" w:after="60" w:line="240" w:lineRule="auto"/>
         <w:rPr>
           <w:rFonts w:ascii="Arial" w:hAnsi="Arial" w:cs="Arial"/>
@@ -2183,7 +2120,6 @@
     </w:p>
     <w:p>
       <w:pPr>
-        <w:keepNext/>
         <w:spacing w:before="120" w:after="60" w:line="240" w:lineRule="auto"/>
         <w:rPr>
           <w:rFonts w:ascii="Arial" w:hAnsi="Arial" w:cs="Arial"/>
@@ -2200,7 +2136,6 @@
     </w:p>
     <w:p>
       <w:pPr>
-        <w:keepNext/>
         <w:spacing w:before="120" w:after="60" w:line="240" w:lineRule="auto"/>
         <w:rPr>
           <w:rFonts w:ascii="Arial" w:hAnsi="Arial" w:cs="Arial"/>
@@ -2217,7 +2152,6 @@
     </w:p>
     <w:p>
       <w:pPr>
-        <w:keepNext/>
         <w:spacing w:before="120" w:after="60" w:line="240" w:lineRule="auto"/>
         <w:rPr>
           <w:rFonts w:ascii="Arial" w:hAnsi="Arial" w:cs="Arial"/>
@@ -2234,7 +2168,6 @@
     </w:p>
     <w:p>
       <w:pPr>
-        <w:keepNext/>
         <w:spacing w:before="120" w:after="60" w:line="240" w:lineRule="auto"/>
         <w:rPr>
           <w:rFonts w:ascii="Arial" w:hAnsi="Arial" w:cs="Arial"/>
@@ -2251,7 +2184,6 @@
     </w:p>
     <w:p>
       <w:pPr>
-        <w:keepNext/>
         <w:spacing w:before="120" w:after="60" w:line="240" w:lineRule="auto"/>
         <w:rPr>
           <w:rFonts w:ascii="Arial" w:hAnsi="Arial" w:cs="Arial"/>
@@ -2268,7 +2200,6 @@
     </w:p>
     <w:p>
       <w:pPr>
-        <w:keepNext/>
         <w:spacing w:before="120" w:after="60" w:line="240" w:lineRule="auto"/>
         <w:rPr>
           <w:rFonts w:ascii="Arial" w:hAnsi="Arial" w:cs="Arial"/>
@@ -2285,7 +2216,6 @@
     </w:p>
     <w:p>
       <w:pPr>
-        <w:keepNext/>
         <w:spacing w:before="120" w:after="60" w:line="240" w:lineRule="auto"/>
         <w:rPr>
           <w:rFonts w:ascii="Arial" w:hAnsi="Arial" w:cs="Arial"/>
@@ -2302,7 +2232,6 @@
     </w:p>
     <w:p>
       <w:pPr>
-        <w:keepNext/>
         <w:spacing w:before="120" w:after="60" w:line="240" w:lineRule="auto"/>
         <w:rPr>
           <w:rFonts w:ascii="Arial" w:hAnsi="Arial" w:cs="Arial"/>
@@ -2319,7 +2248,6 @@
     </w:p>
     <w:p>
       <w:pPr>
-        <w:keepNext/>
         <w:spacing w:before="120" w:after="60" w:line="240" w:lineRule="auto"/>
         <w:rPr>
           <w:rFonts w:ascii="Arial" w:hAnsi="Arial" w:cs="Arial"/>
@@ -2372,7 +2300,6 @@
     </w:p>
     <w:p>
       <w:pPr>
-        <w:keepNext/>
         <w:spacing w:before="60" w:after="60" w:line="240" w:lineRule="auto"/>
         <w:rPr>
           <w:rFonts w:ascii="Arial" w:hAnsi="Arial" w:cs="Arial"/>
@@ -2389,7 +2316,6 @@
     </w:p>
     <w:p>
       <w:pPr>
-        <w:keepNext/>
         <w:spacing w:before="120" w:after="60" w:line="240" w:lineRule="auto"/>
         <w:rPr>
           <w:rFonts w:ascii="Arial" w:hAnsi="Arial" w:cs="Arial"/>
@@ -2406,7 +2332,6 @@
     </w:p>
     <w:p>
       <w:pPr>
-        <w:keepNext/>
         <w:spacing w:before="120" w:after="60" w:line="240" w:lineRule="auto"/>
         <w:rPr>
           <w:rFonts w:ascii="Arial" w:hAnsi="Arial" w:cs="Arial"/>
@@ -2423,7 +2348,6 @@
     </w:p>
     <w:p>
       <w:pPr>
-        <w:keepNext/>
         <w:spacing w:before="120" w:after="60" w:line="240" w:lineRule="auto"/>
         <w:rPr>
           <w:rFonts w:ascii="Arial" w:hAnsi="Arial" w:cs="Arial"/>
@@ -2440,7 +2364,6 @@
     </w:p>
     <w:p>
       <w:pPr>
-        <w:keepNext/>
         <w:spacing w:before="120" w:after="60" w:line="240" w:lineRule="auto"/>
         <w:rPr>
           <w:rFonts w:ascii="Arial" w:hAnsi="Arial" w:cs="Arial"/>
@@ -2457,7 +2380,6 @@
     </w:p>
     <w:p>
       <w:pPr>
-        <w:keepNext/>
         <w:spacing w:before="120" w:after="60" w:line="240" w:lineRule="auto"/>
         <w:rPr>
           <w:rFonts w:ascii="Arial" w:hAnsi="Arial" w:cs="Arial"/>
@@ -2474,7 +2396,6 @@
     </w:p>
     <w:p>
       <w:pPr>
-        <w:keepNext/>
         <w:spacing w:before="120" w:after="60" w:line="240" w:lineRule="auto"/>
         <w:rPr>
           <w:rFonts w:ascii="Arial" w:hAnsi="Arial" w:cs="Arial"/>
@@ -2491,7 +2412,6 @@
     </w:p>
     <w:p>
       <w:pPr>
-        <w:keepNext/>
         <w:spacing w:before="120" w:after="60" w:line="240" w:lineRule="auto"/>
         <w:rPr>
           <w:rFonts w:ascii="Arial" w:hAnsi="Arial" w:cs="Arial"/>
@@ -2508,7 +2428,6 @@
     </w:p>
     <w:p>
       <w:pPr>
-        <w:keepNext/>
         <w:spacing w:before="120" w:after="60" w:line="240" w:lineRule="auto"/>
         <w:rPr>
           <w:rFonts w:ascii="Arial" w:hAnsi="Arial" w:cs="Arial"/>
@@ -2525,7 +2444,6 @@
     </w:p>
     <w:p>
       <w:pPr>
-        <w:keepNext/>
         <w:spacing w:before="120" w:after="60" w:line="240" w:lineRule="auto"/>
         <w:rPr>
           <w:rFonts w:ascii="Arial" w:hAnsi="Arial" w:cs="Arial"/>
@@ -2594,7 +2512,6 @@
     </w:p>
     <w:p>
       <w:pPr>
-        <w:keepNext/>
         <w:spacing w:before="120" w:after="60" w:line="240" w:lineRule="auto"/>
         <w:rPr>
           <w:rFonts w:ascii="Arial" w:hAnsi="Arial" w:cs="Arial"/>
@@ -2611,7 +2528,6 @@
     </w:p>
     <w:p>
       <w:pPr>
-        <w:keepNext/>
         <w:spacing w:before="120" w:after="60" w:line="240" w:lineRule="auto"/>
         <w:rPr>
           <w:rFonts w:ascii="Arial" w:hAnsi="Arial" w:cs="Arial"/>
@@ -2628,7 +2544,6 @@
     </w:p>
     <w:p>
       <w:pPr>
-        <w:keepNext/>
         <w:spacing w:before="120" w:after="60" w:line="240" w:lineRule="auto"/>
         <w:rPr>
           <w:rFonts w:ascii="Arial" w:hAnsi="Arial" w:cs="Arial"/>
@@ -2645,7 +2560,6 @@
     </w:p>
     <w:p>
       <w:pPr>
-        <w:keepNext/>
         <w:spacing w:before="120" w:after="60" w:line="240" w:lineRule="auto"/>
         <w:rPr>
           <w:rFonts w:ascii="Arial" w:hAnsi="Arial" w:cs="Arial"/>
@@ -2662,7 +2576,6 @@
     </w:p>
     <w:p>
       <w:pPr>
-        <w:keepNext/>
         <w:spacing w:before="120" w:after="60" w:line="240" w:lineRule="auto"/>
         <w:rPr>
           <w:rFonts w:ascii="Arial" w:hAnsi="Arial" w:cs="Arial"/>
@@ -2679,7 +2592,6 @@
     </w:p>
     <w:p>
       <w:pPr>
-        <w:keepNext/>
         <w:spacing w:before="120" w:after="60" w:line="240" w:lineRule="auto"/>
         <w:rPr>
           <w:rFonts w:ascii="Arial" w:hAnsi="Arial" w:cs="Arial"/>
@@ -2696,7 +2608,6 @@
     </w:p>
     <w:p>
       <w:pPr>
-        <w:keepNext/>
         <w:spacing w:before="120" w:after="60" w:line="240" w:lineRule="auto"/>
         <w:rPr>
           <w:rFonts w:ascii="Arial" w:hAnsi="Arial" w:cs="Arial"/>
@@ -2713,7 +2624,6 @@
     </w:p>
     <w:p>
       <w:pPr>
-        <w:keepNext/>
         <w:spacing w:before="120" w:after="60" w:line="240" w:lineRule="auto"/>
         <w:rPr>
           <w:rFonts w:ascii="Arial" w:hAnsi="Arial" w:cs="Arial"/>
@@ -2730,7 +2640,6 @@
     </w:p>
     <w:p>
       <w:pPr>
-        <w:keepNext/>
         <w:spacing w:before="120" w:after="60" w:line="240" w:lineRule="auto"/>
         <w:rPr>
           <w:rFonts w:ascii="Arial" w:hAnsi="Arial" w:cs="Arial"/>
@@ -2747,7 +2656,6 @@
     </w:p>
     <w:p>
       <w:pPr>
-        <w:keepNext/>
         <w:spacing w:before="120" w:after="60" w:line="240" w:lineRule="auto"/>
         <w:rPr>
           <w:rFonts w:ascii="Arial" w:hAnsi="Arial" w:cs="Arial"/>
@@ -2816,7 +2724,6 @@
     </w:p>
     <w:p>
       <w:pPr>
-        <w:keepNext/>
         <w:spacing w:before="360" w:after="280" w:line="240" w:lineRule="auto"/>
         <w:jc w:val="center"/>
         <w:rPr>
@@ -3241,7 +3148,6 @@
     </w:p>
     <w:p>
       <w:pPr>
-        <w:keepNext/>
         <w:spacing w:before="200" w:after="60" w:line="240" w:lineRule="auto"/>
         <w:rPr>
           <w:rFonts w:ascii="Arial" w:hAnsi="Arial" w:cs="Arial"/>
@@ -3278,7 +3184,6 @@
     </w:p>
     <w:p>
       <w:pPr>
-        <w:keepNext/>
         <w:spacing w:before="200" w:after="60" w:line="240" w:lineRule="auto"/>
         <w:rPr>
           <w:rFonts w:ascii="Arial" w:hAnsi="Arial" w:cs="Arial"/>
@@ -3315,7 +3220,6 @@
     </w:p>
     <w:p>
       <w:pPr>
-        <w:keepNext/>
         <w:spacing w:before="200" w:after="60" w:line="240" w:lineRule="auto"/>
         <w:rPr>
           <w:rFonts w:ascii="Arial" w:hAnsi="Arial" w:cs="Arial"/>
@@ -3352,7 +3256,6 @@
     </w:p>
     <w:p>
       <w:pPr>
-        <w:keepNext/>
         <w:spacing w:before="200" w:after="60" w:line="240" w:lineRule="auto"/>
         <w:rPr>
           <w:rFonts w:ascii="Arial" w:hAnsi="Arial" w:cs="Arial"/>
@@ -3389,7 +3292,6 @@
     </w:p>
     <w:p>
       <w:pPr>
-        <w:keepNext/>
         <w:spacing w:before="200" w:after="60" w:line="240" w:lineRule="auto"/>
         <w:rPr>
           <w:rFonts w:ascii="Arial" w:hAnsi="Arial" w:cs="Arial"/>
@@ -3426,7 +3328,6 @@
     </w:p>
     <w:p>
       <w:pPr>
-        <w:keepNext/>
         <w:spacing w:before="200" w:after="60" w:line="240" w:lineRule="auto"/>
         <w:rPr>
           <w:rFonts w:ascii="Arial" w:hAnsi="Arial" w:cs="Arial"/>
@@ -3463,7 +3364,6 @@
     </w:p>
     <w:p>
       <w:pPr>
-        <w:keepNext/>
         <w:spacing w:before="200" w:after="60" w:line="240" w:lineRule="auto"/>
         <w:rPr>
           <w:rFonts w:ascii="Arial" w:hAnsi="Arial" w:cs="Arial"/>
@@ -3500,7 +3400,6 @@
     </w:p>
     <w:p>
       <w:pPr>
-        <w:keepNext/>
         <w:spacing w:before="200" w:after="60" w:line="240" w:lineRule="auto"/>
         <w:rPr>
           <w:rFonts w:ascii="Arial" w:hAnsi="Arial" w:cs="Arial"/>
@@ -3537,7 +3436,6 @@
     </w:p>
     <w:p>
       <w:pPr>
-        <w:keepNext/>
         <w:spacing w:before="200" w:after="60" w:line="240" w:lineRule="auto"/>
         <w:rPr>
           <w:rFonts w:ascii="Arial" w:hAnsi="Arial" w:cs="Arial"/>
@@ -3574,7 +3472,6 @@
     </w:p>
     <w:p>
       <w:pPr>
-        <w:keepNext/>
         <w:spacing w:before="200" w:after="60" w:line="240" w:lineRule="auto"/>
         <w:rPr>
           <w:rFonts w:ascii="Arial" w:hAnsi="Arial" w:cs="Arial"/>
@@ -3628,7 +3525,6 @@
     </w:p>
     <w:p>
       <w:pPr>
-        <w:keepNext/>
         <w:spacing w:before="200" w:after="60" w:line="240" w:lineRule="auto"/>
         <w:rPr>
           <w:rFonts w:ascii="Arial" w:hAnsi="Arial" w:cs="Arial"/>
@@ -3665,7 +3561,6 @@
     </w:p>
     <w:p>
       <w:pPr>
-        <w:keepNext/>
         <w:spacing w:before="200" w:after="60" w:line="240" w:lineRule="auto"/>
         <w:rPr>
           <w:rFonts w:ascii="Arial" w:hAnsi="Arial" w:cs="Arial"/>
@@ -3702,7 +3597,6 @@
     </w:p>
     <w:p>
       <w:pPr>
-        <w:keepNext/>
         <w:spacing w:before="200" w:after="60" w:line="240" w:lineRule="auto"/>
         <w:rPr>
           <w:rFonts w:ascii="Arial" w:hAnsi="Arial" w:cs="Arial"/>
@@ -3739,7 +3633,6 @@
     </w:p>
     <w:p>
       <w:pPr>
-        <w:keepNext/>
         <w:spacing w:before="200" w:after="60" w:line="240" w:lineRule="auto"/>
         <w:rPr>
           <w:rFonts w:ascii="Arial" w:hAnsi="Arial" w:cs="Arial"/>
@@ -3776,7 +3669,6 @@
     </w:p>
     <w:p>
       <w:pPr>
-        <w:keepNext/>
         <w:spacing w:before="200" w:after="60" w:line="240" w:lineRule="auto"/>
         <w:rPr>
           <w:rFonts w:ascii="Arial" w:hAnsi="Arial" w:cs="Arial"/>
@@ -3813,7 +3705,6 @@
     </w:p>
     <w:p>
       <w:pPr>
-        <w:keepNext/>
         <w:spacing w:before="200" w:after="60" w:line="240" w:lineRule="auto"/>
         <w:rPr>
           <w:rFonts w:ascii="Arial" w:hAnsi="Arial" w:cs="Arial"/>
@@ -3850,7 +3741,6 @@
     </w:p>
     <w:p>
       <w:pPr>
-        <w:keepNext/>
         <w:spacing w:before="200" w:after="60" w:line="240" w:lineRule="auto"/>
         <w:rPr>
           <w:rFonts w:ascii="Arial" w:hAnsi="Arial" w:cs="Arial"/>
@@ -3887,7 +3777,6 @@
     </w:p>
     <w:p>
       <w:pPr>
-        <w:keepNext/>
         <w:spacing w:before="200" w:after="60" w:line="240" w:lineRule="auto"/>
         <w:rPr>
           <w:rFonts w:ascii="Arial" w:hAnsi="Arial" w:cs="Arial"/>
@@ -3924,7 +3813,6 @@
     </w:p>
     <w:p>
       <w:pPr>
-        <w:keepNext/>
         <w:spacing w:before="200" w:after="60" w:line="240" w:lineRule="auto"/>
         <w:rPr>
           <w:rFonts w:ascii="Arial" w:hAnsi="Arial" w:cs="Arial"/>
@@ -3961,7 +3849,6 @@
     </w:p>
     <w:p>
       <w:pPr>
-        <w:keepNext/>
         <w:spacing w:before="200" w:after="60" w:line="240" w:lineRule="auto"/>
         <w:rPr>
           <w:rFonts w:ascii="Arial" w:hAnsi="Arial" w:cs="Arial"/>
@@ -4015,7 +3902,6 @@
     </w:p>
     <w:p>
       <w:pPr>
-        <w:keepNext/>
         <w:spacing w:before="200" w:after="60" w:line="240" w:lineRule="auto"/>
         <w:rPr>
           <w:rFonts w:ascii="Arial" w:hAnsi="Arial" w:cs="Arial"/>
@@ -4052,7 +3938,6 @@
     </w:p>
     <w:p>
       <w:pPr>
-        <w:keepNext/>
         <w:spacing w:before="200" w:after="60" w:line="240" w:lineRule="auto"/>
         <w:rPr>
           <w:rFonts w:ascii="Arial" w:hAnsi="Arial" w:cs="Arial"/>
@@ -4089,7 +3974,6 @@
     </w:p>
     <w:p>
       <w:pPr>
-        <w:keepNext/>
         <w:spacing w:before="200" w:after="60" w:line="240" w:lineRule="auto"/>
         <w:rPr>
           <w:rFonts w:ascii="Arial" w:hAnsi="Arial" w:cs="Arial"/>
@@ -4126,7 +4010,6 @@
     </w:p>
     <w:p>
       <w:pPr>
-        <w:keepNext/>
         <w:spacing w:before="200" w:after="60" w:line="240" w:lineRule="auto"/>
         <w:rPr>
           <w:rFonts w:ascii="Arial" w:hAnsi="Arial" w:cs="Arial"/>
@@ -4163,7 +4046,6 @@
     </w:p>
     <w:p>
       <w:pPr>
-        <w:keepNext/>
         <w:spacing w:before="200" w:after="60" w:line="240" w:lineRule="auto"/>
         <w:rPr>
           <w:rFonts w:ascii="Arial" w:hAnsi="Arial" w:cs="Arial"/>
@@ -4200,7 +4082,6 @@
     </w:p>
     <w:p>
       <w:pPr>
-        <w:keepNext/>
         <w:spacing w:before="200" w:after="60" w:line="240" w:lineRule="auto"/>
         <w:rPr>
           <w:rFonts w:ascii="Arial" w:hAnsi="Arial" w:cs="Arial"/>
@@ -4237,7 +4118,6 @@
     </w:p>
     <w:p>
       <w:pPr>
-        <w:keepNext/>
         <w:spacing w:before="200" w:after="60" w:line="240" w:lineRule="auto"/>
         <w:rPr>
           <w:rFonts w:ascii="Arial" w:hAnsi="Arial" w:cs="Arial"/>
@@ -4274,7 +4154,6 @@
     </w:p>
     <w:p>
       <w:pPr>
-        <w:keepNext/>
         <w:spacing w:before="200" w:after="60" w:line="240" w:lineRule="auto"/>
         <w:rPr>
           <w:rFonts w:ascii="Arial" w:hAnsi="Arial" w:cs="Arial"/>
@@ -4311,7 +4190,6 @@
     </w:p>
     <w:p>
       <w:pPr>
-        <w:keepNext/>
         <w:spacing w:before="200" w:after="60" w:line="240" w:lineRule="auto"/>
         <w:rPr>
           <w:rFonts w:ascii="Arial" w:hAnsi="Arial" w:cs="Arial"/>
@@ -4348,7 +4226,6 @@
     </w:p>
     <w:p>
       <w:pPr>
-        <w:keepNext/>
         <w:spacing w:before="200" w:after="60" w:line="240" w:lineRule="auto"/>
         <w:rPr>
           <w:rFonts w:ascii="Arial" w:hAnsi="Arial" w:cs="Arial"/>
@@ -4402,7 +4279,6 @@
     </w:p>
     <w:p>
       <w:pPr>
-        <w:keepNext/>
         <w:spacing w:before="200" w:after="60" w:line="240" w:lineRule="auto"/>
         <w:rPr>
           <w:rFonts w:ascii="Arial" w:hAnsi="Arial" w:cs="Arial"/>
@@ -4439,7 +4315,6 @@
     </w:p>
     <w:p>
       <w:pPr>
-        <w:keepNext/>
         <w:spacing w:before="200" w:after="60" w:line="240" w:lineRule="auto"/>
         <w:rPr>
           <w:rFonts w:ascii="Arial" w:hAnsi="Arial" w:cs="Arial"/>
@@ -4476,7 +4351,6 @@
     </w:p>
     <w:p>
       <w:pPr>
-        <w:keepNext/>
         <w:spacing w:before="200" w:after="60" w:line="240" w:lineRule="auto"/>
         <w:rPr>
           <w:rFonts w:ascii="Arial" w:hAnsi="Arial" w:cs="Arial"/>
@@ -4513,7 +4387,6 @@
     </w:p>
     <w:p>
       <w:pPr>
-        <w:keepNext/>
         <w:spacing w:before="200" w:after="60" w:line="240" w:lineRule="auto"/>
         <w:rPr>
           <w:rFonts w:ascii="Arial" w:hAnsi="Arial" w:cs="Arial"/>
@@ -4550,7 +4423,6 @@
     </w:p>
     <w:p>
       <w:pPr>
-        <w:keepNext/>
         <w:spacing w:before="200" w:after="60" w:line="240" w:lineRule="auto"/>
         <w:rPr>
           <w:rFonts w:ascii="Arial" w:hAnsi="Arial" w:cs="Arial"/>
@@ -4587,7 +4459,6 @@
     </w:p>
     <w:p>
       <w:pPr>
-        <w:keepNext/>
         <w:spacing w:before="200" w:after="60" w:line="240" w:lineRule="auto"/>
         <w:rPr>
           <w:rFonts w:ascii="Arial" w:hAnsi="Arial" w:cs="Arial"/>
@@ -4624,7 +4495,6 @@
     </w:p>
     <w:p>
       <w:pPr>
-        <w:keepNext/>
         <w:spacing w:before="200" w:after="60" w:line="240" w:lineRule="auto"/>
         <w:rPr>
           <w:rFonts w:ascii="Arial" w:hAnsi="Arial" w:cs="Arial"/>
@@ -4661,7 +4531,6 @@
     </w:p>
     <w:p>
       <w:pPr>
-        <w:keepNext/>
         <w:spacing w:before="200" w:after="60" w:line="240" w:lineRule="auto"/>
         <w:rPr>
           <w:rFonts w:ascii="Arial" w:hAnsi="Arial" w:cs="Arial"/>
@@ -4698,7 +4567,6 @@
     </w:p>
     <w:p>
       <w:pPr>
-        <w:keepNext/>
         <w:spacing w:before="200" w:after="60" w:line="240" w:lineRule="auto"/>
         <w:rPr>
           <w:rFonts w:ascii="Arial" w:hAnsi="Arial" w:cs="Arial"/>
@@ -4735,7 +4603,6 @@
     </w:p>
     <w:p>
       <w:pPr>
-        <w:keepNext/>
         <w:spacing w:before="200" w:after="60" w:line="240" w:lineRule="auto"/>
         <w:rPr>
           <w:rFonts w:ascii="Arial" w:hAnsi="Arial" w:cs="Arial"/>
@@ -4789,7 +4656,6 @@
     </w:p>
     <w:p>
       <w:pPr>
-        <w:keepNext/>
         <w:spacing w:before="200" w:after="60" w:line="240" w:lineRule="auto"/>
         <w:rPr>
           <w:rFonts w:ascii="Arial" w:hAnsi="Arial" w:cs="Arial"/>
@@ -4826,7 +4692,6 @@
     </w:p>
     <w:p>
       <w:pPr>
-        <w:keepNext/>
         <w:spacing w:before="200" w:after="60" w:line="240" w:lineRule="auto"/>
         <w:rPr>
           <w:rFonts w:ascii="Arial" w:hAnsi="Arial" w:cs="Arial"/>
@@ -4863,7 +4728,6 @@
     </w:p>
     <w:p>
       <w:pPr>
-        <w:keepNext/>
         <w:spacing w:before="200" w:after="60" w:line="240" w:lineRule="auto"/>
         <w:rPr>
           <w:rFonts w:ascii="Arial" w:hAnsi="Arial" w:cs="Arial"/>
@@ -4900,7 +4764,6 @@
     </w:p>
     <w:p>
       <w:pPr>
-        <w:keepNext/>
         <w:spacing w:before="200" w:after="60" w:line="240" w:lineRule="auto"/>
         <w:rPr>
           <w:rFonts w:ascii="Arial" w:hAnsi="Arial" w:cs="Arial"/>
@@ -4937,7 +4800,6 @@
     </w:p>
     <w:p>
       <w:pPr>
-        <w:keepNext/>
         <w:spacing w:before="200" w:after="60" w:line="240" w:lineRule="auto"/>
         <w:rPr>
           <w:rFonts w:ascii="Arial" w:hAnsi="Arial" w:cs="Arial"/>
@@ -4974,7 +4836,6 @@
     </w:p>
     <w:p>
       <w:pPr>
-        <w:keepNext/>
         <w:spacing w:before="200" w:after="60" w:line="240" w:lineRule="auto"/>
         <w:rPr>
           <w:rFonts w:ascii="Arial" w:hAnsi="Arial" w:cs="Arial"/>
@@ -5011,7 +4872,6 @@
     </w:p>
     <w:p>
       <w:pPr>
-        <w:keepNext/>
         <w:spacing w:before="200" w:after="60" w:line="240" w:lineRule="auto"/>
         <w:rPr>
           <w:rFonts w:ascii="Arial" w:hAnsi="Arial" w:cs="Arial"/>
@@ -5048,7 +4908,6 @@
     </w:p>
     <w:p>
       <w:pPr>
-        <w:keepNext/>
         <w:spacing w:before="200" w:after="60" w:line="240" w:lineRule="auto"/>
         <w:rPr>
           <w:rFonts w:ascii="Arial" w:hAnsi="Arial" w:cs="Arial"/>
@@ -5085,7 +4944,6 @@
     </w:p>
     <w:p>
       <w:pPr>
-        <w:keepNext/>
         <w:spacing w:before="200" w:after="60" w:line="240" w:lineRule="auto"/>
         <w:rPr>
           <w:rFonts w:ascii="Arial" w:hAnsi="Arial" w:cs="Arial"/>
@@ -5122,7 +4980,6 @@
     </w:p>
     <w:p>
       <w:pPr>
-        <w:keepNext/>
         <w:spacing w:before="200" w:after="60" w:line="240" w:lineRule="auto"/>
         <w:rPr>
           <w:rFonts w:ascii="Arial" w:hAnsi="Arial" w:cs="Arial"/>
@@ -5176,7 +5033,6 @@
     </w:p>
     <w:p>
       <w:pPr>
-        <w:keepNext/>
         <w:spacing w:before="200" w:after="60" w:line="240" w:lineRule="auto"/>
         <w:rPr>
           <w:rFonts w:ascii="Arial" w:hAnsi="Arial" w:cs="Arial"/>
@@ -5213,7 +5069,6 @@
     </w:p>
     <w:p>
       <w:pPr>
-        <w:keepNext/>
         <w:spacing w:before="200" w:after="60" w:line="240" w:lineRule="auto"/>
         <w:rPr>
           <w:rFonts w:ascii="Arial" w:hAnsi="Arial" w:cs="Arial"/>
@@ -5250,7 +5105,6 @@
     </w:p>
     <w:p>
       <w:pPr>
-        <w:keepNext/>
         <w:spacing w:before="200" w:after="60" w:line="240" w:lineRule="auto"/>
         <w:rPr>
           <w:rFonts w:ascii="Arial" w:hAnsi="Arial" w:cs="Arial"/>
@@ -5287,7 +5141,6 @@
     </w:p>
     <w:p>
       <w:pPr>
-        <w:keepNext/>
         <w:spacing w:before="200" w:after="60" w:line="240" w:lineRule="auto"/>
         <w:rPr>
           <w:rFonts w:ascii="Arial" w:hAnsi="Arial" w:cs="Arial"/>
@@ -5324,7 +5177,6 @@
     </w:p>
     <w:p>
       <w:pPr>
-        <w:keepNext/>
         <w:spacing w:before="200" w:after="60" w:line="240" w:lineRule="auto"/>
         <w:rPr>
           <w:rFonts w:ascii="Arial" w:hAnsi="Arial" w:cs="Arial"/>
@@ -5361,7 +5213,6 @@
     </w:p>
     <w:p>
       <w:pPr>
-        <w:keepNext/>
         <w:spacing w:before="200" w:after="60" w:line="240" w:lineRule="auto"/>
         <w:rPr>
           <w:rFonts w:ascii="Arial" w:hAnsi="Arial" w:cs="Arial"/>
@@ -5398,7 +5249,6 @@
     </w:p>
     <w:p>
       <w:pPr>
-        <w:keepNext/>
         <w:spacing w:before="200" w:after="60" w:line="240" w:lineRule="auto"/>
         <w:rPr>
           <w:rFonts w:ascii="Arial" w:hAnsi="Arial" w:cs="Arial"/>
@@ -5435,7 +5285,6 @@
     </w:p>
     <w:p>
       <w:pPr>
-        <w:keepNext/>
         <w:spacing w:before="200" w:after="60" w:line="240" w:lineRule="auto"/>
         <w:rPr>
           <w:rFonts w:ascii="Arial" w:hAnsi="Arial" w:cs="Arial"/>
@@ -5472,7 +5321,6 @@
     </w:p>
     <w:p>
       <w:pPr>
-        <w:keepNext/>
         <w:spacing w:before="200" w:after="60" w:line="240" w:lineRule="auto"/>
         <w:rPr>
           <w:rFonts w:ascii="Arial" w:hAnsi="Arial" w:cs="Arial"/>
@@ -5509,7 +5357,6 @@
     </w:p>
     <w:p>
       <w:pPr>
-        <w:keepNext/>
         <w:spacing w:before="200" w:after="60" w:line="240" w:lineRule="auto"/>
         <w:rPr>
           <w:rFonts w:ascii="Arial" w:hAnsi="Arial" w:cs="Arial"/>
@@ -5563,7 +5410,6 @@
     </w:p>
     <w:p>
       <w:pPr>
-        <w:keepNext/>
         <w:spacing w:before="200" w:after="60" w:line="240" w:lineRule="auto"/>
         <w:rPr>
           <w:rFonts w:ascii="Arial" w:hAnsi="Arial" w:cs="Arial"/>
@@ -5600,7 +5446,6 @@
     </w:p>
     <w:p>
       <w:pPr>
-        <w:keepNext/>
         <w:spacing w:before="200" w:after="60" w:line="240" w:lineRule="auto"/>
         <w:rPr>
           <w:rFonts w:ascii="Arial" w:hAnsi="Arial" w:cs="Arial"/>
@@ -5637,7 +5482,6 @@
     </w:p>
     <w:p>
       <w:pPr>
-        <w:keepNext/>
         <w:spacing w:before="200" w:after="60" w:line="240" w:lineRule="auto"/>
         <w:rPr>
           <w:rFonts w:ascii="Arial" w:hAnsi="Arial" w:cs="Arial"/>
@@ -5674,7 +5518,6 @@
     </w:p>
     <w:p>
       <w:pPr>
-        <w:keepNext/>
         <w:spacing w:before="200" w:after="60" w:line="240" w:lineRule="auto"/>
         <w:rPr>
           <w:rFonts w:ascii="Arial" w:hAnsi="Arial" w:cs="Arial"/>
@@ -5711,7 +5554,6 @@
     </w:p>
     <w:p>
       <w:pPr>
-        <w:keepNext/>
         <w:spacing w:before="200" w:after="60" w:line="240" w:lineRule="auto"/>
         <w:rPr>
           <w:rFonts w:ascii="Arial" w:hAnsi="Arial" w:cs="Arial"/>
@@ -5748,7 +5590,6 @@
     </w:p>
     <w:p>
       <w:pPr>
-        <w:keepNext/>
         <w:spacing w:before="200" w:after="60" w:line="240" w:lineRule="auto"/>
         <w:rPr>
           <w:rFonts w:ascii="Arial" w:hAnsi="Arial" w:cs="Arial"/>
@@ -5785,7 +5626,6 @@
     </w:p>
     <w:p>
       <w:pPr>
-        <w:keepNext/>
         <w:spacing w:before="200" w:after="60" w:line="240" w:lineRule="auto"/>
         <w:rPr>
           <w:rFonts w:ascii="Arial" w:hAnsi="Arial" w:cs="Arial"/>
@@ -5822,7 +5662,6 @@
     </w:p>
     <w:p>
       <w:pPr>
-        <w:keepNext/>
         <w:spacing w:before="200" w:after="60" w:line="240" w:lineRule="auto"/>
         <w:rPr>
           <w:rFonts w:ascii="Arial" w:hAnsi="Arial" w:cs="Arial"/>
@@ -5859,7 +5698,6 @@
     </w:p>
     <w:p>
       <w:pPr>
-        <w:keepNext/>
         <w:spacing w:before="200" w:after="60" w:line="240" w:lineRule="auto"/>
         <w:rPr>
           <w:rFonts w:ascii="Arial" w:hAnsi="Arial" w:cs="Arial"/>
@@ -5896,7 +5734,6 @@
     </w:p>
     <w:p>
       <w:pPr>
-        <w:keepNext/>
         <w:spacing w:before="200" w:after="60" w:line="240" w:lineRule="auto"/>
         <w:rPr>
           <w:rFonts w:ascii="Arial" w:hAnsi="Arial" w:cs="Arial"/>
@@ -5950,7 +5787,6 @@
     </w:p>
     <w:p>
       <w:pPr>
-        <w:keepNext/>
         <w:spacing w:before="200" w:after="60" w:line="240" w:lineRule="auto"/>
         <w:rPr>
           <w:rFonts w:ascii="Arial" w:hAnsi="Arial" w:cs="Arial"/>
@@ -5987,7 +5823,6 @@
     </w:p>
     <w:p>
       <w:pPr>
-        <w:keepNext/>
         <w:spacing w:before="200" w:after="60" w:line="240" w:lineRule="auto"/>
         <w:rPr>
           <w:rFonts w:ascii="Arial" w:hAnsi="Arial" w:cs="Arial"/>
@@ -6024,7 +5859,6 @@
     </w:p>
     <w:p>
       <w:pPr>
-        <w:keepNext/>
         <w:spacing w:before="200" w:after="60" w:line="240" w:lineRule="auto"/>
         <w:rPr>
           <w:rFonts w:ascii="Arial" w:hAnsi="Arial" w:cs="Arial"/>
@@ -6061,7 +5895,6 @@
     </w:p>
     <w:p>
       <w:pPr>
-        <w:keepNext/>
         <w:spacing w:before="200" w:after="60" w:line="240" w:lineRule="auto"/>
         <w:rPr>
           <w:rFonts w:ascii="Arial" w:hAnsi="Arial" w:cs="Arial"/>
@@ -6098,7 +5931,6 @@
     </w:p>
     <w:p>
       <w:pPr>
-        <w:keepNext/>
         <w:spacing w:before="200" w:after="60" w:line="240" w:lineRule="auto"/>
         <w:rPr>
           <w:rFonts w:ascii="Arial" w:hAnsi="Arial" w:cs="Arial"/>
@@ -6135,7 +5967,6 @@
     </w:p>
     <w:p>
       <w:pPr>
-        <w:keepNext/>
         <w:spacing w:before="200" w:after="60" w:line="240" w:lineRule="auto"/>
         <w:rPr>
           <w:rFonts w:ascii="Arial" w:hAnsi="Arial" w:cs="Arial"/>
@@ -6172,7 +6003,6 @@
     </w:p>
     <w:p>
       <w:pPr>
-        <w:keepNext/>
         <w:spacing w:before="200" w:after="60" w:line="240" w:lineRule="auto"/>
         <w:rPr>
           <w:rFonts w:ascii="Arial" w:hAnsi="Arial" w:cs="Arial"/>
@@ -6209,7 +6039,6 @@
     </w:p>
     <w:p>
       <w:pPr>
-        <w:keepNext/>
         <w:spacing w:before="200" w:after="60" w:line="240" w:lineRule="auto"/>
         <w:rPr>
           <w:rFonts w:ascii="Arial" w:hAnsi="Arial" w:cs="Arial"/>
@@ -6246,7 +6075,6 @@
     </w:p>
     <w:p>
       <w:pPr>
-        <w:keepNext/>
         <w:spacing w:before="200" w:after="60" w:line="240" w:lineRule="auto"/>
         <w:rPr>
           <w:rFonts w:ascii="Arial" w:hAnsi="Arial" w:cs="Arial"/>
@@ -6283,7 +6111,6 @@
     </w:p>
     <w:p>
       <w:pPr>
-        <w:keepNext/>
         <w:spacing w:before="200" w:after="60" w:line="240" w:lineRule="auto"/>
         <w:rPr>
           <w:rFonts w:ascii="Arial" w:hAnsi="Arial" w:cs="Arial"/>
@@ -6337,7 +6164,6 @@
     </w:p>
     <w:p>
       <w:pPr>
-        <w:keepNext/>
         <w:spacing w:before="200" w:after="120" w:line="240" w:lineRule="auto"/>
         <w:rPr>
           <w:rFonts w:ascii="Arial" w:hAnsi="Arial" w:cs="Arial"/>
@@ -6372,7 +6198,6 @@
     </w:p>
     <w:p>
       <w:pPr>
-        <w:keepNext/>
         <w:spacing w:before="200" w:after="120" w:line="240" w:lineRule="auto"/>
         <w:rPr>
           <w:rFonts w:ascii="Arial" w:hAnsi="Arial" w:cs="Arial"/>

--- a/exercises/Bài tập tổng hợp 26-29 - Mạo từ, giới từ và từ chỉ định/Đề 1.docx
+++ b/exercises/Bài tập tổng hợp 26-29 - Mạo từ, giới từ và từ chỉ định/Đề 1.docx
@@ -2507,7 +2507,39 @@
           <w:rFonts w:ascii="Arial" w:hAnsi="Arial" w:cs="Arial"/>
           <w:sz w:val="22"/>
         </w:rPr>
-        <w:t>My classroom is on the second floor. There is a large board at the front and there are twenty desks in the room. The teacher's desk is next to the window. There is a clock above the board, but there is not a television. These computers near the back wall are for students. That small room opposite our classroom is the school library. The library opens at 8 a.m. and closes at 5 p.m.</w:t>
+        <w:t>My classroom is on the second floor. There is a large board at the front and there are twenty desks in the room. The teacher's desk is next to the window.</w:t>
+      </w:r>
+    </w:p>
+    <w:p>
+      <w:pPr>
+        <w:spacing w:after="120" w:line="240" w:lineRule="auto"/>
+        <w:rPr>
+          <w:rFonts w:ascii="Arial" w:hAnsi="Arial" w:cs="Arial"/>
+          <w:sz w:val="22"/>
+        </w:rPr>
+      </w:pPr>
+      <w:r>
+        <w:rPr>
+          <w:rFonts w:ascii="Arial" w:hAnsi="Arial" w:cs="Arial"/>
+          <w:sz w:val="22"/>
+        </w:rPr>
+        <w:t>There is a clock above the board, but there is not a television. These computers near the back wall are for students.</w:t>
+      </w:r>
+    </w:p>
+    <w:p>
+      <w:pPr>
+        <w:spacing w:after="120" w:line="240" w:lineRule="auto"/>
+        <w:rPr>
+          <w:rFonts w:ascii="Arial" w:hAnsi="Arial" w:cs="Arial"/>
+          <w:sz w:val="22"/>
+        </w:rPr>
+      </w:pPr>
+      <w:r>
+        <w:rPr>
+          <w:rFonts w:ascii="Arial" w:hAnsi="Arial" w:cs="Arial"/>
+          <w:sz w:val="22"/>
+        </w:rPr>
+        <w:t>That small room opposite our classroom is the school library. The library opens at 8 a.m. and closes at 5 p.m.</w:t>
       </w:r>
     </w:p>
     <w:p>
@@ -2724,6 +2756,7 @@
     </w:p>
     <w:p>
       <w:pPr>
+        <w:keepNext/>
         <w:spacing w:before="360" w:after="280" w:line="240" w:lineRule="auto"/>
         <w:jc w:val="center"/>
         <w:rPr>
@@ -2739,7 +2772,7 @@
           <w:sz w:val="30"/>
         </w:rPr>
         <w:br w:type="page"/>
-        <w:t>ĐÁP ÁN VÀ GIẢI THÍCH CHI TIẾT</w:t>
+        <w:t>ĐÁP ÁN</w:t>
       </w:r>
     </w:p>
     <w:p>
@@ -2761,8 +2794,7 @@
     </w:p>
     <w:p>
       <w:pPr>
-        <w:keepNext/>
-        <w:spacing w:before="200" w:after="60" w:line="240" w:lineRule="auto"/>
+        <w:spacing w:before="200" w:after="120" w:line="240" w:lineRule="auto"/>
         <w:rPr>
           <w:rFonts w:ascii="Arial" w:hAnsi="Arial" w:cs="Arial"/>
           <w:b/>
@@ -2780,26 +2812,7 @@
     </w:p>
     <w:p>
       <w:pPr>
-        <w:keepLines/>
-        <w:spacing w:after="220" w:line="240" w:lineRule="auto"/>
-        <w:ind w:left="198"/>
-        <w:rPr>
-          <w:rFonts w:ascii="Arial" w:hAnsi="Arial" w:cs="Arial"/>
-          <w:sz w:val="22"/>
-        </w:rPr>
-      </w:pPr>
-      <w:r>
-        <w:rPr>
-          <w:rFonts w:ascii="Arial" w:hAnsi="Arial" w:cs="Arial"/>
-          <w:sz w:val="22"/>
-        </w:rPr>
-        <w:t>Giải thích: Đáp án Đáp án B phù hợp với quy tắc a/an theo âm đầu, the khi đối tượng đã xác định, hoặc không dùng mạo từ khi nói chung.</w:t>
-      </w:r>
-    </w:p>
-    <w:p>
-      <w:pPr>
-        <w:keepNext/>
-        <w:spacing w:before="200" w:after="60" w:line="240" w:lineRule="auto"/>
+        <w:spacing w:before="200" w:after="120" w:line="240" w:lineRule="auto"/>
         <w:rPr>
           <w:rFonts w:ascii="Arial" w:hAnsi="Arial" w:cs="Arial"/>
           <w:b/>
@@ -2817,26 +2830,7 @@
     </w:p>
     <w:p>
       <w:pPr>
-        <w:keepLines/>
-        <w:spacing w:after="220" w:line="240" w:lineRule="auto"/>
-        <w:ind w:left="198"/>
-        <w:rPr>
-          <w:rFonts w:ascii="Arial" w:hAnsi="Arial" w:cs="Arial"/>
-          <w:sz w:val="22"/>
-        </w:rPr>
-      </w:pPr>
-      <w:r>
-        <w:rPr>
-          <w:rFonts w:ascii="Arial" w:hAnsi="Arial" w:cs="Arial"/>
-          <w:sz w:val="22"/>
-        </w:rPr>
-        <w:t>Giải thích: Đáp án Đáp án B phù hợp với quy tắc a/an theo âm đầu, the khi đối tượng đã xác định, hoặc không dùng mạo từ khi nói chung.</w:t>
-      </w:r>
-    </w:p>
-    <w:p>
-      <w:pPr>
-        <w:keepNext/>
-        <w:spacing w:before="200" w:after="60" w:line="240" w:lineRule="auto"/>
+        <w:spacing w:before="200" w:after="120" w:line="240" w:lineRule="auto"/>
         <w:rPr>
           <w:rFonts w:ascii="Arial" w:hAnsi="Arial" w:cs="Arial"/>
           <w:b/>
@@ -2854,26 +2848,7 @@
     </w:p>
     <w:p>
       <w:pPr>
-        <w:keepLines/>
-        <w:spacing w:after="220" w:line="240" w:lineRule="auto"/>
-        <w:ind w:left="198"/>
-        <w:rPr>
-          <w:rFonts w:ascii="Arial" w:hAnsi="Arial" w:cs="Arial"/>
-          <w:sz w:val="22"/>
-        </w:rPr>
-      </w:pPr>
-      <w:r>
-        <w:rPr>
-          <w:rFonts w:ascii="Arial" w:hAnsi="Arial" w:cs="Arial"/>
-          <w:sz w:val="22"/>
-        </w:rPr>
-        <w:t>Giải thích: Đáp án Đáp án C phù hợp với quy tắc a/an theo âm đầu, the khi đối tượng đã xác định, hoặc không dùng mạo từ khi nói chung.</w:t>
-      </w:r>
-    </w:p>
-    <w:p>
-      <w:pPr>
-        <w:keepNext/>
-        <w:spacing w:before="200" w:after="60" w:line="240" w:lineRule="auto"/>
+        <w:spacing w:before="200" w:after="120" w:line="240" w:lineRule="auto"/>
         <w:rPr>
           <w:rFonts w:ascii="Arial" w:hAnsi="Arial" w:cs="Arial"/>
           <w:b/>
@@ -2891,26 +2866,7 @@
     </w:p>
     <w:p>
       <w:pPr>
-        <w:keepLines/>
-        <w:spacing w:after="220" w:line="240" w:lineRule="auto"/>
-        <w:ind w:left="198"/>
-        <w:rPr>
-          <w:rFonts w:ascii="Arial" w:hAnsi="Arial" w:cs="Arial"/>
-          <w:sz w:val="22"/>
-        </w:rPr>
-      </w:pPr>
-      <w:r>
-        <w:rPr>
-          <w:rFonts w:ascii="Arial" w:hAnsi="Arial" w:cs="Arial"/>
-          <w:sz w:val="22"/>
-        </w:rPr>
-        <w:t>Giải thích: Đáp án Đáp án D phù hợp với quy tắc a/an theo âm đầu, the khi đối tượng đã xác định, hoặc không dùng mạo từ khi nói chung.</w:t>
-      </w:r>
-    </w:p>
-    <w:p>
-      <w:pPr>
-        <w:keepNext/>
-        <w:spacing w:before="200" w:after="60" w:line="240" w:lineRule="auto"/>
+        <w:spacing w:before="200" w:after="120" w:line="240" w:lineRule="auto"/>
         <w:rPr>
           <w:rFonts w:ascii="Arial" w:hAnsi="Arial" w:cs="Arial"/>
           <w:b/>
@@ -2928,26 +2884,7 @@
     </w:p>
     <w:p>
       <w:pPr>
-        <w:keepLines/>
-        <w:spacing w:after="220" w:line="240" w:lineRule="auto"/>
-        <w:ind w:left="198"/>
-        <w:rPr>
-          <w:rFonts w:ascii="Arial" w:hAnsi="Arial" w:cs="Arial"/>
-          <w:sz w:val="22"/>
-        </w:rPr>
-      </w:pPr>
-      <w:r>
-        <w:rPr>
-          <w:rFonts w:ascii="Arial" w:hAnsi="Arial" w:cs="Arial"/>
-          <w:sz w:val="22"/>
-        </w:rPr>
-        <w:t>Giải thích: Đáp án Đáp án C phù hợp với quy tắc a/an theo âm đầu, the khi đối tượng đã xác định, hoặc không dùng mạo từ khi nói chung.</w:t>
-      </w:r>
-    </w:p>
-    <w:p>
-      <w:pPr>
-        <w:keepNext/>
-        <w:spacing w:before="200" w:after="60" w:line="240" w:lineRule="auto"/>
+        <w:spacing w:before="200" w:after="120" w:line="240" w:lineRule="auto"/>
         <w:rPr>
           <w:rFonts w:ascii="Arial" w:hAnsi="Arial" w:cs="Arial"/>
           <w:b/>
@@ -2965,26 +2902,7 @@
     </w:p>
     <w:p>
       <w:pPr>
-        <w:keepLines/>
-        <w:spacing w:after="220" w:line="240" w:lineRule="auto"/>
-        <w:ind w:left="198"/>
-        <w:rPr>
-          <w:rFonts w:ascii="Arial" w:hAnsi="Arial" w:cs="Arial"/>
-          <w:sz w:val="22"/>
-        </w:rPr>
-      </w:pPr>
-      <w:r>
-        <w:rPr>
-          <w:rFonts w:ascii="Arial" w:hAnsi="Arial" w:cs="Arial"/>
-          <w:sz w:val="22"/>
-        </w:rPr>
-        <w:t>Giải thích: Đáp án Đáp án A phù hợp với quy tắc a/an theo âm đầu, the khi đối tượng đã xác định, hoặc không dùng mạo từ khi nói chung.</w:t>
-      </w:r>
-    </w:p>
-    <w:p>
-      <w:pPr>
-        <w:keepNext/>
-        <w:spacing w:before="200" w:after="60" w:line="240" w:lineRule="auto"/>
+        <w:spacing w:before="200" w:after="120" w:line="240" w:lineRule="auto"/>
         <w:rPr>
           <w:rFonts w:ascii="Arial" w:hAnsi="Arial" w:cs="Arial"/>
           <w:b/>
@@ -3002,26 +2920,7 @@
     </w:p>
     <w:p>
       <w:pPr>
-        <w:keepLines/>
-        <w:spacing w:after="220" w:line="240" w:lineRule="auto"/>
-        <w:ind w:left="198"/>
-        <w:rPr>
-          <w:rFonts w:ascii="Arial" w:hAnsi="Arial" w:cs="Arial"/>
-          <w:sz w:val="22"/>
-        </w:rPr>
-      </w:pPr>
-      <w:r>
-        <w:rPr>
-          <w:rFonts w:ascii="Arial" w:hAnsi="Arial" w:cs="Arial"/>
-          <w:sz w:val="22"/>
-        </w:rPr>
-        <w:t>Giải thích: Đáp án Đáp án C phù hợp với quy tắc a/an theo âm đầu, the khi đối tượng đã xác định, hoặc không dùng mạo từ khi nói chung.</w:t>
-      </w:r>
-    </w:p>
-    <w:p>
-      <w:pPr>
-        <w:keepNext/>
-        <w:spacing w:before="200" w:after="60" w:line="240" w:lineRule="auto"/>
+        <w:spacing w:before="200" w:after="120" w:line="240" w:lineRule="auto"/>
         <w:rPr>
           <w:rFonts w:ascii="Arial" w:hAnsi="Arial" w:cs="Arial"/>
           <w:b/>
@@ -3039,26 +2938,7 @@
     </w:p>
     <w:p>
       <w:pPr>
-        <w:keepLines/>
-        <w:spacing w:after="220" w:line="240" w:lineRule="auto"/>
-        <w:ind w:left="198"/>
-        <w:rPr>
-          <w:rFonts w:ascii="Arial" w:hAnsi="Arial" w:cs="Arial"/>
-          <w:sz w:val="22"/>
-        </w:rPr>
-      </w:pPr>
-      <w:r>
-        <w:rPr>
-          <w:rFonts w:ascii="Arial" w:hAnsi="Arial" w:cs="Arial"/>
-          <w:sz w:val="22"/>
-        </w:rPr>
-        <w:t>Giải thích: Đáp án Đáp án C phù hợp với quy tắc a/an theo âm đầu, the khi đối tượng đã xác định, hoặc không dùng mạo từ khi nói chung.</w:t>
-      </w:r>
-    </w:p>
-    <w:p>
-      <w:pPr>
-        <w:keepNext/>
-        <w:spacing w:before="200" w:after="60" w:line="240" w:lineRule="auto"/>
+        <w:spacing w:before="200" w:after="120" w:line="240" w:lineRule="auto"/>
         <w:rPr>
           <w:rFonts w:ascii="Arial" w:hAnsi="Arial" w:cs="Arial"/>
           <w:b/>
@@ -3076,26 +2956,7 @@
     </w:p>
     <w:p>
       <w:pPr>
-        <w:keepLines/>
-        <w:spacing w:after="220" w:line="240" w:lineRule="auto"/>
-        <w:ind w:left="198"/>
-        <w:rPr>
-          <w:rFonts w:ascii="Arial" w:hAnsi="Arial" w:cs="Arial"/>
-          <w:sz w:val="22"/>
-        </w:rPr>
-      </w:pPr>
-      <w:r>
-        <w:rPr>
-          <w:rFonts w:ascii="Arial" w:hAnsi="Arial" w:cs="Arial"/>
-          <w:sz w:val="22"/>
-        </w:rPr>
-        <w:t>Giải thích: Đáp án Đáp án D phù hợp với quy tắc a/an theo âm đầu, the khi đối tượng đã xác định, hoặc không dùng mạo từ khi nói chung.</w:t>
-      </w:r>
-    </w:p>
-    <w:p>
-      <w:pPr>
-        <w:keepNext/>
-        <w:spacing w:before="200" w:after="60" w:line="240" w:lineRule="auto"/>
+        <w:spacing w:before="200" w:after="120" w:line="240" w:lineRule="auto"/>
         <w:rPr>
           <w:rFonts w:ascii="Arial" w:hAnsi="Arial" w:cs="Arial"/>
           <w:b/>
@@ -3109,24 +2970,6 @@
           <w:sz w:val="22"/>
         </w:rPr>
         <w:t>Câu 10: Đáp án A</w:t>
-      </w:r>
-    </w:p>
-    <w:p>
-      <w:pPr>
-        <w:keepLines/>
-        <w:spacing w:after="220" w:line="240" w:lineRule="auto"/>
-        <w:ind w:left="198"/>
-        <w:rPr>
-          <w:rFonts w:ascii="Arial" w:hAnsi="Arial" w:cs="Arial"/>
-          <w:sz w:val="22"/>
-        </w:rPr>
-      </w:pPr>
-      <w:r>
-        <w:rPr>
-          <w:rFonts w:ascii="Arial" w:hAnsi="Arial" w:cs="Arial"/>
-          <w:sz w:val="22"/>
-        </w:rPr>
-        <w:t>Giải thích: Đáp án Đáp án A phù hợp với quy tắc a/an theo âm đầu, the khi đối tượng đã xác định, hoặc không dùng mạo từ khi nói chung.</w:t>
       </w:r>
     </w:p>
     <w:p>
@@ -3148,7 +2991,7 @@
     </w:p>
     <w:p>
       <w:pPr>
-        <w:spacing w:before="200" w:after="60" w:line="240" w:lineRule="auto"/>
+        <w:spacing w:before="200" w:after="120" w:line="240" w:lineRule="auto"/>
         <w:rPr>
           <w:rFonts w:ascii="Arial" w:hAnsi="Arial" w:cs="Arial"/>
           <w:b/>
@@ -3166,25 +3009,7 @@
     </w:p>
     <w:p>
       <w:pPr>
-        <w:keepLines/>
-        <w:spacing w:after="220" w:line="240" w:lineRule="auto"/>
-        <w:ind w:left="198"/>
-        <w:rPr>
-          <w:rFonts w:ascii="Arial" w:hAnsi="Arial" w:cs="Arial"/>
-          <w:sz w:val="22"/>
-        </w:rPr>
-      </w:pPr>
-      <w:r>
-        <w:rPr>
-          <w:rFonts w:ascii="Arial" w:hAnsi="Arial" w:cs="Arial"/>
-          <w:sz w:val="22"/>
-        </w:rPr>
-        <w:t>Giải thích: Đáp án at diễn đạt đúng quan hệ thời gian, nơi chốn, vị trí hoặc hướng chuyển động trong câu.</w:t>
-      </w:r>
-    </w:p>
-    <w:p>
-      <w:pPr>
-        <w:spacing w:before="200" w:after="60" w:line="240" w:lineRule="auto"/>
+        <w:spacing w:before="200" w:after="120" w:line="240" w:lineRule="auto"/>
         <w:rPr>
           <w:rFonts w:ascii="Arial" w:hAnsi="Arial" w:cs="Arial"/>
           <w:b/>
@@ -3202,25 +3027,7 @@
     </w:p>
     <w:p>
       <w:pPr>
-        <w:keepLines/>
-        <w:spacing w:after="220" w:line="240" w:lineRule="auto"/>
-        <w:ind w:left="198"/>
-        <w:rPr>
-          <w:rFonts w:ascii="Arial" w:hAnsi="Arial" w:cs="Arial"/>
-          <w:sz w:val="22"/>
-        </w:rPr>
-      </w:pPr>
-      <w:r>
-        <w:rPr>
-          <w:rFonts w:ascii="Arial" w:hAnsi="Arial" w:cs="Arial"/>
-          <w:sz w:val="22"/>
-        </w:rPr>
-        <w:t>Giải thích: Đáp án in diễn đạt đúng quan hệ thời gian, nơi chốn, vị trí hoặc hướng chuyển động trong câu.</w:t>
-      </w:r>
-    </w:p>
-    <w:p>
-      <w:pPr>
-        <w:spacing w:before="200" w:after="60" w:line="240" w:lineRule="auto"/>
+        <w:spacing w:before="200" w:after="120" w:line="240" w:lineRule="auto"/>
         <w:rPr>
           <w:rFonts w:ascii="Arial" w:hAnsi="Arial" w:cs="Arial"/>
           <w:b/>
@@ -3238,25 +3045,7 @@
     </w:p>
     <w:p>
       <w:pPr>
-        <w:keepLines/>
-        <w:spacing w:after="220" w:line="240" w:lineRule="auto"/>
-        <w:ind w:left="198"/>
-        <w:rPr>
-          <w:rFonts w:ascii="Arial" w:hAnsi="Arial" w:cs="Arial"/>
-          <w:sz w:val="22"/>
-        </w:rPr>
-      </w:pPr>
-      <w:r>
-        <w:rPr>
-          <w:rFonts w:ascii="Arial" w:hAnsi="Arial" w:cs="Arial"/>
-          <w:sz w:val="22"/>
-        </w:rPr>
-        <w:t>Giải thích: Đáp án on diễn đạt đúng quan hệ thời gian, nơi chốn, vị trí hoặc hướng chuyển động trong câu.</w:t>
-      </w:r>
-    </w:p>
-    <w:p>
-      <w:pPr>
-        <w:spacing w:before="200" w:after="60" w:line="240" w:lineRule="auto"/>
+        <w:spacing w:before="200" w:after="120" w:line="240" w:lineRule="auto"/>
         <w:rPr>
           <w:rFonts w:ascii="Arial" w:hAnsi="Arial" w:cs="Arial"/>
           <w:b/>
@@ -3274,25 +3063,7 @@
     </w:p>
     <w:p>
       <w:pPr>
-        <w:keepLines/>
-        <w:spacing w:after="220" w:line="240" w:lineRule="auto"/>
-        <w:ind w:left="198"/>
-        <w:rPr>
-          <w:rFonts w:ascii="Arial" w:hAnsi="Arial" w:cs="Arial"/>
-          <w:sz w:val="22"/>
-        </w:rPr>
-      </w:pPr>
-      <w:r>
-        <w:rPr>
-          <w:rFonts w:ascii="Arial" w:hAnsi="Arial" w:cs="Arial"/>
-          <w:sz w:val="22"/>
-        </w:rPr>
-        <w:t>Giải thích: Đáp án under diễn đạt đúng quan hệ thời gian, nơi chốn, vị trí hoặc hướng chuyển động trong câu.</w:t>
-      </w:r>
-    </w:p>
-    <w:p>
-      <w:pPr>
-        <w:spacing w:before="200" w:after="60" w:line="240" w:lineRule="auto"/>
+        <w:spacing w:before="200" w:after="120" w:line="240" w:lineRule="auto"/>
         <w:rPr>
           <w:rFonts w:ascii="Arial" w:hAnsi="Arial" w:cs="Arial"/>
           <w:b/>
@@ -3310,25 +3081,7 @@
     </w:p>
     <w:p>
       <w:pPr>
-        <w:keepLines/>
-        <w:spacing w:after="220" w:line="240" w:lineRule="auto"/>
-        <w:ind w:left="198"/>
-        <w:rPr>
-          <w:rFonts w:ascii="Arial" w:hAnsi="Arial" w:cs="Arial"/>
-          <w:sz w:val="22"/>
-        </w:rPr>
-      </w:pPr>
-      <w:r>
-        <w:rPr>
-          <w:rFonts w:ascii="Arial" w:hAnsi="Arial" w:cs="Arial"/>
-          <w:sz w:val="22"/>
-        </w:rPr>
-        <w:t>Giải thích: Đáp án between diễn đạt đúng quan hệ thời gian, nơi chốn, vị trí hoặc hướng chuyển động trong câu.</w:t>
-      </w:r>
-    </w:p>
-    <w:p>
-      <w:pPr>
-        <w:spacing w:before="200" w:after="60" w:line="240" w:lineRule="auto"/>
+        <w:spacing w:before="200" w:after="120" w:line="240" w:lineRule="auto"/>
         <w:rPr>
           <w:rFonts w:ascii="Arial" w:hAnsi="Arial" w:cs="Arial"/>
           <w:b/>
@@ -3346,25 +3099,7 @@
     </w:p>
     <w:p>
       <w:pPr>
-        <w:keepLines/>
-        <w:spacing w:after="220" w:line="240" w:lineRule="auto"/>
-        <w:ind w:left="198"/>
-        <w:rPr>
-          <w:rFonts w:ascii="Arial" w:hAnsi="Arial" w:cs="Arial"/>
-          <w:sz w:val="22"/>
-        </w:rPr>
-      </w:pPr>
-      <w:r>
-        <w:rPr>
-          <w:rFonts w:ascii="Arial" w:hAnsi="Arial" w:cs="Arial"/>
-          <w:sz w:val="22"/>
-        </w:rPr>
-        <w:t>Giải thích: Đáp án opposite diễn đạt đúng quan hệ thời gian, nơi chốn, vị trí hoặc hướng chuyển động trong câu.</w:t>
-      </w:r>
-    </w:p>
-    <w:p>
-      <w:pPr>
-        <w:spacing w:before="200" w:after="60" w:line="240" w:lineRule="auto"/>
+        <w:spacing w:before="200" w:after="120" w:line="240" w:lineRule="auto"/>
         <w:rPr>
           <w:rFonts w:ascii="Arial" w:hAnsi="Arial" w:cs="Arial"/>
           <w:b/>
@@ -3382,25 +3117,7 @@
     </w:p>
     <w:p>
       <w:pPr>
-        <w:keepLines/>
-        <w:spacing w:after="220" w:line="240" w:lineRule="auto"/>
-        <w:ind w:left="198"/>
-        <w:rPr>
-          <w:rFonts w:ascii="Arial" w:hAnsi="Arial" w:cs="Arial"/>
-          <w:sz w:val="22"/>
-        </w:rPr>
-      </w:pPr>
-      <w:r>
-        <w:rPr>
-          <w:rFonts w:ascii="Arial" w:hAnsi="Arial" w:cs="Arial"/>
-          <w:sz w:val="22"/>
-        </w:rPr>
-        <w:t>Giải thích: Đáp án next to diễn đạt đúng quan hệ thời gian, nơi chốn, vị trí hoặc hướng chuyển động trong câu.</w:t>
-      </w:r>
-    </w:p>
-    <w:p>
-      <w:pPr>
-        <w:spacing w:before="200" w:after="60" w:line="240" w:lineRule="auto"/>
+        <w:spacing w:before="200" w:after="120" w:line="240" w:lineRule="auto"/>
         <w:rPr>
           <w:rFonts w:ascii="Arial" w:hAnsi="Arial" w:cs="Arial"/>
           <w:b/>
@@ -3418,25 +3135,7 @@
     </w:p>
     <w:p>
       <w:pPr>
-        <w:keepLines/>
-        <w:spacing w:after="220" w:line="240" w:lineRule="auto"/>
-        <w:ind w:left="198"/>
-        <w:rPr>
-          <w:rFonts w:ascii="Arial" w:hAnsi="Arial" w:cs="Arial"/>
-          <w:sz w:val="22"/>
-        </w:rPr>
-      </w:pPr>
-      <w:r>
-        <w:rPr>
-          <w:rFonts w:ascii="Arial" w:hAnsi="Arial" w:cs="Arial"/>
-          <w:sz w:val="22"/>
-        </w:rPr>
-        <w:t>Giải thích: Đáp án behind diễn đạt đúng quan hệ thời gian, nơi chốn, vị trí hoặc hướng chuyển động trong câu.</w:t>
-      </w:r>
-    </w:p>
-    <w:p>
-      <w:pPr>
-        <w:spacing w:before="200" w:after="60" w:line="240" w:lineRule="auto"/>
+        <w:spacing w:before="200" w:after="120" w:line="240" w:lineRule="auto"/>
         <w:rPr>
           <w:rFonts w:ascii="Arial" w:hAnsi="Arial" w:cs="Arial"/>
           <w:b/>
@@ -3454,25 +3153,7 @@
     </w:p>
     <w:p>
       <w:pPr>
-        <w:keepLines/>
-        <w:spacing w:after="220" w:line="240" w:lineRule="auto"/>
-        <w:ind w:left="198"/>
-        <w:rPr>
-          <w:rFonts w:ascii="Arial" w:hAnsi="Arial" w:cs="Arial"/>
-          <w:sz w:val="22"/>
-        </w:rPr>
-      </w:pPr>
-      <w:r>
-        <w:rPr>
-          <w:rFonts w:ascii="Arial" w:hAnsi="Arial" w:cs="Arial"/>
-          <w:sz w:val="22"/>
-        </w:rPr>
-        <w:t>Giải thích: Đáp án into diễn đạt đúng quan hệ thời gian, nơi chốn, vị trí hoặc hướng chuyển động trong câu.</w:t>
-      </w:r>
-    </w:p>
-    <w:p>
-      <w:pPr>
-        <w:spacing w:before="200" w:after="60" w:line="240" w:lineRule="auto"/>
+        <w:spacing w:before="200" w:after="120" w:line="240" w:lineRule="auto"/>
         <w:rPr>
           <w:rFonts w:ascii="Arial" w:hAnsi="Arial" w:cs="Arial"/>
           <w:b/>
@@ -3486,24 +3167,6 @@
           <w:sz w:val="22"/>
         </w:rPr>
         <w:t>Câu 10: from</w:t>
-      </w:r>
-    </w:p>
-    <w:p>
-      <w:pPr>
-        <w:keepLines/>
-        <w:spacing w:after="220" w:line="240" w:lineRule="auto"/>
-        <w:ind w:left="198"/>
-        <w:rPr>
-          <w:rFonts w:ascii="Arial" w:hAnsi="Arial" w:cs="Arial"/>
-          <w:sz w:val="22"/>
-        </w:rPr>
-      </w:pPr>
-      <w:r>
-        <w:rPr>
-          <w:rFonts w:ascii="Arial" w:hAnsi="Arial" w:cs="Arial"/>
-          <w:sz w:val="22"/>
-        </w:rPr>
-        <w:t>Giải thích: Đáp án from diễn đạt đúng quan hệ thời gian, nơi chốn, vị trí hoặc hướng chuyển động trong câu.</w:t>
       </w:r>
     </w:p>
     <w:p>
@@ -3525,7 +3188,7 @@
     </w:p>
     <w:p>
       <w:pPr>
-        <w:spacing w:before="200" w:after="60" w:line="240" w:lineRule="auto"/>
+        <w:spacing w:before="200" w:after="120" w:line="240" w:lineRule="auto"/>
         <w:rPr>
           <w:rFonts w:ascii="Arial" w:hAnsi="Arial" w:cs="Arial"/>
           <w:b/>
@@ -3543,25 +3206,7 @@
     </w:p>
     <w:p>
       <w:pPr>
-        <w:keepLines/>
-        <w:spacing w:after="220" w:line="240" w:lineRule="auto"/>
-        <w:ind w:left="198"/>
-        <w:rPr>
-          <w:rFonts w:ascii="Arial" w:hAnsi="Arial" w:cs="Arial"/>
-          <w:sz w:val="22"/>
-        </w:rPr>
-      </w:pPr>
-      <w:r>
-        <w:rPr>
-          <w:rFonts w:ascii="Arial" w:hAnsi="Arial" w:cs="Arial"/>
-          <w:sz w:val="22"/>
-        </w:rPr>
-        <w:t>Giải thích: Đáp án dùng is với danh từ số ít/không đếm được và are với danh từ số nhiều; trật tự từ phù hợp với câu khẳng định, phủ định hoặc nghi vấn.</w:t>
-      </w:r>
-    </w:p>
-    <w:p>
-      <w:pPr>
-        <w:spacing w:before="200" w:after="60" w:line="240" w:lineRule="auto"/>
+        <w:spacing w:before="200" w:after="120" w:line="240" w:lineRule="auto"/>
         <w:rPr>
           <w:rFonts w:ascii="Arial" w:hAnsi="Arial" w:cs="Arial"/>
           <w:b/>
@@ -3579,25 +3224,7 @@
     </w:p>
     <w:p>
       <w:pPr>
-        <w:keepLines/>
-        <w:spacing w:after="220" w:line="240" w:lineRule="auto"/>
-        <w:ind w:left="198"/>
-        <w:rPr>
-          <w:rFonts w:ascii="Arial" w:hAnsi="Arial" w:cs="Arial"/>
-          <w:sz w:val="22"/>
-        </w:rPr>
-      </w:pPr>
-      <w:r>
-        <w:rPr>
-          <w:rFonts w:ascii="Arial" w:hAnsi="Arial" w:cs="Arial"/>
-          <w:sz w:val="22"/>
-        </w:rPr>
-        <w:t>Giải thích: Đáp án dùng is với danh từ số ít/không đếm được và are với danh từ số nhiều; trật tự từ phù hợp với câu khẳng định, phủ định hoặc nghi vấn.</w:t>
-      </w:r>
-    </w:p>
-    <w:p>
-      <w:pPr>
-        <w:spacing w:before="200" w:after="60" w:line="240" w:lineRule="auto"/>
+        <w:spacing w:before="200" w:after="120" w:line="240" w:lineRule="auto"/>
         <w:rPr>
           <w:rFonts w:ascii="Arial" w:hAnsi="Arial" w:cs="Arial"/>
           <w:b/>
@@ -3615,25 +3242,7 @@
     </w:p>
     <w:p>
       <w:pPr>
-        <w:keepLines/>
-        <w:spacing w:after="220" w:line="240" w:lineRule="auto"/>
-        <w:ind w:left="198"/>
-        <w:rPr>
-          <w:rFonts w:ascii="Arial" w:hAnsi="Arial" w:cs="Arial"/>
-          <w:sz w:val="22"/>
-        </w:rPr>
-      </w:pPr>
-      <w:r>
-        <w:rPr>
-          <w:rFonts w:ascii="Arial" w:hAnsi="Arial" w:cs="Arial"/>
-          <w:sz w:val="22"/>
-        </w:rPr>
-        <w:t>Giải thích: Đáp án dùng is với danh từ số ít/không đếm được và are với danh từ số nhiều; trật tự từ phù hợp với câu khẳng định, phủ định hoặc nghi vấn.</w:t>
-      </w:r>
-    </w:p>
-    <w:p>
-      <w:pPr>
-        <w:spacing w:before="200" w:after="60" w:line="240" w:lineRule="auto"/>
+        <w:spacing w:before="200" w:after="120" w:line="240" w:lineRule="auto"/>
         <w:rPr>
           <w:rFonts w:ascii="Arial" w:hAnsi="Arial" w:cs="Arial"/>
           <w:b/>
@@ -3651,25 +3260,7 @@
     </w:p>
     <w:p>
       <w:pPr>
-        <w:keepLines/>
-        <w:spacing w:after="220" w:line="240" w:lineRule="auto"/>
-        <w:ind w:left="198"/>
-        <w:rPr>
-          <w:rFonts w:ascii="Arial" w:hAnsi="Arial" w:cs="Arial"/>
-          <w:sz w:val="22"/>
-        </w:rPr>
-      </w:pPr>
-      <w:r>
-        <w:rPr>
-          <w:rFonts w:ascii="Arial" w:hAnsi="Arial" w:cs="Arial"/>
-          <w:sz w:val="22"/>
-        </w:rPr>
-        <w:t>Giải thích: Đáp án dùng is với danh từ số ít/không đếm được và are với danh từ số nhiều; trật tự từ phù hợp với câu khẳng định, phủ định hoặc nghi vấn.</w:t>
-      </w:r>
-    </w:p>
-    <w:p>
-      <w:pPr>
-        <w:spacing w:before="200" w:after="60" w:line="240" w:lineRule="auto"/>
+        <w:spacing w:before="200" w:after="120" w:line="240" w:lineRule="auto"/>
         <w:rPr>
           <w:rFonts w:ascii="Arial" w:hAnsi="Arial" w:cs="Arial"/>
           <w:b/>
@@ -3687,25 +3278,7 @@
     </w:p>
     <w:p>
       <w:pPr>
-        <w:keepLines/>
-        <w:spacing w:after="220" w:line="240" w:lineRule="auto"/>
-        <w:ind w:left="198"/>
-        <w:rPr>
-          <w:rFonts w:ascii="Arial" w:hAnsi="Arial" w:cs="Arial"/>
-          <w:sz w:val="22"/>
-        </w:rPr>
-      </w:pPr>
-      <w:r>
-        <w:rPr>
-          <w:rFonts w:ascii="Arial" w:hAnsi="Arial" w:cs="Arial"/>
-          <w:sz w:val="22"/>
-        </w:rPr>
-        <w:t>Giải thích: Đáp án dùng is với danh từ số ít/không đếm được và are với danh từ số nhiều; trật tự từ phù hợp với câu khẳng định, phủ định hoặc nghi vấn.</w:t>
-      </w:r>
-    </w:p>
-    <w:p>
-      <w:pPr>
-        <w:spacing w:before="200" w:after="60" w:line="240" w:lineRule="auto"/>
+        <w:spacing w:before="200" w:after="120" w:line="240" w:lineRule="auto"/>
         <w:rPr>
           <w:rFonts w:ascii="Arial" w:hAnsi="Arial" w:cs="Arial"/>
           <w:b/>
@@ -3723,25 +3296,7 @@
     </w:p>
     <w:p>
       <w:pPr>
-        <w:keepLines/>
-        <w:spacing w:after="220" w:line="240" w:lineRule="auto"/>
-        <w:ind w:left="198"/>
-        <w:rPr>
-          <w:rFonts w:ascii="Arial" w:hAnsi="Arial" w:cs="Arial"/>
-          <w:sz w:val="22"/>
-        </w:rPr>
-      </w:pPr>
-      <w:r>
-        <w:rPr>
-          <w:rFonts w:ascii="Arial" w:hAnsi="Arial" w:cs="Arial"/>
-          <w:sz w:val="22"/>
-        </w:rPr>
-        <w:t>Giải thích: Đáp án dùng is với danh từ số ít/không đếm được và are với danh từ số nhiều; trật tự từ phù hợp với câu khẳng định, phủ định hoặc nghi vấn.</w:t>
-      </w:r>
-    </w:p>
-    <w:p>
-      <w:pPr>
-        <w:spacing w:before="200" w:after="60" w:line="240" w:lineRule="auto"/>
+        <w:spacing w:before="200" w:after="120" w:line="240" w:lineRule="auto"/>
         <w:rPr>
           <w:rFonts w:ascii="Arial" w:hAnsi="Arial" w:cs="Arial"/>
           <w:b/>
@@ -3759,25 +3314,7 @@
     </w:p>
     <w:p>
       <w:pPr>
-        <w:keepLines/>
-        <w:spacing w:after="220" w:line="240" w:lineRule="auto"/>
-        <w:ind w:left="198"/>
-        <w:rPr>
-          <w:rFonts w:ascii="Arial" w:hAnsi="Arial" w:cs="Arial"/>
-          <w:sz w:val="22"/>
-        </w:rPr>
-      </w:pPr>
-      <w:r>
-        <w:rPr>
-          <w:rFonts w:ascii="Arial" w:hAnsi="Arial" w:cs="Arial"/>
-          <w:sz w:val="22"/>
-        </w:rPr>
-        <w:t>Giải thích: Đáp án dùng is với danh từ số ít/không đếm được và are với danh từ số nhiều; trật tự từ phù hợp với câu khẳng định, phủ định hoặc nghi vấn.</w:t>
-      </w:r>
-    </w:p>
-    <w:p>
-      <w:pPr>
-        <w:spacing w:before="200" w:after="60" w:line="240" w:lineRule="auto"/>
+        <w:spacing w:before="200" w:after="120" w:line="240" w:lineRule="auto"/>
         <w:rPr>
           <w:rFonts w:ascii="Arial" w:hAnsi="Arial" w:cs="Arial"/>
           <w:b/>
@@ -3795,25 +3332,7 @@
     </w:p>
     <w:p>
       <w:pPr>
-        <w:keepLines/>
-        <w:spacing w:after="220" w:line="240" w:lineRule="auto"/>
-        <w:ind w:left="198"/>
-        <w:rPr>
-          <w:rFonts w:ascii="Arial" w:hAnsi="Arial" w:cs="Arial"/>
-          <w:sz w:val="22"/>
-        </w:rPr>
-      </w:pPr>
-      <w:r>
-        <w:rPr>
-          <w:rFonts w:ascii="Arial" w:hAnsi="Arial" w:cs="Arial"/>
-          <w:sz w:val="22"/>
-        </w:rPr>
-        <w:t>Giải thích: Đáp án dùng is với danh từ số ít/không đếm được và are với danh từ số nhiều; trật tự từ phù hợp với câu khẳng định, phủ định hoặc nghi vấn.</w:t>
-      </w:r>
-    </w:p>
-    <w:p>
-      <w:pPr>
-        <w:spacing w:before="200" w:after="60" w:line="240" w:lineRule="auto"/>
+        <w:spacing w:before="200" w:after="120" w:line="240" w:lineRule="auto"/>
         <w:rPr>
           <w:rFonts w:ascii="Arial" w:hAnsi="Arial" w:cs="Arial"/>
           <w:b/>
@@ -3831,25 +3350,7 @@
     </w:p>
     <w:p>
       <w:pPr>
-        <w:keepLines/>
-        <w:spacing w:after="220" w:line="240" w:lineRule="auto"/>
-        <w:ind w:left="198"/>
-        <w:rPr>
-          <w:rFonts w:ascii="Arial" w:hAnsi="Arial" w:cs="Arial"/>
-          <w:sz w:val="22"/>
-        </w:rPr>
-      </w:pPr>
-      <w:r>
-        <w:rPr>
-          <w:rFonts w:ascii="Arial" w:hAnsi="Arial" w:cs="Arial"/>
-          <w:sz w:val="22"/>
-        </w:rPr>
-        <w:t>Giải thích: Đáp án dùng is với danh từ số ít/không đếm được và are với danh từ số nhiều; trật tự từ phù hợp với câu khẳng định, phủ định hoặc nghi vấn.</w:t>
-      </w:r>
-    </w:p>
-    <w:p>
-      <w:pPr>
-        <w:spacing w:before="200" w:after="60" w:line="240" w:lineRule="auto"/>
+        <w:spacing w:before="200" w:after="120" w:line="240" w:lineRule="auto"/>
         <w:rPr>
           <w:rFonts w:ascii="Arial" w:hAnsi="Arial" w:cs="Arial"/>
           <w:b/>
@@ -3863,24 +3364,6 @@
           <w:sz w:val="22"/>
         </w:rPr>
         <w:t>Câu 10: Are</w:t>
-      </w:r>
-    </w:p>
-    <w:p>
-      <w:pPr>
-        <w:keepLines/>
-        <w:spacing w:after="220" w:line="240" w:lineRule="auto"/>
-        <w:ind w:left="198"/>
-        <w:rPr>
-          <w:rFonts w:ascii="Arial" w:hAnsi="Arial" w:cs="Arial"/>
-          <w:sz w:val="22"/>
-        </w:rPr>
-      </w:pPr>
-      <w:r>
-        <w:rPr>
-          <w:rFonts w:ascii="Arial" w:hAnsi="Arial" w:cs="Arial"/>
-          <w:sz w:val="22"/>
-        </w:rPr>
-        <w:t>Giải thích: Đáp án dùng is với danh từ số ít/không đếm được và are với danh từ số nhiều; trật tự từ phù hợp với câu khẳng định, phủ định hoặc nghi vấn.</w:t>
       </w:r>
     </w:p>
     <w:p>
@@ -3902,7 +3385,7 @@
     </w:p>
     <w:p>
       <w:pPr>
-        <w:spacing w:before="200" w:after="60" w:line="240" w:lineRule="auto"/>
+        <w:spacing w:before="200" w:after="120" w:line="240" w:lineRule="auto"/>
         <w:rPr>
           <w:rFonts w:ascii="Arial" w:hAnsi="Arial" w:cs="Arial"/>
           <w:b/>
@@ -3920,25 +3403,7 @@
     </w:p>
     <w:p>
       <w:pPr>
-        <w:keepLines/>
-        <w:spacing w:after="220" w:line="240" w:lineRule="auto"/>
-        <w:ind w:left="198"/>
-        <w:rPr>
-          <w:rFonts w:ascii="Arial" w:hAnsi="Arial" w:cs="Arial"/>
-          <w:sz w:val="22"/>
-        </w:rPr>
-      </w:pPr>
-      <w:r>
-        <w:rPr>
-          <w:rFonts w:ascii="Arial" w:hAnsi="Arial" w:cs="Arial"/>
-          <w:sz w:val="22"/>
-        </w:rPr>
-        <w:t>Giải thích: This/these chỉ vật ở gần, that/those chỉ vật ở xa; dạng số ít hoặc số nhiều khớp với danh từ trong câu.</w:t>
-      </w:r>
-    </w:p>
-    <w:p>
-      <w:pPr>
-        <w:spacing w:before="200" w:after="60" w:line="240" w:lineRule="auto"/>
+        <w:spacing w:before="200" w:after="120" w:line="240" w:lineRule="auto"/>
         <w:rPr>
           <w:rFonts w:ascii="Arial" w:hAnsi="Arial" w:cs="Arial"/>
           <w:b/>
@@ -3956,25 +3421,7 @@
     </w:p>
     <w:p>
       <w:pPr>
-        <w:keepLines/>
-        <w:spacing w:after="220" w:line="240" w:lineRule="auto"/>
-        <w:ind w:left="198"/>
-        <w:rPr>
-          <w:rFonts w:ascii="Arial" w:hAnsi="Arial" w:cs="Arial"/>
-          <w:sz w:val="22"/>
-        </w:rPr>
-      </w:pPr>
-      <w:r>
-        <w:rPr>
-          <w:rFonts w:ascii="Arial" w:hAnsi="Arial" w:cs="Arial"/>
-          <w:sz w:val="22"/>
-        </w:rPr>
-        <w:t>Giải thích: This/these chỉ vật ở gần, that/those chỉ vật ở xa; dạng số ít hoặc số nhiều khớp với danh từ trong câu.</w:t>
-      </w:r>
-    </w:p>
-    <w:p>
-      <w:pPr>
-        <w:spacing w:before="200" w:after="60" w:line="240" w:lineRule="auto"/>
+        <w:spacing w:before="200" w:after="120" w:line="240" w:lineRule="auto"/>
         <w:rPr>
           <w:rFonts w:ascii="Arial" w:hAnsi="Arial" w:cs="Arial"/>
           <w:b/>
@@ -3992,25 +3439,7 @@
     </w:p>
     <w:p>
       <w:pPr>
-        <w:keepLines/>
-        <w:spacing w:after="220" w:line="240" w:lineRule="auto"/>
-        <w:ind w:left="198"/>
-        <w:rPr>
-          <w:rFonts w:ascii="Arial" w:hAnsi="Arial" w:cs="Arial"/>
-          <w:sz w:val="22"/>
-        </w:rPr>
-      </w:pPr>
-      <w:r>
-        <w:rPr>
-          <w:rFonts w:ascii="Arial" w:hAnsi="Arial" w:cs="Arial"/>
-          <w:sz w:val="22"/>
-        </w:rPr>
-        <w:t>Giải thích: This/these chỉ vật ở gần, that/those chỉ vật ở xa; dạng số ít hoặc số nhiều khớp với danh từ trong câu.</w:t>
-      </w:r>
-    </w:p>
-    <w:p>
-      <w:pPr>
-        <w:spacing w:before="200" w:after="60" w:line="240" w:lineRule="auto"/>
+        <w:spacing w:before="200" w:after="120" w:line="240" w:lineRule="auto"/>
         <w:rPr>
           <w:rFonts w:ascii="Arial" w:hAnsi="Arial" w:cs="Arial"/>
           <w:b/>
@@ -4028,25 +3457,7 @@
     </w:p>
     <w:p>
       <w:pPr>
-        <w:keepLines/>
-        <w:spacing w:after="220" w:line="240" w:lineRule="auto"/>
-        <w:ind w:left="198"/>
-        <w:rPr>
-          <w:rFonts w:ascii="Arial" w:hAnsi="Arial" w:cs="Arial"/>
-          <w:sz w:val="22"/>
-        </w:rPr>
-      </w:pPr>
-      <w:r>
-        <w:rPr>
-          <w:rFonts w:ascii="Arial" w:hAnsi="Arial" w:cs="Arial"/>
-          <w:sz w:val="22"/>
-        </w:rPr>
-        <w:t>Giải thích: This/these chỉ vật ở gần, that/those chỉ vật ở xa; dạng số ít hoặc số nhiều khớp với danh từ trong câu.</w:t>
-      </w:r>
-    </w:p>
-    <w:p>
-      <w:pPr>
-        <w:spacing w:before="200" w:after="60" w:line="240" w:lineRule="auto"/>
+        <w:spacing w:before="200" w:after="120" w:line="240" w:lineRule="auto"/>
         <w:rPr>
           <w:rFonts w:ascii="Arial" w:hAnsi="Arial" w:cs="Arial"/>
           <w:b/>
@@ -4064,25 +3475,7 @@
     </w:p>
     <w:p>
       <w:pPr>
-        <w:keepLines/>
-        <w:spacing w:after="220" w:line="240" w:lineRule="auto"/>
-        <w:ind w:left="198"/>
-        <w:rPr>
-          <w:rFonts w:ascii="Arial" w:hAnsi="Arial" w:cs="Arial"/>
-          <w:sz w:val="22"/>
-        </w:rPr>
-      </w:pPr>
-      <w:r>
-        <w:rPr>
-          <w:rFonts w:ascii="Arial" w:hAnsi="Arial" w:cs="Arial"/>
-          <w:sz w:val="22"/>
-        </w:rPr>
-        <w:t>Giải thích: This/these chỉ vật ở gần, that/those chỉ vật ở xa; dạng số ít hoặc số nhiều khớp với danh từ trong câu.</w:t>
-      </w:r>
-    </w:p>
-    <w:p>
-      <w:pPr>
-        <w:spacing w:before="200" w:after="60" w:line="240" w:lineRule="auto"/>
+        <w:spacing w:before="200" w:after="120" w:line="240" w:lineRule="auto"/>
         <w:rPr>
           <w:rFonts w:ascii="Arial" w:hAnsi="Arial" w:cs="Arial"/>
           <w:b/>
@@ -4100,25 +3493,7 @@
     </w:p>
     <w:p>
       <w:pPr>
-        <w:keepLines/>
-        <w:spacing w:after="220" w:line="240" w:lineRule="auto"/>
-        <w:ind w:left="198"/>
-        <w:rPr>
-          <w:rFonts w:ascii="Arial" w:hAnsi="Arial" w:cs="Arial"/>
-          <w:sz w:val="22"/>
-        </w:rPr>
-      </w:pPr>
-      <w:r>
-        <w:rPr>
-          <w:rFonts w:ascii="Arial" w:hAnsi="Arial" w:cs="Arial"/>
-          <w:sz w:val="22"/>
-        </w:rPr>
-        <w:t>Giải thích: This/these chỉ vật ở gần, that/those chỉ vật ở xa; dạng số ít hoặc số nhiều khớp với danh từ trong câu.</w:t>
-      </w:r>
-    </w:p>
-    <w:p>
-      <w:pPr>
-        <w:spacing w:before="200" w:after="60" w:line="240" w:lineRule="auto"/>
+        <w:spacing w:before="200" w:after="120" w:line="240" w:lineRule="auto"/>
         <w:rPr>
           <w:rFonts w:ascii="Arial" w:hAnsi="Arial" w:cs="Arial"/>
           <w:b/>
@@ -4136,25 +3511,7 @@
     </w:p>
     <w:p>
       <w:pPr>
-        <w:keepLines/>
-        <w:spacing w:after="220" w:line="240" w:lineRule="auto"/>
-        <w:ind w:left="198"/>
-        <w:rPr>
-          <w:rFonts w:ascii="Arial" w:hAnsi="Arial" w:cs="Arial"/>
-          <w:sz w:val="22"/>
-        </w:rPr>
-      </w:pPr>
-      <w:r>
-        <w:rPr>
-          <w:rFonts w:ascii="Arial" w:hAnsi="Arial" w:cs="Arial"/>
-          <w:sz w:val="22"/>
-        </w:rPr>
-        <w:t>Giải thích: This/these chỉ vật ở gần, that/those chỉ vật ở xa; dạng số ít hoặc số nhiều khớp với danh từ trong câu.</w:t>
-      </w:r>
-    </w:p>
-    <w:p>
-      <w:pPr>
-        <w:spacing w:before="200" w:after="60" w:line="240" w:lineRule="auto"/>
+        <w:spacing w:before="200" w:after="120" w:line="240" w:lineRule="auto"/>
         <w:rPr>
           <w:rFonts w:ascii="Arial" w:hAnsi="Arial" w:cs="Arial"/>
           <w:b/>
@@ -4172,25 +3529,7 @@
     </w:p>
     <w:p>
       <w:pPr>
-        <w:keepLines/>
-        <w:spacing w:after="220" w:line="240" w:lineRule="auto"/>
-        <w:ind w:left="198"/>
-        <w:rPr>
-          <w:rFonts w:ascii="Arial" w:hAnsi="Arial" w:cs="Arial"/>
-          <w:sz w:val="22"/>
-        </w:rPr>
-      </w:pPr>
-      <w:r>
-        <w:rPr>
-          <w:rFonts w:ascii="Arial" w:hAnsi="Arial" w:cs="Arial"/>
-          <w:sz w:val="22"/>
-        </w:rPr>
-        <w:t>Giải thích: This/these chỉ vật ở gần, that/those chỉ vật ở xa; dạng số ít hoặc số nhiều khớp với danh từ trong câu.</w:t>
-      </w:r>
-    </w:p>
-    <w:p>
-      <w:pPr>
-        <w:spacing w:before="200" w:after="60" w:line="240" w:lineRule="auto"/>
+        <w:spacing w:before="200" w:after="120" w:line="240" w:lineRule="auto"/>
         <w:rPr>
           <w:rFonts w:ascii="Arial" w:hAnsi="Arial" w:cs="Arial"/>
           <w:b/>
@@ -4208,25 +3547,7 @@
     </w:p>
     <w:p>
       <w:pPr>
-        <w:keepLines/>
-        <w:spacing w:after="220" w:line="240" w:lineRule="auto"/>
-        <w:ind w:left="198"/>
-        <w:rPr>
-          <w:rFonts w:ascii="Arial" w:hAnsi="Arial" w:cs="Arial"/>
-          <w:sz w:val="22"/>
-        </w:rPr>
-      </w:pPr>
-      <w:r>
-        <w:rPr>
-          <w:rFonts w:ascii="Arial" w:hAnsi="Arial" w:cs="Arial"/>
-          <w:sz w:val="22"/>
-        </w:rPr>
-        <w:t>Giải thích: This/these chỉ vật ở gần, that/those chỉ vật ở xa; dạng số ít hoặc số nhiều khớp với danh từ trong câu.</w:t>
-      </w:r>
-    </w:p>
-    <w:p>
-      <w:pPr>
-        <w:spacing w:before="200" w:after="60" w:line="240" w:lineRule="auto"/>
+        <w:spacing w:before="200" w:after="120" w:line="240" w:lineRule="auto"/>
         <w:rPr>
           <w:rFonts w:ascii="Arial" w:hAnsi="Arial" w:cs="Arial"/>
           <w:b/>
@@ -4240,24 +3561,6 @@
           <w:sz w:val="22"/>
         </w:rPr>
         <w:t>Câu 10: These</w:t>
-      </w:r>
-    </w:p>
-    <w:p>
-      <w:pPr>
-        <w:keepLines/>
-        <w:spacing w:after="220" w:line="240" w:lineRule="auto"/>
-        <w:ind w:left="198"/>
-        <w:rPr>
-          <w:rFonts w:ascii="Arial" w:hAnsi="Arial" w:cs="Arial"/>
-          <w:sz w:val="22"/>
-        </w:rPr>
-      </w:pPr>
-      <w:r>
-        <w:rPr>
-          <w:rFonts w:ascii="Arial" w:hAnsi="Arial" w:cs="Arial"/>
-          <w:sz w:val="22"/>
-        </w:rPr>
-        <w:t>Giải thích: This/these chỉ vật ở gần, that/those chỉ vật ở xa; dạng số ít hoặc số nhiều khớp với danh từ trong câu.</w:t>
       </w:r>
     </w:p>
     <w:p>
@@ -4279,7 +3582,7 @@
     </w:p>
     <w:p>
       <w:pPr>
-        <w:spacing w:before="200" w:after="60" w:line="240" w:lineRule="auto"/>
+        <w:spacing w:before="200" w:after="120" w:line="240" w:lineRule="auto"/>
         <w:rPr>
           <w:rFonts w:ascii="Arial" w:hAnsi="Arial" w:cs="Arial"/>
           <w:b/>
@@ -4297,25 +3600,7 @@
     </w:p>
     <w:p>
       <w:pPr>
-        <w:keepLines/>
-        <w:spacing w:after="220" w:line="240" w:lineRule="auto"/>
-        <w:ind w:left="198"/>
-        <w:rPr>
-          <w:rFonts w:ascii="Arial" w:hAnsi="Arial" w:cs="Arial"/>
-          <w:sz w:val="22"/>
-        </w:rPr>
-      </w:pPr>
-      <w:r>
-        <w:rPr>
-          <w:rFonts w:ascii="Arial" w:hAnsi="Arial" w:cs="Arial"/>
-          <w:sz w:val="22"/>
-        </w:rPr>
-        <w:t>Giải thích: Câu được biến đổi đúng vị trí của is/are và giữ nguyên số lượng cũng như ý nghĩa của câu gốc.</w:t>
-      </w:r>
-    </w:p>
-    <w:p>
-      <w:pPr>
-        <w:spacing w:before="200" w:after="60" w:line="240" w:lineRule="auto"/>
+        <w:spacing w:before="200" w:after="120" w:line="240" w:lineRule="auto"/>
         <w:rPr>
           <w:rFonts w:ascii="Arial" w:hAnsi="Arial" w:cs="Arial"/>
           <w:b/>
@@ -4333,25 +3618,7 @@
     </w:p>
     <w:p>
       <w:pPr>
-        <w:keepLines/>
-        <w:spacing w:after="220" w:line="240" w:lineRule="auto"/>
-        <w:ind w:left="198"/>
-        <w:rPr>
-          <w:rFonts w:ascii="Arial" w:hAnsi="Arial" w:cs="Arial"/>
-          <w:sz w:val="22"/>
-        </w:rPr>
-      </w:pPr>
-      <w:r>
-        <w:rPr>
-          <w:rFonts w:ascii="Arial" w:hAnsi="Arial" w:cs="Arial"/>
-          <w:sz w:val="22"/>
-        </w:rPr>
-        <w:t>Giải thích: Câu được biến đổi đúng vị trí của is/are và giữ nguyên số lượng cũng như ý nghĩa của câu gốc.</w:t>
-      </w:r>
-    </w:p>
-    <w:p>
-      <w:pPr>
-        <w:spacing w:before="200" w:after="60" w:line="240" w:lineRule="auto"/>
+        <w:spacing w:before="200" w:after="120" w:line="240" w:lineRule="auto"/>
         <w:rPr>
           <w:rFonts w:ascii="Arial" w:hAnsi="Arial" w:cs="Arial"/>
           <w:b/>
@@ -4369,25 +3636,7 @@
     </w:p>
     <w:p>
       <w:pPr>
-        <w:keepLines/>
-        <w:spacing w:after="220" w:line="240" w:lineRule="auto"/>
-        <w:ind w:left="198"/>
-        <w:rPr>
-          <w:rFonts w:ascii="Arial" w:hAnsi="Arial" w:cs="Arial"/>
-          <w:sz w:val="22"/>
-        </w:rPr>
-      </w:pPr>
-      <w:r>
-        <w:rPr>
-          <w:rFonts w:ascii="Arial" w:hAnsi="Arial" w:cs="Arial"/>
-          <w:sz w:val="22"/>
-        </w:rPr>
-        <w:t>Giải thích: Câu được biến đổi đúng vị trí của is/are và giữ nguyên số lượng cũng như ý nghĩa của câu gốc.</w:t>
-      </w:r>
-    </w:p>
-    <w:p>
-      <w:pPr>
-        <w:spacing w:before="200" w:after="60" w:line="240" w:lineRule="auto"/>
+        <w:spacing w:before="200" w:after="120" w:line="240" w:lineRule="auto"/>
         <w:rPr>
           <w:rFonts w:ascii="Arial" w:hAnsi="Arial" w:cs="Arial"/>
           <w:b/>
@@ -4405,25 +3654,7 @@
     </w:p>
     <w:p>
       <w:pPr>
-        <w:keepLines/>
-        <w:spacing w:after="220" w:line="240" w:lineRule="auto"/>
-        <w:ind w:left="198"/>
-        <w:rPr>
-          <w:rFonts w:ascii="Arial" w:hAnsi="Arial" w:cs="Arial"/>
-          <w:sz w:val="22"/>
-        </w:rPr>
-      </w:pPr>
-      <w:r>
-        <w:rPr>
-          <w:rFonts w:ascii="Arial" w:hAnsi="Arial" w:cs="Arial"/>
-          <w:sz w:val="22"/>
-        </w:rPr>
-        <w:t>Giải thích: Câu được biến đổi đúng vị trí của is/are và giữ nguyên số lượng cũng như ý nghĩa của câu gốc.</w:t>
-      </w:r>
-    </w:p>
-    <w:p>
-      <w:pPr>
-        <w:spacing w:before="200" w:after="60" w:line="240" w:lineRule="auto"/>
+        <w:spacing w:before="200" w:after="120" w:line="240" w:lineRule="auto"/>
         <w:rPr>
           <w:rFonts w:ascii="Arial" w:hAnsi="Arial" w:cs="Arial"/>
           <w:b/>
@@ -4441,25 +3672,7 @@
     </w:p>
     <w:p>
       <w:pPr>
-        <w:keepLines/>
-        <w:spacing w:after="220" w:line="240" w:lineRule="auto"/>
-        <w:ind w:left="198"/>
-        <w:rPr>
-          <w:rFonts w:ascii="Arial" w:hAnsi="Arial" w:cs="Arial"/>
-          <w:sz w:val="22"/>
-        </w:rPr>
-      </w:pPr>
-      <w:r>
-        <w:rPr>
-          <w:rFonts w:ascii="Arial" w:hAnsi="Arial" w:cs="Arial"/>
-          <w:sz w:val="22"/>
-        </w:rPr>
-        <w:t>Giải thích: Câu được biến đổi đúng vị trí của is/are và giữ nguyên số lượng cũng như ý nghĩa của câu gốc.</w:t>
-      </w:r>
-    </w:p>
-    <w:p>
-      <w:pPr>
-        <w:spacing w:before="200" w:after="60" w:line="240" w:lineRule="auto"/>
+        <w:spacing w:before="200" w:after="120" w:line="240" w:lineRule="auto"/>
         <w:rPr>
           <w:rFonts w:ascii="Arial" w:hAnsi="Arial" w:cs="Arial"/>
           <w:b/>
@@ -4477,25 +3690,7 @@
     </w:p>
     <w:p>
       <w:pPr>
-        <w:keepLines/>
-        <w:spacing w:after="220" w:line="240" w:lineRule="auto"/>
-        <w:ind w:left="198"/>
-        <w:rPr>
-          <w:rFonts w:ascii="Arial" w:hAnsi="Arial" w:cs="Arial"/>
-          <w:sz w:val="22"/>
-        </w:rPr>
-      </w:pPr>
-      <w:r>
-        <w:rPr>
-          <w:rFonts w:ascii="Arial" w:hAnsi="Arial" w:cs="Arial"/>
-          <w:sz w:val="22"/>
-        </w:rPr>
-        <w:t>Giải thích: Câu được biến đổi đúng vị trí của is/are và giữ nguyên số lượng cũng như ý nghĩa của câu gốc.</w:t>
-      </w:r>
-    </w:p>
-    <w:p>
-      <w:pPr>
-        <w:spacing w:before="200" w:after="60" w:line="240" w:lineRule="auto"/>
+        <w:spacing w:before="200" w:after="120" w:line="240" w:lineRule="auto"/>
         <w:rPr>
           <w:rFonts w:ascii="Arial" w:hAnsi="Arial" w:cs="Arial"/>
           <w:b/>
@@ -4513,25 +3708,7 @@
     </w:p>
     <w:p>
       <w:pPr>
-        <w:keepLines/>
-        <w:spacing w:after="220" w:line="240" w:lineRule="auto"/>
-        <w:ind w:left="198"/>
-        <w:rPr>
-          <w:rFonts w:ascii="Arial" w:hAnsi="Arial" w:cs="Arial"/>
-          <w:sz w:val="22"/>
-        </w:rPr>
-      </w:pPr>
-      <w:r>
-        <w:rPr>
-          <w:rFonts w:ascii="Arial" w:hAnsi="Arial" w:cs="Arial"/>
-          <w:sz w:val="22"/>
-        </w:rPr>
-        <w:t>Giải thích: Câu được biến đổi đúng vị trí của is/are và giữ nguyên số lượng cũng như ý nghĩa của câu gốc.</w:t>
-      </w:r>
-    </w:p>
-    <w:p>
-      <w:pPr>
-        <w:spacing w:before="200" w:after="60" w:line="240" w:lineRule="auto"/>
+        <w:spacing w:before="200" w:after="120" w:line="240" w:lineRule="auto"/>
         <w:rPr>
           <w:rFonts w:ascii="Arial" w:hAnsi="Arial" w:cs="Arial"/>
           <w:b/>
@@ -4549,25 +3726,7 @@
     </w:p>
     <w:p>
       <w:pPr>
-        <w:keepLines/>
-        <w:spacing w:after="220" w:line="240" w:lineRule="auto"/>
-        <w:ind w:left="198"/>
-        <w:rPr>
-          <w:rFonts w:ascii="Arial" w:hAnsi="Arial" w:cs="Arial"/>
-          <w:sz w:val="22"/>
-        </w:rPr>
-      </w:pPr>
-      <w:r>
-        <w:rPr>
-          <w:rFonts w:ascii="Arial" w:hAnsi="Arial" w:cs="Arial"/>
-          <w:sz w:val="22"/>
-        </w:rPr>
-        <w:t>Giải thích: Câu được biến đổi đúng vị trí của is/are và giữ nguyên số lượng cũng như ý nghĩa của câu gốc.</w:t>
-      </w:r>
-    </w:p>
-    <w:p>
-      <w:pPr>
-        <w:spacing w:before="200" w:after="60" w:line="240" w:lineRule="auto"/>
+        <w:spacing w:before="200" w:after="120" w:line="240" w:lineRule="auto"/>
         <w:rPr>
           <w:rFonts w:ascii="Arial" w:hAnsi="Arial" w:cs="Arial"/>
           <w:b/>
@@ -4585,25 +3744,7 @@
     </w:p>
     <w:p>
       <w:pPr>
-        <w:keepLines/>
-        <w:spacing w:after="220" w:line="240" w:lineRule="auto"/>
-        <w:ind w:left="198"/>
-        <w:rPr>
-          <w:rFonts w:ascii="Arial" w:hAnsi="Arial" w:cs="Arial"/>
-          <w:sz w:val="22"/>
-        </w:rPr>
-      </w:pPr>
-      <w:r>
-        <w:rPr>
-          <w:rFonts w:ascii="Arial" w:hAnsi="Arial" w:cs="Arial"/>
-          <w:sz w:val="22"/>
-        </w:rPr>
-        <w:t>Giải thích: Câu được biến đổi đúng vị trí của is/are và giữ nguyên số lượng cũng như ý nghĩa của câu gốc.</w:t>
-      </w:r>
-    </w:p>
-    <w:p>
-      <w:pPr>
-        <w:spacing w:before="200" w:after="60" w:line="240" w:lineRule="auto"/>
+        <w:spacing w:before="200" w:after="120" w:line="240" w:lineRule="auto"/>
         <w:rPr>
           <w:rFonts w:ascii="Arial" w:hAnsi="Arial" w:cs="Arial"/>
           <w:b/>
@@ -4617,24 +3758,6 @@
           <w:sz w:val="22"/>
         </w:rPr>
         <w:t>Câu 10: Is that your seat?</w:t>
-      </w:r>
-    </w:p>
-    <w:p>
-      <w:pPr>
-        <w:keepLines/>
-        <w:spacing w:after="220" w:line="240" w:lineRule="auto"/>
-        <w:ind w:left="198"/>
-        <w:rPr>
-          <w:rFonts w:ascii="Arial" w:hAnsi="Arial" w:cs="Arial"/>
-          <w:sz w:val="22"/>
-        </w:rPr>
-      </w:pPr>
-      <w:r>
-        <w:rPr>
-          <w:rFonts w:ascii="Arial" w:hAnsi="Arial" w:cs="Arial"/>
-          <w:sz w:val="22"/>
-        </w:rPr>
-        <w:t>Giải thích: Câu được biến đổi đúng vị trí của is/are và giữ nguyên số lượng cũng như ý nghĩa của câu gốc.</w:t>
       </w:r>
     </w:p>
     <w:p>
@@ -4656,7 +3779,7 @@
     </w:p>
     <w:p>
       <w:pPr>
-        <w:spacing w:before="200" w:after="60" w:line="240" w:lineRule="auto"/>
+        <w:spacing w:before="200" w:after="120" w:line="240" w:lineRule="auto"/>
         <w:rPr>
           <w:rFonts w:ascii="Arial" w:hAnsi="Arial" w:cs="Arial"/>
           <w:b/>
@@ -4674,25 +3797,7 @@
     </w:p>
     <w:p>
       <w:pPr>
-        <w:keepLines/>
-        <w:spacing w:after="220" w:line="240" w:lineRule="auto"/>
-        <w:ind w:left="198"/>
-        <w:rPr>
-          <w:rFonts w:ascii="Arial" w:hAnsi="Arial" w:cs="Arial"/>
-          <w:sz w:val="22"/>
-        </w:rPr>
-      </w:pPr>
-      <w:r>
-        <w:rPr>
-          <w:rFonts w:ascii="Arial" w:hAnsi="Arial" w:cs="Arial"/>
-          <w:sz w:val="22"/>
-        </w:rPr>
-        <w:t>Giải thích: Phần sửa an honest person khôi phục đúng mạo từ, giới từ, sự hòa hợp số ít–số nhiều hoặc cấu trúc câu bị sai.</w:t>
-      </w:r>
-    </w:p>
-    <w:p>
-      <w:pPr>
-        <w:spacing w:before="200" w:after="60" w:line="240" w:lineRule="auto"/>
+        <w:spacing w:before="200" w:after="120" w:line="240" w:lineRule="auto"/>
         <w:rPr>
           <w:rFonts w:ascii="Arial" w:hAnsi="Arial" w:cs="Arial"/>
           <w:b/>
@@ -4710,25 +3815,7 @@
     </w:p>
     <w:p>
       <w:pPr>
-        <w:keepLines/>
-        <w:spacing w:after="220" w:line="240" w:lineRule="auto"/>
-        <w:ind w:left="198"/>
-        <w:rPr>
-          <w:rFonts w:ascii="Arial" w:hAnsi="Arial" w:cs="Arial"/>
-          <w:sz w:val="22"/>
-        </w:rPr>
-      </w:pPr>
-      <w:r>
-        <w:rPr>
-          <w:rFonts w:ascii="Arial" w:hAnsi="Arial" w:cs="Arial"/>
-          <w:sz w:val="22"/>
-        </w:rPr>
-        <w:t>Giải thích: Phần sửa go to school khôi phục đúng mạo từ, giới từ, sự hòa hợp số ít–số nhiều hoặc cấu trúc câu bị sai.</w:t>
-      </w:r>
-    </w:p>
-    <w:p>
-      <w:pPr>
-        <w:spacing w:before="200" w:after="60" w:line="240" w:lineRule="auto"/>
+        <w:spacing w:before="200" w:after="120" w:line="240" w:lineRule="auto"/>
         <w:rPr>
           <w:rFonts w:ascii="Arial" w:hAnsi="Arial" w:cs="Arial"/>
           <w:b/>
@@ -4746,25 +3833,7 @@
     </w:p>
     <w:p>
       <w:pPr>
-        <w:keepLines/>
-        <w:spacing w:after="220" w:line="240" w:lineRule="auto"/>
-        <w:ind w:left="198"/>
-        <w:rPr>
-          <w:rFonts w:ascii="Arial" w:hAnsi="Arial" w:cs="Arial"/>
-          <w:sz w:val="22"/>
-        </w:rPr>
-      </w:pPr>
-      <w:r>
-        <w:rPr>
-          <w:rFonts w:ascii="Arial" w:hAnsi="Arial" w:cs="Arial"/>
-          <w:sz w:val="22"/>
-        </w:rPr>
-        <w:t>Giải thích: Phần sửa There is a sofa khôi phục đúng mạo từ, giới từ, sự hòa hợp số ít–số nhiều hoặc cấu trúc câu bị sai.</w:t>
-      </w:r>
-    </w:p>
-    <w:p>
-      <w:pPr>
-        <w:spacing w:before="200" w:after="60" w:line="240" w:lineRule="auto"/>
+        <w:spacing w:before="200" w:after="120" w:line="240" w:lineRule="auto"/>
         <w:rPr>
           <w:rFonts w:ascii="Arial" w:hAnsi="Arial" w:cs="Arial"/>
           <w:b/>
@@ -4782,25 +3851,7 @@
     </w:p>
     <w:p>
       <w:pPr>
-        <w:keepLines/>
-        <w:spacing w:after="220" w:line="240" w:lineRule="auto"/>
-        <w:ind w:left="198"/>
-        <w:rPr>
-          <w:rFonts w:ascii="Arial" w:hAnsi="Arial" w:cs="Arial"/>
-          <w:sz w:val="22"/>
-        </w:rPr>
-      </w:pPr>
-      <w:r>
-        <w:rPr>
-          <w:rFonts w:ascii="Arial" w:hAnsi="Arial" w:cs="Arial"/>
-          <w:sz w:val="22"/>
-        </w:rPr>
-        <w:t>Giải thích: Phần sửa Are there any books khôi phục đúng mạo từ, giới từ, sự hòa hợp số ít–số nhiều hoặc cấu trúc câu bị sai.</w:t>
-      </w:r>
-    </w:p>
-    <w:p>
-      <w:pPr>
-        <w:spacing w:before="200" w:after="60" w:line="240" w:lineRule="auto"/>
+        <w:spacing w:before="200" w:after="120" w:line="240" w:lineRule="auto"/>
         <w:rPr>
           <w:rFonts w:ascii="Arial" w:hAnsi="Arial" w:cs="Arial"/>
           <w:b/>
@@ -4818,25 +3869,7 @@
     </w:p>
     <w:p>
       <w:pPr>
-        <w:keepLines/>
-        <w:spacing w:after="220" w:line="240" w:lineRule="auto"/>
-        <w:ind w:left="198"/>
-        <w:rPr>
-          <w:rFonts w:ascii="Arial" w:hAnsi="Arial" w:cs="Arial"/>
-          <w:sz w:val="22"/>
-        </w:rPr>
-      </w:pPr>
-      <w:r>
-        <w:rPr>
-          <w:rFonts w:ascii="Arial" w:hAnsi="Arial" w:cs="Arial"/>
-          <w:sz w:val="22"/>
-        </w:rPr>
-        <w:t>Giải thích: Phần sửa These shoes khôi phục đúng mạo từ, giới từ, sự hòa hợp số ít–số nhiều hoặc cấu trúc câu bị sai.</w:t>
-      </w:r>
-    </w:p>
-    <w:p>
-      <w:pPr>
-        <w:spacing w:before="200" w:after="60" w:line="240" w:lineRule="auto"/>
+        <w:spacing w:before="200" w:after="120" w:line="240" w:lineRule="auto"/>
         <w:rPr>
           <w:rFonts w:ascii="Arial" w:hAnsi="Arial" w:cs="Arial"/>
           <w:b/>
@@ -4854,25 +3887,7 @@
     </w:p>
     <w:p>
       <w:pPr>
-        <w:keepLines/>
-        <w:spacing w:after="220" w:line="240" w:lineRule="auto"/>
-        <w:ind w:left="198"/>
-        <w:rPr>
-          <w:rFonts w:ascii="Arial" w:hAnsi="Arial" w:cs="Arial"/>
-          <w:sz w:val="22"/>
-        </w:rPr>
-      </w:pPr>
-      <w:r>
-        <w:rPr>
-          <w:rFonts w:ascii="Arial" w:hAnsi="Arial" w:cs="Arial"/>
-          <w:sz w:val="22"/>
-        </w:rPr>
-        <w:t>Giải thích: Phần sửa Those buildings ... are khôi phục đúng mạo từ, giới từ, sự hòa hợp số ít–số nhiều hoặc cấu trúc câu bị sai.</w:t>
-      </w:r>
-    </w:p>
-    <w:p>
-      <w:pPr>
-        <w:spacing w:before="200" w:after="60" w:line="240" w:lineRule="auto"/>
+        <w:spacing w:before="200" w:after="120" w:line="240" w:lineRule="auto"/>
         <w:rPr>
           <w:rFonts w:ascii="Arial" w:hAnsi="Arial" w:cs="Arial"/>
           <w:b/>
@@ -4890,25 +3905,7 @@
     </w:p>
     <w:p>
       <w:pPr>
-        <w:keepLines/>
-        <w:spacing w:after="220" w:line="240" w:lineRule="auto"/>
-        <w:ind w:left="198"/>
-        <w:rPr>
-          <w:rFonts w:ascii="Arial" w:hAnsi="Arial" w:cs="Arial"/>
-          <w:sz w:val="22"/>
-        </w:rPr>
-      </w:pPr>
-      <w:r>
-        <w:rPr>
-          <w:rFonts w:ascii="Arial" w:hAnsi="Arial" w:cs="Arial"/>
-          <w:sz w:val="22"/>
-        </w:rPr>
-        <w:t>Giải thích: Phần sửa at 9 a.m khôi phục đúng mạo từ, giới từ, sự hòa hợp số ít–số nhiều hoặc cấu trúc câu bị sai.</w:t>
-      </w:r>
-    </w:p>
-    <w:p>
-      <w:pPr>
-        <w:spacing w:before="200" w:after="60" w:line="240" w:lineRule="auto"/>
+        <w:spacing w:before="200" w:after="120" w:line="240" w:lineRule="auto"/>
         <w:rPr>
           <w:rFonts w:ascii="Arial" w:hAnsi="Arial" w:cs="Arial"/>
           <w:b/>
@@ -4926,25 +3923,7 @@
     </w:p>
     <w:p>
       <w:pPr>
-        <w:keepLines/>
-        <w:spacing w:after="220" w:line="240" w:lineRule="auto"/>
-        <w:ind w:left="198"/>
-        <w:rPr>
-          <w:rFonts w:ascii="Arial" w:hAnsi="Arial" w:cs="Arial"/>
-          <w:sz w:val="22"/>
-        </w:rPr>
-      </w:pPr>
-      <w:r>
-        <w:rPr>
-          <w:rFonts w:ascii="Arial" w:hAnsi="Arial" w:cs="Arial"/>
-          <w:sz w:val="22"/>
-        </w:rPr>
-        <w:t>Giải thích: Phần sửa on the wall khôi phục đúng mạo từ, giới từ, sự hòa hợp số ít–số nhiều hoặc cấu trúc câu bị sai.</w:t>
-      </w:r>
-    </w:p>
-    <w:p>
-      <w:pPr>
-        <w:spacing w:before="200" w:after="60" w:line="240" w:lineRule="auto"/>
+        <w:spacing w:before="200" w:after="120" w:line="240" w:lineRule="auto"/>
         <w:rPr>
           <w:rFonts w:ascii="Arial" w:hAnsi="Arial" w:cs="Arial"/>
           <w:b/>
@@ -4962,25 +3941,7 @@
     </w:p>
     <w:p>
       <w:pPr>
-        <w:keepLines/>
-        <w:spacing w:after="220" w:line="240" w:lineRule="auto"/>
-        <w:ind w:left="198"/>
-        <w:rPr>
-          <w:rFonts w:ascii="Arial" w:hAnsi="Arial" w:cs="Arial"/>
-          <w:sz w:val="22"/>
-        </w:rPr>
-      </w:pPr>
-      <w:r>
-        <w:rPr>
-          <w:rFonts w:ascii="Arial" w:hAnsi="Arial" w:cs="Arial"/>
-          <w:sz w:val="22"/>
-        </w:rPr>
-        <w:t>Giải thích: Phần sửa There are not any chairs khôi phục đúng mạo từ, giới từ, sự hòa hợp số ít–số nhiều hoặc cấu trúc câu bị sai.</w:t>
-      </w:r>
-    </w:p>
-    <w:p>
-      <w:pPr>
-        <w:spacing w:before="200" w:after="60" w:line="240" w:lineRule="auto"/>
+        <w:spacing w:before="200" w:after="120" w:line="240" w:lineRule="auto"/>
         <w:rPr>
           <w:rFonts w:ascii="Arial" w:hAnsi="Arial" w:cs="Arial"/>
           <w:b/>
@@ -4994,24 +3955,6 @@
           <w:sz w:val="22"/>
         </w:rPr>
         <w:t>Câu 10: walked into the shop</w:t>
-      </w:r>
-    </w:p>
-    <w:p>
-      <w:pPr>
-        <w:keepLines/>
-        <w:spacing w:after="220" w:line="240" w:lineRule="auto"/>
-        <w:ind w:left="198"/>
-        <w:rPr>
-          <w:rFonts w:ascii="Arial" w:hAnsi="Arial" w:cs="Arial"/>
-          <w:sz w:val="22"/>
-        </w:rPr>
-      </w:pPr>
-      <w:r>
-        <w:rPr>
-          <w:rFonts w:ascii="Arial" w:hAnsi="Arial" w:cs="Arial"/>
-          <w:sz w:val="22"/>
-        </w:rPr>
-        <w:t>Giải thích: Phần sửa walked into the shop khôi phục đúng mạo từ, giới từ, sự hòa hợp số ít–số nhiều hoặc cấu trúc câu bị sai.</w:t>
       </w:r>
     </w:p>
     <w:p>
@@ -5033,7 +3976,7 @@
     </w:p>
     <w:p>
       <w:pPr>
-        <w:spacing w:before="200" w:after="60" w:line="240" w:lineRule="auto"/>
+        <w:spacing w:before="200" w:after="120" w:line="240" w:lineRule="auto"/>
         <w:rPr>
           <w:rFonts w:ascii="Arial" w:hAnsi="Arial" w:cs="Arial"/>
           <w:b/>
@@ -5051,25 +3994,7 @@
     </w:p>
     <w:p>
       <w:pPr>
-        <w:keepLines/>
-        <w:spacing w:after="220" w:line="240" w:lineRule="auto"/>
-        <w:ind w:left="198"/>
-        <w:rPr>
-          <w:rFonts w:ascii="Arial" w:hAnsi="Arial" w:cs="Arial"/>
-          <w:sz w:val="22"/>
-        </w:rPr>
-      </w:pPr>
-      <w:r>
-        <w:rPr>
-          <w:rFonts w:ascii="Arial" w:hAnsi="Arial" w:cs="Arial"/>
-          <w:sz w:val="22"/>
-        </w:rPr>
-        <w:t>Giải thích: Câu trả lời có trật tự từ tự nhiên và đáp ứng đầy đủ chức năng giao tiếp hoặc dữ kiện được yêu cầu.</w:t>
-      </w:r>
-    </w:p>
-    <w:p>
-      <w:pPr>
-        <w:spacing w:before="200" w:after="60" w:line="240" w:lineRule="auto"/>
+        <w:spacing w:before="200" w:after="120" w:line="240" w:lineRule="auto"/>
         <w:rPr>
           <w:rFonts w:ascii="Arial" w:hAnsi="Arial" w:cs="Arial"/>
           <w:b/>
@@ -5087,25 +4012,7 @@
     </w:p>
     <w:p>
       <w:pPr>
-        <w:keepLines/>
-        <w:spacing w:after="220" w:line="240" w:lineRule="auto"/>
-        <w:ind w:left="198"/>
-        <w:rPr>
-          <w:rFonts w:ascii="Arial" w:hAnsi="Arial" w:cs="Arial"/>
-          <w:sz w:val="22"/>
-        </w:rPr>
-      </w:pPr>
-      <w:r>
-        <w:rPr>
-          <w:rFonts w:ascii="Arial" w:hAnsi="Arial" w:cs="Arial"/>
-          <w:sz w:val="22"/>
-        </w:rPr>
-        <w:t>Giải thích: Câu trả lời có trật tự từ tự nhiên và đáp ứng đầy đủ chức năng giao tiếp hoặc dữ kiện được yêu cầu.</w:t>
-      </w:r>
-    </w:p>
-    <w:p>
-      <w:pPr>
-        <w:spacing w:before="200" w:after="60" w:line="240" w:lineRule="auto"/>
+        <w:spacing w:before="200" w:after="120" w:line="240" w:lineRule="auto"/>
         <w:rPr>
           <w:rFonts w:ascii="Arial" w:hAnsi="Arial" w:cs="Arial"/>
           <w:b/>
@@ -5123,25 +4030,7 @@
     </w:p>
     <w:p>
       <w:pPr>
-        <w:keepLines/>
-        <w:spacing w:after="220" w:line="240" w:lineRule="auto"/>
-        <w:ind w:left="198"/>
-        <w:rPr>
-          <w:rFonts w:ascii="Arial" w:hAnsi="Arial" w:cs="Arial"/>
-          <w:sz w:val="22"/>
-        </w:rPr>
-      </w:pPr>
-      <w:r>
-        <w:rPr>
-          <w:rFonts w:ascii="Arial" w:hAnsi="Arial" w:cs="Arial"/>
-          <w:sz w:val="22"/>
-        </w:rPr>
-        <w:t>Giải thích: Câu trả lời có trật tự từ tự nhiên và đáp ứng đầy đủ chức năng giao tiếp hoặc dữ kiện được yêu cầu.</w:t>
-      </w:r>
-    </w:p>
-    <w:p>
-      <w:pPr>
-        <w:spacing w:before="200" w:after="60" w:line="240" w:lineRule="auto"/>
+        <w:spacing w:before="200" w:after="120" w:line="240" w:lineRule="auto"/>
         <w:rPr>
           <w:rFonts w:ascii="Arial" w:hAnsi="Arial" w:cs="Arial"/>
           <w:b/>
@@ -5159,25 +4048,7 @@
     </w:p>
     <w:p>
       <w:pPr>
-        <w:keepLines/>
-        <w:spacing w:after="220" w:line="240" w:lineRule="auto"/>
-        <w:ind w:left="198"/>
-        <w:rPr>
-          <w:rFonts w:ascii="Arial" w:hAnsi="Arial" w:cs="Arial"/>
-          <w:sz w:val="22"/>
-        </w:rPr>
-      </w:pPr>
-      <w:r>
-        <w:rPr>
-          <w:rFonts w:ascii="Arial" w:hAnsi="Arial" w:cs="Arial"/>
-          <w:sz w:val="22"/>
-        </w:rPr>
-        <w:t>Giải thích: Câu trả lời có trật tự từ tự nhiên và đáp ứng đầy đủ chức năng giao tiếp hoặc dữ kiện được yêu cầu.</w:t>
-      </w:r>
-    </w:p>
-    <w:p>
-      <w:pPr>
-        <w:spacing w:before="200" w:after="60" w:line="240" w:lineRule="auto"/>
+        <w:spacing w:before="200" w:after="120" w:line="240" w:lineRule="auto"/>
         <w:rPr>
           <w:rFonts w:ascii="Arial" w:hAnsi="Arial" w:cs="Arial"/>
           <w:b/>
@@ -5195,25 +4066,7 @@
     </w:p>
     <w:p>
       <w:pPr>
-        <w:keepLines/>
-        <w:spacing w:after="220" w:line="240" w:lineRule="auto"/>
-        <w:ind w:left="198"/>
-        <w:rPr>
-          <w:rFonts w:ascii="Arial" w:hAnsi="Arial" w:cs="Arial"/>
-          <w:sz w:val="22"/>
-        </w:rPr>
-      </w:pPr>
-      <w:r>
-        <w:rPr>
-          <w:rFonts w:ascii="Arial" w:hAnsi="Arial" w:cs="Arial"/>
-          <w:sz w:val="22"/>
-        </w:rPr>
-        <w:t>Giải thích: Câu trả lời có trật tự từ tự nhiên và đáp ứng đầy đủ chức năng giao tiếp hoặc dữ kiện được yêu cầu.</w:t>
-      </w:r>
-    </w:p>
-    <w:p>
-      <w:pPr>
-        <w:spacing w:before="200" w:after="60" w:line="240" w:lineRule="auto"/>
+        <w:spacing w:before="200" w:after="120" w:line="240" w:lineRule="auto"/>
         <w:rPr>
           <w:rFonts w:ascii="Arial" w:hAnsi="Arial" w:cs="Arial"/>
           <w:b/>
@@ -5231,25 +4084,7 @@
     </w:p>
     <w:p>
       <w:pPr>
-        <w:keepLines/>
-        <w:spacing w:after="220" w:line="240" w:lineRule="auto"/>
-        <w:ind w:left="198"/>
-        <w:rPr>
-          <w:rFonts w:ascii="Arial" w:hAnsi="Arial" w:cs="Arial"/>
-          <w:sz w:val="22"/>
-        </w:rPr>
-      </w:pPr>
-      <w:r>
-        <w:rPr>
-          <w:rFonts w:ascii="Arial" w:hAnsi="Arial" w:cs="Arial"/>
-          <w:sz w:val="22"/>
-        </w:rPr>
-        <w:t>Giải thích: Câu trả lời có trật tự từ tự nhiên và đáp ứng đầy đủ chức năng giao tiếp hoặc dữ kiện được yêu cầu.</w:t>
-      </w:r>
-    </w:p>
-    <w:p>
-      <w:pPr>
-        <w:spacing w:before="200" w:after="60" w:line="240" w:lineRule="auto"/>
+        <w:spacing w:before="200" w:after="120" w:line="240" w:lineRule="auto"/>
         <w:rPr>
           <w:rFonts w:ascii="Arial" w:hAnsi="Arial" w:cs="Arial"/>
           <w:b/>
@@ -5267,25 +4102,7 @@
     </w:p>
     <w:p>
       <w:pPr>
-        <w:keepLines/>
-        <w:spacing w:after="220" w:line="240" w:lineRule="auto"/>
-        <w:ind w:left="198"/>
-        <w:rPr>
-          <w:rFonts w:ascii="Arial" w:hAnsi="Arial" w:cs="Arial"/>
-          <w:sz w:val="22"/>
-        </w:rPr>
-      </w:pPr>
-      <w:r>
-        <w:rPr>
-          <w:rFonts w:ascii="Arial" w:hAnsi="Arial" w:cs="Arial"/>
-          <w:sz w:val="22"/>
-        </w:rPr>
-        <w:t>Giải thích: Câu trả lời có trật tự từ tự nhiên và đáp ứng đầy đủ chức năng giao tiếp hoặc dữ kiện được yêu cầu.</w:t>
-      </w:r>
-    </w:p>
-    <w:p>
-      <w:pPr>
-        <w:spacing w:before="200" w:after="60" w:line="240" w:lineRule="auto"/>
+        <w:spacing w:before="200" w:after="120" w:line="240" w:lineRule="auto"/>
         <w:rPr>
           <w:rFonts w:ascii="Arial" w:hAnsi="Arial" w:cs="Arial"/>
           <w:b/>
@@ -5303,25 +4120,7 @@
     </w:p>
     <w:p>
       <w:pPr>
-        <w:keepLines/>
-        <w:spacing w:after="220" w:line="240" w:lineRule="auto"/>
-        <w:ind w:left="198"/>
-        <w:rPr>
-          <w:rFonts w:ascii="Arial" w:hAnsi="Arial" w:cs="Arial"/>
-          <w:sz w:val="22"/>
-        </w:rPr>
-      </w:pPr>
-      <w:r>
-        <w:rPr>
-          <w:rFonts w:ascii="Arial" w:hAnsi="Arial" w:cs="Arial"/>
-          <w:sz w:val="22"/>
-        </w:rPr>
-        <w:t>Giải thích: Câu trả lời có trật tự từ tự nhiên và đáp ứng đầy đủ chức năng giao tiếp hoặc dữ kiện được yêu cầu.</w:t>
-      </w:r>
-    </w:p>
-    <w:p>
-      <w:pPr>
-        <w:spacing w:before="200" w:after="60" w:line="240" w:lineRule="auto"/>
+        <w:spacing w:before="200" w:after="120" w:line="240" w:lineRule="auto"/>
         <w:rPr>
           <w:rFonts w:ascii="Arial" w:hAnsi="Arial" w:cs="Arial"/>
           <w:b/>
@@ -5339,25 +4138,7 @@
     </w:p>
     <w:p>
       <w:pPr>
-        <w:keepLines/>
-        <w:spacing w:after="220" w:line="240" w:lineRule="auto"/>
-        <w:ind w:left="198"/>
-        <w:rPr>
-          <w:rFonts w:ascii="Arial" w:hAnsi="Arial" w:cs="Arial"/>
-          <w:sz w:val="22"/>
-        </w:rPr>
-      </w:pPr>
-      <w:r>
-        <w:rPr>
-          <w:rFonts w:ascii="Arial" w:hAnsi="Arial" w:cs="Arial"/>
-          <w:sz w:val="22"/>
-        </w:rPr>
-        <w:t>Giải thích: Câu trả lời có trật tự từ tự nhiên và đáp ứng đầy đủ chức năng giao tiếp hoặc dữ kiện được yêu cầu.</w:t>
-      </w:r>
-    </w:p>
-    <w:p>
-      <w:pPr>
-        <w:spacing w:before="200" w:after="60" w:line="240" w:lineRule="auto"/>
+        <w:spacing w:before="200" w:after="120" w:line="240" w:lineRule="auto"/>
         <w:rPr>
           <w:rFonts w:ascii="Arial" w:hAnsi="Arial" w:cs="Arial"/>
           <w:b/>
@@ -5371,24 +4152,6 @@
           <w:sz w:val="22"/>
         </w:rPr>
         <w:t>Câu 10: The cat is sleeping under the bed</w:t>
-      </w:r>
-    </w:p>
-    <w:p>
-      <w:pPr>
-        <w:keepLines/>
-        <w:spacing w:after="220" w:line="240" w:lineRule="auto"/>
-        <w:ind w:left="198"/>
-        <w:rPr>
-          <w:rFonts w:ascii="Arial" w:hAnsi="Arial" w:cs="Arial"/>
-          <w:sz w:val="22"/>
-        </w:rPr>
-      </w:pPr>
-      <w:r>
-        <w:rPr>
-          <w:rFonts w:ascii="Arial" w:hAnsi="Arial" w:cs="Arial"/>
-          <w:sz w:val="22"/>
-        </w:rPr>
-        <w:t>Giải thích: Câu trả lời có trật tự từ tự nhiên và đáp ứng đầy đủ chức năng giao tiếp hoặc dữ kiện được yêu cầu.</w:t>
       </w:r>
     </w:p>
     <w:p>
@@ -5410,7 +4173,7 @@
     </w:p>
     <w:p>
       <w:pPr>
-        <w:spacing w:before="200" w:after="60" w:line="240" w:lineRule="auto"/>
+        <w:spacing w:before="200" w:after="120" w:line="240" w:lineRule="auto"/>
         <w:rPr>
           <w:rFonts w:ascii="Arial" w:hAnsi="Arial" w:cs="Arial"/>
           <w:b/>
@@ -5428,25 +4191,7 @@
     </w:p>
     <w:p>
       <w:pPr>
-        <w:keepLines/>
-        <w:spacing w:after="220" w:line="240" w:lineRule="auto"/>
-        <w:ind w:left="198"/>
-        <w:rPr>
-          <w:rFonts w:ascii="Arial" w:hAnsi="Arial" w:cs="Arial"/>
-          <w:sz w:val="22"/>
-        </w:rPr>
-      </w:pPr>
-      <w:r>
-        <w:rPr>
-          <w:rFonts w:ascii="Arial" w:hAnsi="Arial" w:cs="Arial"/>
-          <w:sz w:val="22"/>
-        </w:rPr>
-        <w:t>Giải thích: Bản dịch giữ đúng nghĩa câu tiếng Việt và sử dụng chính xác cấu trúc trọng tâm của bài 26–29.</w:t>
-      </w:r>
-    </w:p>
-    <w:p>
-      <w:pPr>
-        <w:spacing w:before="200" w:after="60" w:line="240" w:lineRule="auto"/>
+        <w:spacing w:before="200" w:after="120" w:line="240" w:lineRule="auto"/>
         <w:rPr>
           <w:rFonts w:ascii="Arial" w:hAnsi="Arial" w:cs="Arial"/>
           <w:b/>
@@ -5464,25 +4209,7 @@
     </w:p>
     <w:p>
       <w:pPr>
-        <w:keepLines/>
-        <w:spacing w:after="220" w:line="240" w:lineRule="auto"/>
-        <w:ind w:left="198"/>
-        <w:rPr>
-          <w:rFonts w:ascii="Arial" w:hAnsi="Arial" w:cs="Arial"/>
-          <w:sz w:val="22"/>
-        </w:rPr>
-      </w:pPr>
-      <w:r>
-        <w:rPr>
-          <w:rFonts w:ascii="Arial" w:hAnsi="Arial" w:cs="Arial"/>
-          <w:sz w:val="22"/>
-        </w:rPr>
-        <w:t>Giải thích: Bản dịch giữ đúng nghĩa câu tiếng Việt và sử dụng chính xác cấu trúc trọng tâm của bài 26–29.</w:t>
-      </w:r>
-    </w:p>
-    <w:p>
-      <w:pPr>
-        <w:spacing w:before="200" w:after="60" w:line="240" w:lineRule="auto"/>
+        <w:spacing w:before="200" w:after="120" w:line="240" w:lineRule="auto"/>
         <w:rPr>
           <w:rFonts w:ascii="Arial" w:hAnsi="Arial" w:cs="Arial"/>
           <w:b/>
@@ -5500,25 +4227,7 @@
     </w:p>
     <w:p>
       <w:pPr>
-        <w:keepLines/>
-        <w:spacing w:after="220" w:line="240" w:lineRule="auto"/>
-        <w:ind w:left="198"/>
-        <w:rPr>
-          <w:rFonts w:ascii="Arial" w:hAnsi="Arial" w:cs="Arial"/>
-          <w:sz w:val="22"/>
-        </w:rPr>
-      </w:pPr>
-      <w:r>
-        <w:rPr>
-          <w:rFonts w:ascii="Arial" w:hAnsi="Arial" w:cs="Arial"/>
-          <w:sz w:val="22"/>
-        </w:rPr>
-        <w:t>Giải thích: Bản dịch giữ đúng nghĩa câu tiếng Việt và sử dụng chính xác cấu trúc trọng tâm của bài 26–29.</w:t>
-      </w:r>
-    </w:p>
-    <w:p>
-      <w:pPr>
-        <w:spacing w:before="200" w:after="60" w:line="240" w:lineRule="auto"/>
+        <w:spacing w:before="200" w:after="120" w:line="240" w:lineRule="auto"/>
         <w:rPr>
           <w:rFonts w:ascii="Arial" w:hAnsi="Arial" w:cs="Arial"/>
           <w:b/>
@@ -5536,25 +4245,7 @@
     </w:p>
     <w:p>
       <w:pPr>
-        <w:keepLines/>
-        <w:spacing w:after="220" w:line="240" w:lineRule="auto"/>
-        <w:ind w:left="198"/>
-        <w:rPr>
-          <w:rFonts w:ascii="Arial" w:hAnsi="Arial" w:cs="Arial"/>
-          <w:sz w:val="22"/>
-        </w:rPr>
-      </w:pPr>
-      <w:r>
-        <w:rPr>
-          <w:rFonts w:ascii="Arial" w:hAnsi="Arial" w:cs="Arial"/>
-          <w:sz w:val="22"/>
-        </w:rPr>
-        <w:t>Giải thích: Bản dịch giữ đúng nghĩa câu tiếng Việt và sử dụng chính xác cấu trúc trọng tâm của bài 26–29.</w:t>
-      </w:r>
-    </w:p>
-    <w:p>
-      <w:pPr>
-        <w:spacing w:before="200" w:after="60" w:line="240" w:lineRule="auto"/>
+        <w:spacing w:before="200" w:after="120" w:line="240" w:lineRule="auto"/>
         <w:rPr>
           <w:rFonts w:ascii="Arial" w:hAnsi="Arial" w:cs="Arial"/>
           <w:b/>
@@ -5572,25 +4263,7 @@
     </w:p>
     <w:p>
       <w:pPr>
-        <w:keepLines/>
-        <w:spacing w:after="220" w:line="240" w:lineRule="auto"/>
-        <w:ind w:left="198"/>
-        <w:rPr>
-          <w:rFonts w:ascii="Arial" w:hAnsi="Arial" w:cs="Arial"/>
-          <w:sz w:val="22"/>
-        </w:rPr>
-      </w:pPr>
-      <w:r>
-        <w:rPr>
-          <w:rFonts w:ascii="Arial" w:hAnsi="Arial" w:cs="Arial"/>
-          <w:sz w:val="22"/>
-        </w:rPr>
-        <w:t>Giải thích: Bản dịch giữ đúng nghĩa câu tiếng Việt và sử dụng chính xác cấu trúc trọng tâm của bài 26–29.</w:t>
-      </w:r>
-    </w:p>
-    <w:p>
-      <w:pPr>
-        <w:spacing w:before="200" w:after="60" w:line="240" w:lineRule="auto"/>
+        <w:spacing w:before="200" w:after="120" w:line="240" w:lineRule="auto"/>
         <w:rPr>
           <w:rFonts w:ascii="Arial" w:hAnsi="Arial" w:cs="Arial"/>
           <w:b/>
@@ -5608,25 +4281,7 @@
     </w:p>
     <w:p>
       <w:pPr>
-        <w:keepLines/>
-        <w:spacing w:after="220" w:line="240" w:lineRule="auto"/>
-        <w:ind w:left="198"/>
-        <w:rPr>
-          <w:rFonts w:ascii="Arial" w:hAnsi="Arial" w:cs="Arial"/>
-          <w:sz w:val="22"/>
-        </w:rPr>
-      </w:pPr>
-      <w:r>
-        <w:rPr>
-          <w:rFonts w:ascii="Arial" w:hAnsi="Arial" w:cs="Arial"/>
-          <w:sz w:val="22"/>
-        </w:rPr>
-        <w:t>Giải thích: Bản dịch giữ đúng nghĩa câu tiếng Việt và sử dụng chính xác cấu trúc trọng tâm của bài 26–29.</w:t>
-      </w:r>
-    </w:p>
-    <w:p>
-      <w:pPr>
-        <w:spacing w:before="200" w:after="60" w:line="240" w:lineRule="auto"/>
+        <w:spacing w:before="200" w:after="120" w:line="240" w:lineRule="auto"/>
         <w:rPr>
           <w:rFonts w:ascii="Arial" w:hAnsi="Arial" w:cs="Arial"/>
           <w:b/>
@@ -5644,25 +4299,7 @@
     </w:p>
     <w:p>
       <w:pPr>
-        <w:keepLines/>
-        <w:spacing w:after="220" w:line="240" w:lineRule="auto"/>
-        <w:ind w:left="198"/>
-        <w:rPr>
-          <w:rFonts w:ascii="Arial" w:hAnsi="Arial" w:cs="Arial"/>
-          <w:sz w:val="22"/>
-        </w:rPr>
-      </w:pPr>
-      <w:r>
-        <w:rPr>
-          <w:rFonts w:ascii="Arial" w:hAnsi="Arial" w:cs="Arial"/>
-          <w:sz w:val="22"/>
-        </w:rPr>
-        <w:t>Giải thích: Bản dịch giữ đúng nghĩa câu tiếng Việt và sử dụng chính xác cấu trúc trọng tâm của bài 26–29.</w:t>
-      </w:r>
-    </w:p>
-    <w:p>
-      <w:pPr>
-        <w:spacing w:before="200" w:after="60" w:line="240" w:lineRule="auto"/>
+        <w:spacing w:before="200" w:after="120" w:line="240" w:lineRule="auto"/>
         <w:rPr>
           <w:rFonts w:ascii="Arial" w:hAnsi="Arial" w:cs="Arial"/>
           <w:b/>
@@ -5680,25 +4317,7 @@
     </w:p>
     <w:p>
       <w:pPr>
-        <w:keepLines/>
-        <w:spacing w:after="220" w:line="240" w:lineRule="auto"/>
-        <w:ind w:left="198"/>
-        <w:rPr>
-          <w:rFonts w:ascii="Arial" w:hAnsi="Arial" w:cs="Arial"/>
-          <w:sz w:val="22"/>
-        </w:rPr>
-      </w:pPr>
-      <w:r>
-        <w:rPr>
-          <w:rFonts w:ascii="Arial" w:hAnsi="Arial" w:cs="Arial"/>
-          <w:sz w:val="22"/>
-        </w:rPr>
-        <w:t>Giải thích: Bản dịch giữ đúng nghĩa câu tiếng Việt và sử dụng chính xác cấu trúc trọng tâm của bài 26–29.</w:t>
-      </w:r>
-    </w:p>
-    <w:p>
-      <w:pPr>
-        <w:spacing w:before="200" w:after="60" w:line="240" w:lineRule="auto"/>
+        <w:spacing w:before="200" w:after="120" w:line="240" w:lineRule="auto"/>
         <w:rPr>
           <w:rFonts w:ascii="Arial" w:hAnsi="Arial" w:cs="Arial"/>
           <w:b/>
@@ -5716,25 +4335,7 @@
     </w:p>
     <w:p>
       <w:pPr>
-        <w:keepLines/>
-        <w:spacing w:after="220" w:line="240" w:lineRule="auto"/>
-        <w:ind w:left="198"/>
-        <w:rPr>
-          <w:rFonts w:ascii="Arial" w:hAnsi="Arial" w:cs="Arial"/>
-          <w:sz w:val="22"/>
-        </w:rPr>
-      </w:pPr>
-      <w:r>
-        <w:rPr>
-          <w:rFonts w:ascii="Arial" w:hAnsi="Arial" w:cs="Arial"/>
-          <w:sz w:val="22"/>
-        </w:rPr>
-        <w:t>Giải thích: Bản dịch giữ đúng nghĩa câu tiếng Việt và sử dụng chính xác cấu trúc trọng tâm của bài 26–29.</w:t>
-      </w:r>
-    </w:p>
-    <w:p>
-      <w:pPr>
-        <w:spacing w:before="200" w:after="60" w:line="240" w:lineRule="auto"/>
+        <w:spacing w:before="200" w:after="120" w:line="240" w:lineRule="auto"/>
         <w:rPr>
           <w:rFonts w:ascii="Arial" w:hAnsi="Arial" w:cs="Arial"/>
           <w:b/>
@@ -5748,24 +4349,6 @@
           <w:sz w:val="22"/>
         </w:rPr>
         <w:t>Câu 10: The bank is opposite the park</w:t>
-      </w:r>
-    </w:p>
-    <w:p>
-      <w:pPr>
-        <w:keepLines/>
-        <w:spacing w:after="220" w:line="240" w:lineRule="auto"/>
-        <w:ind w:left="198"/>
-        <w:rPr>
-          <w:rFonts w:ascii="Arial" w:hAnsi="Arial" w:cs="Arial"/>
-          <w:sz w:val="22"/>
-        </w:rPr>
-      </w:pPr>
-      <w:r>
-        <w:rPr>
-          <w:rFonts w:ascii="Arial" w:hAnsi="Arial" w:cs="Arial"/>
-          <w:sz w:val="22"/>
-        </w:rPr>
-        <w:t>Giải thích: Bản dịch giữ đúng nghĩa câu tiếng Việt và sử dụng chính xác cấu trúc trọng tâm của bài 26–29.</w:t>
       </w:r>
     </w:p>
     <w:p>
@@ -5787,7 +4370,7 @@
     </w:p>
     <w:p>
       <w:pPr>
-        <w:spacing w:before="200" w:after="60" w:line="240" w:lineRule="auto"/>
+        <w:spacing w:before="200" w:after="120" w:line="240" w:lineRule="auto"/>
         <w:rPr>
           <w:rFonts w:ascii="Arial" w:hAnsi="Arial" w:cs="Arial"/>
           <w:b/>
@@ -5805,25 +4388,7 @@
     </w:p>
     <w:p>
       <w:pPr>
-        <w:keepLines/>
-        <w:spacing w:after="220" w:line="240" w:lineRule="auto"/>
-        <w:ind w:left="198"/>
-        <w:rPr>
-          <w:rFonts w:ascii="Arial" w:hAnsi="Arial" w:cs="Arial"/>
-          <w:sz w:val="22"/>
-        </w:rPr>
-      </w:pPr>
-      <w:r>
-        <w:rPr>
-          <w:rFonts w:ascii="Arial" w:hAnsi="Arial" w:cs="Arial"/>
-          <w:sz w:val="22"/>
-        </w:rPr>
-        <w:t>Giải thích: Bằng chứng nằm trực tiếp trong đoạn đọc; chi tiết về người/vật, vị trí, số lượng hoặc thời gian dẫn đến câu trả lời On the second floor.</w:t>
-      </w:r>
-    </w:p>
-    <w:p>
-      <w:pPr>
-        <w:spacing w:before="200" w:after="60" w:line="240" w:lineRule="auto"/>
+        <w:spacing w:before="200" w:after="120" w:line="240" w:lineRule="auto"/>
         <w:rPr>
           <w:rFonts w:ascii="Arial" w:hAnsi="Arial" w:cs="Arial"/>
           <w:b/>
@@ -5841,25 +4406,7 @@
     </w:p>
     <w:p>
       <w:pPr>
-        <w:keepLines/>
-        <w:spacing w:after="220" w:line="240" w:lineRule="auto"/>
-        <w:ind w:left="198"/>
-        <w:rPr>
-          <w:rFonts w:ascii="Arial" w:hAnsi="Arial" w:cs="Arial"/>
-          <w:sz w:val="22"/>
-        </w:rPr>
-      </w:pPr>
-      <w:r>
-        <w:rPr>
-          <w:rFonts w:ascii="Arial" w:hAnsi="Arial" w:cs="Arial"/>
-          <w:sz w:val="22"/>
-        </w:rPr>
-        <w:t>Giải thích: Bằng chứng nằm trực tiếp trong đoạn đọc; chi tiết về người/vật, vị trí, số lượng hoặc thời gian dẫn đến câu trả lời A large board.</w:t>
-      </w:r>
-    </w:p>
-    <w:p>
-      <w:pPr>
-        <w:spacing w:before="200" w:after="60" w:line="240" w:lineRule="auto"/>
+        <w:spacing w:before="200" w:after="120" w:line="240" w:lineRule="auto"/>
         <w:rPr>
           <w:rFonts w:ascii="Arial" w:hAnsi="Arial" w:cs="Arial"/>
           <w:b/>
@@ -5877,25 +4424,7 @@
     </w:p>
     <w:p>
       <w:pPr>
-        <w:keepLines/>
-        <w:spacing w:after="220" w:line="240" w:lineRule="auto"/>
-        <w:ind w:left="198"/>
-        <w:rPr>
-          <w:rFonts w:ascii="Arial" w:hAnsi="Arial" w:cs="Arial"/>
-          <w:sz w:val="22"/>
-        </w:rPr>
-      </w:pPr>
-      <w:r>
-        <w:rPr>
-          <w:rFonts w:ascii="Arial" w:hAnsi="Arial" w:cs="Arial"/>
-          <w:sz w:val="22"/>
-        </w:rPr>
-        <w:t>Giải thích: Bằng chứng nằm trực tiếp trong đoạn đọc; chi tiết về người/vật, vị trí, số lượng hoặc thời gian dẫn đến câu trả lời Twenty.</w:t>
-      </w:r>
-    </w:p>
-    <w:p>
-      <w:pPr>
-        <w:spacing w:before="200" w:after="60" w:line="240" w:lineRule="auto"/>
+        <w:spacing w:before="200" w:after="120" w:line="240" w:lineRule="auto"/>
         <w:rPr>
           <w:rFonts w:ascii="Arial" w:hAnsi="Arial" w:cs="Arial"/>
           <w:b/>
@@ -5913,25 +4442,7 @@
     </w:p>
     <w:p>
       <w:pPr>
-        <w:keepLines/>
-        <w:spacing w:after="220" w:line="240" w:lineRule="auto"/>
-        <w:ind w:left="198"/>
-        <w:rPr>
-          <w:rFonts w:ascii="Arial" w:hAnsi="Arial" w:cs="Arial"/>
-          <w:sz w:val="22"/>
-        </w:rPr>
-      </w:pPr>
-      <w:r>
-        <w:rPr>
-          <w:rFonts w:ascii="Arial" w:hAnsi="Arial" w:cs="Arial"/>
-          <w:sz w:val="22"/>
-        </w:rPr>
-        <w:t>Giải thích: Bằng chứng nằm trực tiếp trong đoạn đọc; chi tiết về người/vật, vị trí, số lượng hoặc thời gian dẫn đến câu trả lời Next to the window.</w:t>
-      </w:r>
-    </w:p>
-    <w:p>
-      <w:pPr>
-        <w:spacing w:before="200" w:after="60" w:line="240" w:lineRule="auto"/>
+        <w:spacing w:before="200" w:after="120" w:line="240" w:lineRule="auto"/>
         <w:rPr>
           <w:rFonts w:ascii="Arial" w:hAnsi="Arial" w:cs="Arial"/>
           <w:b/>
@@ -5949,25 +4460,7 @@
     </w:p>
     <w:p>
       <w:pPr>
-        <w:keepLines/>
-        <w:spacing w:after="220" w:line="240" w:lineRule="auto"/>
-        <w:ind w:left="198"/>
-        <w:rPr>
-          <w:rFonts w:ascii="Arial" w:hAnsi="Arial" w:cs="Arial"/>
-          <w:sz w:val="22"/>
-        </w:rPr>
-      </w:pPr>
-      <w:r>
-        <w:rPr>
-          <w:rFonts w:ascii="Arial" w:hAnsi="Arial" w:cs="Arial"/>
-          <w:sz w:val="22"/>
-        </w:rPr>
-        <w:t>Giải thích: Bằng chứng nằm trực tiếp trong đoạn đọc; chi tiết về người/vật, vị trí, số lượng hoặc thời gian dẫn đến câu trả lời A clock.</w:t>
-      </w:r>
-    </w:p>
-    <w:p>
-      <w:pPr>
-        <w:spacing w:before="200" w:after="60" w:line="240" w:lineRule="auto"/>
+        <w:spacing w:before="200" w:after="120" w:line="240" w:lineRule="auto"/>
         <w:rPr>
           <w:rFonts w:ascii="Arial" w:hAnsi="Arial" w:cs="Arial"/>
           <w:b/>
@@ -5985,25 +4478,7 @@
     </w:p>
     <w:p>
       <w:pPr>
-        <w:keepLines/>
-        <w:spacing w:after="220" w:line="240" w:lineRule="auto"/>
-        <w:ind w:left="198"/>
-        <w:rPr>
-          <w:rFonts w:ascii="Arial" w:hAnsi="Arial" w:cs="Arial"/>
-          <w:sz w:val="22"/>
-        </w:rPr>
-      </w:pPr>
-      <w:r>
-        <w:rPr>
-          <w:rFonts w:ascii="Arial" w:hAnsi="Arial" w:cs="Arial"/>
-          <w:sz w:val="22"/>
-        </w:rPr>
-        <w:t>Giải thích: Bằng chứng nằm trực tiếp trong đoạn đọc; chi tiết về người/vật, vị trí, số lượng hoặc thời gian dẫn đến câu trả lời No, there is not.</w:t>
-      </w:r>
-    </w:p>
-    <w:p>
-      <w:pPr>
-        <w:spacing w:before="200" w:after="60" w:line="240" w:lineRule="auto"/>
+        <w:spacing w:before="200" w:after="120" w:line="240" w:lineRule="auto"/>
         <w:rPr>
           <w:rFonts w:ascii="Arial" w:hAnsi="Arial" w:cs="Arial"/>
           <w:b/>
@@ -6021,25 +4496,7 @@
     </w:p>
     <w:p>
       <w:pPr>
-        <w:keepLines/>
-        <w:spacing w:after="220" w:line="240" w:lineRule="auto"/>
-        <w:ind w:left="198"/>
-        <w:rPr>
-          <w:rFonts w:ascii="Arial" w:hAnsi="Arial" w:cs="Arial"/>
-          <w:sz w:val="22"/>
-        </w:rPr>
-      </w:pPr>
-      <w:r>
-        <w:rPr>
-          <w:rFonts w:ascii="Arial" w:hAnsi="Arial" w:cs="Arial"/>
-          <w:sz w:val="22"/>
-        </w:rPr>
-        <w:t>Giải thích: Bằng chứng nằm trực tiếp trong đoạn đọc; chi tiết về người/vật, vị trí, số lượng hoặc thời gian dẫn đến câu trả lời Students.</w:t>
-      </w:r>
-    </w:p>
-    <w:p>
-      <w:pPr>
-        <w:spacing w:before="200" w:after="60" w:line="240" w:lineRule="auto"/>
+        <w:spacing w:before="200" w:after="120" w:line="240" w:lineRule="auto"/>
         <w:rPr>
           <w:rFonts w:ascii="Arial" w:hAnsi="Arial" w:cs="Arial"/>
           <w:b/>
@@ -6057,25 +4514,7 @@
     </w:p>
     <w:p>
       <w:pPr>
-        <w:keepLines/>
-        <w:spacing w:after="220" w:line="240" w:lineRule="auto"/>
-        <w:ind w:left="198"/>
-        <w:rPr>
-          <w:rFonts w:ascii="Arial" w:hAnsi="Arial" w:cs="Arial"/>
-          <w:sz w:val="22"/>
-        </w:rPr>
-      </w:pPr>
-      <w:r>
-        <w:rPr>
-          <w:rFonts w:ascii="Arial" w:hAnsi="Arial" w:cs="Arial"/>
-          <w:sz w:val="22"/>
-        </w:rPr>
-        <w:t>Giải thích: Bằng chứng nằm trực tiếp trong đoạn đọc; chi tiết về người/vật, vị trí, số lượng hoặc thời gian dẫn đến câu trả lời Opposite the classroom.</w:t>
-      </w:r>
-    </w:p>
-    <w:p>
-      <w:pPr>
-        <w:spacing w:before="200" w:after="60" w:line="240" w:lineRule="auto"/>
+        <w:spacing w:before="200" w:after="120" w:line="240" w:lineRule="auto"/>
         <w:rPr>
           <w:rFonts w:ascii="Arial" w:hAnsi="Arial" w:cs="Arial"/>
           <w:b/>
@@ -6093,25 +4532,7 @@
     </w:p>
     <w:p>
       <w:pPr>
-        <w:keepLines/>
-        <w:spacing w:after="220" w:line="240" w:lineRule="auto"/>
-        <w:ind w:left="198"/>
-        <w:rPr>
-          <w:rFonts w:ascii="Arial" w:hAnsi="Arial" w:cs="Arial"/>
-          <w:sz w:val="22"/>
-        </w:rPr>
-      </w:pPr>
-      <w:r>
-        <w:rPr>
-          <w:rFonts w:ascii="Arial" w:hAnsi="Arial" w:cs="Arial"/>
-          <w:sz w:val="22"/>
-        </w:rPr>
-        <w:t>Giải thích: Bằng chứng nằm trực tiếp trong đoạn đọc; chi tiết về người/vật, vị trí, số lượng hoặc thời gian dẫn đến câu trả lời At 8 a.m.</w:t>
-      </w:r>
-    </w:p>
-    <w:p>
-      <w:pPr>
-        <w:spacing w:before="200" w:after="60" w:line="240" w:lineRule="auto"/>
+        <w:spacing w:before="200" w:after="120" w:line="240" w:lineRule="auto"/>
         <w:rPr>
           <w:rFonts w:ascii="Arial" w:hAnsi="Arial" w:cs="Arial"/>
           <w:b/>
@@ -6125,24 +4546,6 @@
           <w:sz w:val="22"/>
         </w:rPr>
         <w:t>Câu 10: At 5 p.m</w:t>
-      </w:r>
-    </w:p>
-    <w:p>
-      <w:pPr>
-        <w:keepLines/>
-        <w:spacing w:after="220" w:line="240" w:lineRule="auto"/>
-        <w:ind w:left="198"/>
-        <w:rPr>
-          <w:rFonts w:ascii="Arial" w:hAnsi="Arial" w:cs="Arial"/>
-          <w:sz w:val="22"/>
-        </w:rPr>
-      </w:pPr>
-      <w:r>
-        <w:rPr>
-          <w:rFonts w:ascii="Arial" w:hAnsi="Arial" w:cs="Arial"/>
-          <w:sz w:val="22"/>
-        </w:rPr>
-        <w:t>Giải thích: Bằng chứng nằm trực tiếp trong đoạn đọc; chi tiết về người/vật, vị trí, số lượng hoặc thời gian dẫn đến câu trả lời At 5 p.m.</w:t>
       </w:r>
     </w:p>
     <w:p>
